--- a/Kursovaya_TourAgency.docx
+++ b/Kursovaya_TourAgency.docx
@@ -183,21 +183,7 @@
         <w:rPr>
           <w:lang w:val="ru-RU"/>
         </w:rPr>
-        <w:t xml:space="preserve">Руководитель: преподаватель </w:t>
-      </w:r>
-      <w:proofErr w:type="spellStart"/>
-      <w:r>
-        <w:rPr>
-          <w:lang w:val="ru-RU"/>
-        </w:rPr>
-        <w:t>Мажирин</w:t>
-      </w:r>
-      <w:proofErr w:type="spellEnd"/>
-      <w:r>
-        <w:rPr>
-          <w:lang w:val="ru-RU"/>
-        </w:rPr>
-        <w:t xml:space="preserve"> А.А.</w:t>
+        <w:t>Руководитель: преподаватель Мажирин А.А.</w:t>
       </w:r>
     </w:p>
     <w:p>
@@ -255,351 +241,360 @@
       </w:pPr>
       <w:r>
         <w:lastRenderedPageBreak/>
-        <w:t>Задание на курсовую работу</w:t>
-      </w:r>
-    </w:p>
-    <w:p>
-      <w:pPr>
-        <w:spacing w:after="0" w:line="360" w:lineRule="auto"/>
-        <w:rPr>
-          <w:lang w:val="ru-RU"/>
-        </w:rPr>
-      </w:pPr>
-      <w:r>
-        <w:rPr>
-          <w:b/>
-          <w:lang w:val="ru-RU"/>
-        </w:rPr>
-        <w:t>Таблица 0.1 – Задание на разработку</w:t>
-      </w:r>
-    </w:p>
-    <w:tbl>
-      <w:tblPr>
-        <w:tblStyle w:val="aff0"/>
-        <w:tblW w:w="0" w:type="auto"/>
-        <w:tblLook w:val="04A0" w:firstRow="1" w:lastRow="0" w:firstColumn="1" w:lastColumn="0" w:noHBand="0" w:noVBand="1"/>
-      </w:tblPr>
-      <w:tblGrid>
-        <w:gridCol w:w="2268"/>
-        <w:gridCol w:w="6803"/>
-      </w:tblGrid>
-      <w:tr>
-        <w:tc>
-          <w:tcPr>
-            <w:tcW w:w="2268" w:type="dxa"/>
-            <w:shd w:val="clear" w:color="auto" w:fill="E9EEF7"/>
-            <w:vAlign w:val="center"/>
-          </w:tcPr>
-          <w:p>
-            <w:pPr>
-              <w:spacing w:line="276" w:lineRule="auto"/>
-              <w:jc w:val="center"/>
-            </w:pPr>
-            <w:proofErr w:type="spellStart"/>
-            <w:r>
-              <w:rPr>
-                <w:b/>
-                <w:sz w:val="24"/>
-              </w:rPr>
-              <w:t>Показатель</w:t>
-            </w:r>
-            <w:proofErr w:type="spellEnd"/>
-          </w:p>
-        </w:tc>
-        <w:tc>
-          <w:tcPr>
-            <w:tcW w:w="6803" w:type="dxa"/>
-            <w:shd w:val="clear" w:color="auto" w:fill="E9EEF7"/>
-            <w:vAlign w:val="center"/>
-          </w:tcPr>
-          <w:p>
-            <w:pPr>
-              <w:spacing w:line="276" w:lineRule="auto"/>
-              <w:jc w:val="center"/>
-            </w:pPr>
-            <w:r>
-              <w:rPr>
-                <w:b/>
-                <w:sz w:val="24"/>
-              </w:rPr>
-              <w:t>Содержание</w:t>
-            </w:r>
-          </w:p>
-        </w:tc>
-      </w:tr>
-      <w:tr>
-        <w:tc>
-          <w:tcPr>
-            <w:tcW w:w="2268" w:type="dxa"/>
-            <w:vAlign w:val="center"/>
-          </w:tcPr>
-          <w:p>
-            <w:pPr>
-              <w:spacing w:line="276" w:lineRule="auto"/>
-              <w:jc w:val="center"/>
-            </w:pPr>
-            <w:r>
-              <w:rPr>
-                <w:sz w:val="22"/>
-              </w:rPr>
-              <w:t>Тема</w:t>
-            </w:r>
-          </w:p>
-        </w:tc>
-        <w:tc>
-          <w:tcPr>
-            <w:tcW w:w="6803" w:type="dxa"/>
-            <w:vAlign w:val="center"/>
-          </w:tcPr>
-          <w:p>
-            <w:pPr>
-              <w:spacing w:line="276" w:lineRule="auto"/>
-              <w:rPr>
-                <w:lang w:val="ru-RU"/>
-              </w:rPr>
-            </w:pPr>
-            <w:r>
-              <w:rPr>
-                <w:sz w:val="22"/>
-                <w:lang w:val="ru-RU"/>
-              </w:rPr>
-              <w:t>Разработка программного модуля учета туров и заявок туристического агентства</w:t>
-            </w:r>
-          </w:p>
-        </w:tc>
-      </w:tr>
-      <w:tr>
-        <w:tc>
-          <w:tcPr>
-            <w:tcW w:w="2268" w:type="dxa"/>
-            <w:vAlign w:val="center"/>
-          </w:tcPr>
-          <w:p>
-            <w:pPr>
-              <w:spacing w:line="276" w:lineRule="auto"/>
-              <w:jc w:val="center"/>
-            </w:pPr>
-            <w:proofErr w:type="spellStart"/>
-            <w:r>
-              <w:rPr>
-                <w:sz w:val="22"/>
-              </w:rPr>
-              <w:t>Цель</w:t>
-            </w:r>
-            <w:proofErr w:type="spellEnd"/>
-          </w:p>
-        </w:tc>
-        <w:tc>
-          <w:tcPr>
-            <w:tcW w:w="6803" w:type="dxa"/>
-            <w:vAlign w:val="center"/>
-          </w:tcPr>
-          <w:p>
-            <w:pPr>
-              <w:spacing w:line="276" w:lineRule="auto"/>
-              <w:rPr>
-                <w:lang w:val="ru-RU"/>
-              </w:rPr>
-            </w:pPr>
-            <w:r>
-              <w:rPr>
-                <w:sz w:val="22"/>
-                <w:lang w:val="ru-RU"/>
-              </w:rPr>
-              <w:t>Разработать настольный программный модуль для подбора туров, ведения клиентов, оформления заявок, учета оплат и формирования договора.</w:t>
-            </w:r>
-          </w:p>
-        </w:tc>
-      </w:tr>
-      <w:tr>
-        <w:tc>
-          <w:tcPr>
-            <w:tcW w:w="2268" w:type="dxa"/>
-            <w:vAlign w:val="center"/>
-          </w:tcPr>
-          <w:p>
-            <w:pPr>
-              <w:spacing w:line="276" w:lineRule="auto"/>
-              <w:jc w:val="center"/>
-            </w:pPr>
-            <w:proofErr w:type="spellStart"/>
-            <w:r>
-              <w:rPr>
-                <w:sz w:val="22"/>
-              </w:rPr>
-              <w:t>Исходные</w:t>
-            </w:r>
-            <w:proofErr w:type="spellEnd"/>
-            <w:r>
-              <w:rPr>
-                <w:sz w:val="22"/>
-              </w:rPr>
-              <w:t xml:space="preserve"> </w:t>
-            </w:r>
-            <w:proofErr w:type="spellStart"/>
-            <w:r>
-              <w:rPr>
-                <w:sz w:val="22"/>
-              </w:rPr>
-              <w:t>данные</w:t>
-            </w:r>
-            <w:proofErr w:type="spellEnd"/>
-          </w:p>
-        </w:tc>
-        <w:tc>
-          <w:tcPr>
-            <w:tcW w:w="6803" w:type="dxa"/>
-            <w:vAlign w:val="center"/>
-          </w:tcPr>
-          <w:p>
-            <w:pPr>
-              <w:spacing w:line="276" w:lineRule="auto"/>
-              <w:rPr>
-                <w:lang w:val="ru-RU"/>
-              </w:rPr>
-            </w:pPr>
-            <w:r>
-              <w:rPr>
-                <w:sz w:val="22"/>
-                <w:lang w:val="ru-RU"/>
-              </w:rPr>
-              <w:t>Предметная область туристического агентства; среда разработки .</w:t>
-            </w:r>
-            <w:r>
-              <w:rPr>
-                <w:sz w:val="22"/>
-              </w:rPr>
-              <w:t>NET</w:t>
-            </w:r>
-            <w:r>
-              <w:rPr>
-                <w:sz w:val="22"/>
-                <w:lang w:val="ru-RU"/>
-              </w:rPr>
-              <w:t xml:space="preserve"> 8; фреймворк </w:t>
-            </w:r>
-            <w:r>
-              <w:rPr>
-                <w:sz w:val="22"/>
-              </w:rPr>
-              <w:t>Avalonia</w:t>
-            </w:r>
-            <w:r>
-              <w:rPr>
-                <w:sz w:val="22"/>
-                <w:lang w:val="ru-RU"/>
-              </w:rPr>
-              <w:t xml:space="preserve"> </w:t>
-            </w:r>
-            <w:r>
-              <w:rPr>
-                <w:sz w:val="22"/>
-              </w:rPr>
-              <w:t>UI</w:t>
-            </w:r>
-            <w:r>
-              <w:rPr>
-                <w:sz w:val="22"/>
-                <w:lang w:val="ru-RU"/>
-              </w:rPr>
-              <w:t xml:space="preserve">; СУБД </w:t>
-            </w:r>
-            <w:r>
-              <w:rPr>
-                <w:sz w:val="22"/>
-              </w:rPr>
-              <w:t>PostgreSQL</w:t>
-            </w:r>
-            <w:r>
-              <w:rPr>
-                <w:sz w:val="22"/>
-                <w:lang w:val="ru-RU"/>
-              </w:rPr>
-              <w:t xml:space="preserve">; библиотека </w:t>
-            </w:r>
-            <w:proofErr w:type="spellStart"/>
-            <w:r>
-              <w:rPr>
-                <w:sz w:val="22"/>
-              </w:rPr>
-              <w:t>Npgsql</w:t>
-            </w:r>
-            <w:proofErr w:type="spellEnd"/>
-            <w:r>
-              <w:rPr>
-                <w:sz w:val="22"/>
-                <w:lang w:val="ru-RU"/>
-              </w:rPr>
-              <w:t>.</w:t>
-            </w:r>
-          </w:p>
-        </w:tc>
-      </w:tr>
-      <w:tr>
-        <w:tc>
-          <w:tcPr>
-            <w:tcW w:w="2268" w:type="dxa"/>
-            <w:vAlign w:val="center"/>
-          </w:tcPr>
-          <w:p>
-            <w:pPr>
-              <w:spacing w:line="276" w:lineRule="auto"/>
-              <w:jc w:val="center"/>
-            </w:pPr>
-            <w:proofErr w:type="spellStart"/>
-            <w:r>
-              <w:rPr>
-                <w:sz w:val="22"/>
-              </w:rPr>
-              <w:t>Результат</w:t>
-            </w:r>
-            <w:proofErr w:type="spellEnd"/>
-          </w:p>
-        </w:tc>
-        <w:tc>
-          <w:tcPr>
-            <w:tcW w:w="6803" w:type="dxa"/>
-            <w:vAlign w:val="center"/>
-          </w:tcPr>
-          <w:p>
-            <w:pPr>
-              <w:spacing w:line="276" w:lineRule="auto"/>
-              <w:rPr>
-                <w:lang w:val="ru-RU"/>
-              </w:rPr>
-            </w:pPr>
-            <w:r>
-              <w:rPr>
-                <w:sz w:val="22"/>
-                <w:lang w:val="ru-RU"/>
-              </w:rPr>
-              <w:t xml:space="preserve">Работающее приложение </w:t>
-            </w:r>
-            <w:proofErr w:type="spellStart"/>
-            <w:r>
-              <w:rPr>
-                <w:sz w:val="22"/>
-              </w:rPr>
-              <w:t>TourAgency</w:t>
-            </w:r>
-            <w:proofErr w:type="spellEnd"/>
-            <w:r>
-              <w:rPr>
-                <w:sz w:val="22"/>
-                <w:lang w:val="ru-RU"/>
-              </w:rPr>
-              <w:t>1, структура базы данных, тестовые данные, пояснительная записка и руководство пользователя.</w:t>
-            </w:r>
-          </w:p>
-        </w:tc>
-      </w:tr>
-    </w:tbl>
-    <w:p>
-      <w:pPr>
-        <w:rPr>
-          <w:lang w:val="ru-RU"/>
-        </w:rPr>
-      </w:pPr>
+        <w:t>Содержание</w:t>
+      </w:r>
+    </w:p>
+    <w:p>
+      <w:pPr>
+        <w:spacing w:after="0"/>
+        <w:jc w:val="both"/>
+        <w:rPr>
+          <w:lang w:val="ru-RU"/>
+        </w:rPr>
+      </w:pPr>
+      <w:r>
+        <w:rPr>
+          <w:lang w:val="ru-RU"/>
+        </w:rPr>
+        <w:t>Введение......................................................................4</w:t>
+      </w:r>
+    </w:p>
+    <w:p>
+      <w:pPr>
+        <w:spacing w:after="0"/>
+        <w:jc w:val="both"/>
+        <w:rPr>
+          <w:lang w:val="ru-RU"/>
+        </w:rPr>
+      </w:pPr>
+      <w:r>
+        <w:rPr>
+          <w:lang w:val="ru-RU"/>
+        </w:rPr>
+        <w:t>1 Постановка задачи...........................................................5</w:t>
+      </w:r>
+    </w:p>
+    <w:p>
+      <w:pPr>
+        <w:spacing w:after="0"/>
+        <w:jc w:val="both"/>
+        <w:rPr>
+          <w:lang w:val="ru-RU"/>
+        </w:rPr>
+      </w:pPr>
+      <w:r>
+        <w:rPr>
+          <w:lang w:val="ru-RU"/>
+        </w:rPr>
+        <w:t>1.1 Анализ предметной области.................................................5</w:t>
+      </w:r>
+    </w:p>
+    <w:p>
+      <w:pPr>
+        <w:spacing w:after="0"/>
+        <w:jc w:val="both"/>
+        <w:rPr>
+          <w:lang w:val="ru-RU"/>
+        </w:rPr>
+      </w:pPr>
+      <w:r>
+        <w:rPr>
+          <w:lang w:val="ru-RU"/>
+        </w:rPr>
+        <w:t>1.2 Функциональные и нефункциональные требования..............................6</w:t>
+      </w:r>
+    </w:p>
+    <w:p>
+      <w:pPr>
+        <w:spacing w:after="0"/>
+        <w:jc w:val="both"/>
+        <w:rPr>
+          <w:lang w:val="ru-RU"/>
+        </w:rPr>
+      </w:pPr>
+      <w:r>
+        <w:rPr>
+          <w:lang w:val="ru-RU"/>
+        </w:rPr>
+        <w:t>1.3 Выбор средств разработки..................................................7</w:t>
+      </w:r>
+    </w:p>
+    <w:p>
+      <w:pPr>
+        <w:spacing w:after="0"/>
+        <w:jc w:val="both"/>
+        <w:rPr>
+          <w:lang w:val="ru-RU"/>
+        </w:rPr>
+      </w:pPr>
+      <w:r>
+        <w:rPr>
+          <w:lang w:val="ru-RU"/>
+        </w:rPr>
+        <w:t>2 Проектирование программного модуля..........................................9</w:t>
+      </w:r>
+    </w:p>
+    <w:p>
+      <w:pPr>
+        <w:spacing w:after="0"/>
+        <w:jc w:val="both"/>
+        <w:rPr>
+          <w:lang w:val="ru-RU"/>
+        </w:rPr>
+      </w:pPr>
+      <w:r>
+        <w:rPr>
+          <w:lang w:val="ru-RU"/>
+        </w:rPr>
+        <w:t>2.1 Архитектура приложения....................................................9</w:t>
+      </w:r>
+    </w:p>
+    <w:p>
+      <w:pPr>
+        <w:spacing w:after="0"/>
+        <w:jc w:val="both"/>
+        <w:rPr>
+          <w:lang w:val="ru-RU"/>
+        </w:rPr>
+      </w:pPr>
+      <w:r>
+        <w:rPr>
+          <w:lang w:val="ru-RU"/>
+        </w:rPr>
+        <w:t>2.2 Проектирование базы данных................................................10</w:t>
+      </w:r>
+    </w:p>
+    <w:p>
+      <w:pPr>
+        <w:spacing w:after="0"/>
+        <w:jc w:val="both"/>
+        <w:rPr>
+          <w:lang w:val="ru-RU"/>
+        </w:rPr>
+      </w:pPr>
+      <w:r>
+        <w:rPr>
+          <w:lang w:val="ru-RU"/>
+        </w:rPr>
+        <w:t>2.3 Проектирование пользовательского интерфейса...............................12</w:t>
+      </w:r>
+    </w:p>
+    <w:p>
+      <w:pPr>
+        <w:spacing w:after="0"/>
+        <w:jc w:val="both"/>
+        <w:rPr>
+          <w:lang w:val="ru-RU"/>
+        </w:rPr>
+      </w:pPr>
+      <w:r>
+        <w:rPr>
+          <w:lang w:val="ru-RU"/>
+        </w:rPr>
+        <w:t>3 Разработка программного модуля..............................................13</w:t>
+      </w:r>
+    </w:p>
+    <w:p>
+      <w:pPr>
+        <w:spacing w:after="0"/>
+        <w:jc w:val="both"/>
+        <w:rPr>
+          <w:lang w:val="ru-RU"/>
+        </w:rPr>
+      </w:pPr>
+      <w:r>
+        <w:rPr>
+          <w:lang w:val="ru-RU"/>
+        </w:rPr>
+        <w:t>3.1 Реализация модели данных..................................................13</w:t>
+      </w:r>
+    </w:p>
+    <w:p>
+      <w:pPr>
+        <w:spacing w:after="0"/>
+        <w:jc w:val="both"/>
+        <w:rPr>
+          <w:lang w:val="ru-RU"/>
+        </w:rPr>
+      </w:pPr>
+      <w:r>
+        <w:rPr>
+          <w:lang w:val="ru-RU"/>
+        </w:rPr>
+        <w:t>3.2 Реализация доступа к данным...............................................14</w:t>
+      </w:r>
+    </w:p>
+    <w:p>
+      <w:pPr>
+        <w:spacing w:after="0"/>
+        <w:jc w:val="both"/>
+        <w:rPr>
+          <w:lang w:val="ru-RU"/>
+        </w:rPr>
+      </w:pPr>
+      <w:r>
+        <w:rPr>
+          <w:lang w:val="ru-RU"/>
+        </w:rPr>
+        <w:t>3.3 Реализация логики интерфейса..............................................15</w:t>
+      </w:r>
+    </w:p>
+    <w:p>
+      <w:pPr>
+        <w:spacing w:after="0"/>
+        <w:jc w:val="both"/>
+        <w:rPr>
+          <w:lang w:val="ru-RU"/>
+        </w:rPr>
+      </w:pPr>
+      <w:r>
+        <w:rPr>
+          <w:lang w:val="ru-RU"/>
+        </w:rPr>
+        <w:t>3.4 Дополнительные проектные материалы........................................16</w:t>
+      </w:r>
+    </w:p>
+    <w:p>
+      <w:pPr>
+        <w:spacing w:after="0"/>
+        <w:jc w:val="both"/>
+        <w:rPr>
+          <w:lang w:val="ru-RU"/>
+        </w:rPr>
+      </w:pPr>
+      <w:r>
+        <w:rPr>
+          <w:lang w:val="ru-RU"/>
+        </w:rPr>
+        <w:t>4 Тестирование и руководство пользователя.....................................21</w:t>
+      </w:r>
+    </w:p>
+    <w:p>
+      <w:pPr>
+        <w:spacing w:after="0"/>
+        <w:jc w:val="both"/>
+        <w:rPr>
+          <w:lang w:val="ru-RU"/>
+        </w:rPr>
+      </w:pPr>
+      <w:r>
+        <w:rPr>
+          <w:lang w:val="ru-RU"/>
+        </w:rPr>
+        <w:t>4.1 Методика тестирования.....................................................21</w:t>
+      </w:r>
+    </w:p>
+    <w:p>
+      <w:pPr>
+        <w:spacing w:after="0"/>
+        <w:jc w:val="both"/>
+        <w:rPr>
+          <w:lang w:val="ru-RU"/>
+        </w:rPr>
+      </w:pPr>
+      <w:r>
+        <w:rPr>
+          <w:lang w:val="ru-RU"/>
+        </w:rPr>
+        <w:t>4.2 Результаты тестирования...................................................22</w:t>
+      </w:r>
+    </w:p>
+    <w:p>
+      <w:pPr>
+        <w:spacing w:after="0"/>
+        <w:jc w:val="both"/>
+        <w:rPr>
+          <w:lang w:val="ru-RU"/>
+        </w:rPr>
+      </w:pPr>
+      <w:r>
+        <w:rPr>
+          <w:lang w:val="ru-RU"/>
+        </w:rPr>
+        <w:t>4.3 Руководство пользователя..................................................23</w:t>
+      </w:r>
+    </w:p>
+    <w:p>
+      <w:pPr>
+        <w:spacing w:after="0"/>
+        <w:jc w:val="both"/>
+        <w:rPr>
+          <w:lang w:val="ru-RU"/>
+        </w:rPr>
+      </w:pPr>
+      <w:r>
+        <w:rPr>
+          <w:lang w:val="ru-RU"/>
+        </w:rPr>
+        <w:t>4.4 Программа испытаний.......................................................24</w:t>
+      </w:r>
+    </w:p>
+    <w:p>
+      <w:pPr>
+        <w:spacing w:after="0"/>
+        <w:jc w:val="both"/>
+        <w:rPr>
+          <w:lang w:val="ru-RU"/>
+        </w:rPr>
+      </w:pPr>
+      <w:r>
+        <w:rPr>
+          <w:lang w:val="ru-RU"/>
+        </w:rPr>
+        <w:t>Заключение....................................................................27</w:t>
+      </w:r>
+    </w:p>
+    <w:p>
+      <w:pPr>
+        <w:spacing w:after="0"/>
+        <w:jc w:val="both"/>
+        <w:rPr>
+          <w:lang w:val="ru-RU"/>
+        </w:rPr>
+      </w:pPr>
+      <w:r>
+        <w:rPr>
+          <w:lang w:val="ru-RU"/>
+        </w:rPr>
+        <w:t>Список использованных источников..............................................28</w:t>
+      </w:r>
+    </w:p>
+    <w:p>
+      <w:pPr>
+        <w:spacing w:after="0"/>
+        <w:jc w:val="both"/>
+        <w:rPr>
+          <w:lang w:val="ru-RU"/>
+        </w:rPr>
+      </w:pPr>
+      <w:r>
+        <w:rPr>
+          <w:lang w:val="ru-RU"/>
+        </w:rPr>
+        <w:t>Приложения....................................................................29</w:t>
+      </w:r>
+    </w:p>
+    <w:p>
+      <w:pPr>
+        <w:rPr>
+          <w:lang w:val="ru-RU"/>
+        </w:rPr>
+      </w:pPr>
+      <w:r>
+        <w:rPr>
+          <w:lang w:val="ru-RU"/>
+        </w:rPr>
+        <w:br w:type="page"/>
+      </w:r>
+    </w:p>
+    <w:p>
+      <w:pPr>
+        <w:pStyle w:val="1"/>
+      </w:pPr>
+      <w:r>
+        <w:lastRenderedPageBreak/>
+        <w:t>ВВЕДЕНИЕ</w:t>
+      </w:r>
     </w:p>
     <w:p>
       <w:pPr>
@@ -614,993 +609,7 @@
         <w:rPr>
           <w:lang w:val="ru-RU"/>
         </w:rPr>
-        <w:t>В ходе выполнения работы необходимо проанализировать предметную область, определить требования к программному модулю, спроектировать структуру данных и пользовательский интерфейс, реализовать программный код, выполнить проверку работоспособности и подготовить пользовательскую инструкцию.</w:t>
-      </w:r>
-    </w:p>
-    <w:p>
-      <w:pPr>
-        <w:spacing w:after="0" w:line="360" w:lineRule="auto"/>
-      </w:pPr>
-      <w:proofErr w:type="spellStart"/>
-      <w:r>
-        <w:rPr>
-          <w:b/>
-        </w:rPr>
-        <w:t>Таблица</w:t>
-      </w:r>
-      <w:proofErr w:type="spellEnd"/>
-      <w:r>
-        <w:rPr>
-          <w:b/>
-        </w:rPr>
-        <w:t xml:space="preserve"> 0.2 – </w:t>
-      </w:r>
-      <w:proofErr w:type="spellStart"/>
-      <w:r>
-        <w:rPr>
-          <w:b/>
-        </w:rPr>
-        <w:t>Календарный</w:t>
-      </w:r>
-      <w:proofErr w:type="spellEnd"/>
-      <w:r>
-        <w:rPr>
-          <w:b/>
-        </w:rPr>
-        <w:t xml:space="preserve"> план выполнения работы</w:t>
-      </w:r>
-    </w:p>
-    <w:tbl>
-      <w:tblPr>
-        <w:tblStyle w:val="aff0"/>
-        <w:tblW w:w="0" w:type="auto"/>
-        <w:tblLook w:val="04A0" w:firstRow="1" w:lastRow="0" w:firstColumn="1" w:lastColumn="0" w:noHBand="0" w:noVBand="1"/>
-      </w:tblPr>
-      <w:tblGrid>
-        <w:gridCol w:w="567"/>
-        <w:gridCol w:w="3402"/>
-        <w:gridCol w:w="1701"/>
-        <w:gridCol w:w="3402"/>
-      </w:tblGrid>
-      <w:tr>
-        <w:tc>
-          <w:tcPr>
-            <w:tcW w:w="567" w:type="dxa"/>
-            <w:shd w:val="clear" w:color="auto" w:fill="E9EEF7"/>
-            <w:vAlign w:val="center"/>
-          </w:tcPr>
-          <w:p>
-            <w:pPr>
-              <w:spacing w:line="276" w:lineRule="auto"/>
-              <w:jc w:val="center"/>
-            </w:pPr>
-            <w:r>
-              <w:rPr>
-                <w:b/>
-                <w:sz w:val="24"/>
-              </w:rPr>
-              <w:t>№</w:t>
-            </w:r>
-          </w:p>
-        </w:tc>
-        <w:tc>
-          <w:tcPr>
-            <w:tcW w:w="3402" w:type="dxa"/>
-            <w:shd w:val="clear" w:color="auto" w:fill="E9EEF7"/>
-            <w:vAlign w:val="center"/>
-          </w:tcPr>
-          <w:p>
-            <w:pPr>
-              <w:spacing w:line="276" w:lineRule="auto"/>
-              <w:jc w:val="center"/>
-            </w:pPr>
-            <w:r>
-              <w:rPr>
-                <w:b/>
-                <w:sz w:val="24"/>
-              </w:rPr>
-              <w:t>Этап</w:t>
-            </w:r>
-          </w:p>
-        </w:tc>
-        <w:tc>
-          <w:tcPr>
-            <w:tcW w:w="1701" w:type="dxa"/>
-            <w:shd w:val="clear" w:color="auto" w:fill="E9EEF7"/>
-            <w:vAlign w:val="center"/>
-          </w:tcPr>
-          <w:p>
-            <w:pPr>
-              <w:spacing w:line="276" w:lineRule="auto"/>
-              <w:jc w:val="center"/>
-            </w:pPr>
-            <w:r>
-              <w:rPr>
-                <w:b/>
-                <w:sz w:val="24"/>
-              </w:rPr>
-              <w:t>Срок</w:t>
-            </w:r>
-          </w:p>
-        </w:tc>
-        <w:tc>
-          <w:tcPr>
-            <w:tcW w:w="3402" w:type="dxa"/>
-            <w:shd w:val="clear" w:color="auto" w:fill="E9EEF7"/>
-            <w:vAlign w:val="center"/>
-          </w:tcPr>
-          <w:p>
-            <w:pPr>
-              <w:spacing w:line="276" w:lineRule="auto"/>
-              <w:jc w:val="center"/>
-            </w:pPr>
-            <w:r>
-              <w:rPr>
-                <w:b/>
-                <w:sz w:val="24"/>
-              </w:rPr>
-              <w:t>Результат</w:t>
-            </w:r>
-          </w:p>
-        </w:tc>
-      </w:tr>
-      <w:tr>
-        <w:tc>
-          <w:tcPr>
-            <w:tcW w:w="567" w:type="dxa"/>
-            <w:vAlign w:val="center"/>
-          </w:tcPr>
-          <w:p>
-            <w:pPr>
-              <w:spacing w:line="276" w:lineRule="auto"/>
-              <w:jc w:val="center"/>
-            </w:pPr>
-            <w:r>
-              <w:rPr>
-                <w:sz w:val="22"/>
-              </w:rPr>
-              <w:t>1</w:t>
-            </w:r>
-          </w:p>
-        </w:tc>
-        <w:tc>
-          <w:tcPr>
-            <w:tcW w:w="3402" w:type="dxa"/>
-            <w:vAlign w:val="center"/>
-          </w:tcPr>
-          <w:p>
-            <w:pPr>
-              <w:spacing w:line="276" w:lineRule="auto"/>
-              <w:rPr>
-                <w:lang w:val="ru-RU"/>
-              </w:rPr>
-            </w:pPr>
-            <w:r>
-              <w:rPr>
-                <w:sz w:val="22"/>
-                <w:lang w:val="ru-RU"/>
-              </w:rPr>
-              <w:t>Выбор темы и анализ предметной области</w:t>
-            </w:r>
-          </w:p>
-        </w:tc>
-        <w:tc>
-          <w:tcPr>
-            <w:tcW w:w="1701" w:type="dxa"/>
-            <w:vAlign w:val="center"/>
-          </w:tcPr>
-          <w:p>
-            <w:pPr>
-              <w:spacing w:line="276" w:lineRule="auto"/>
-              <w:jc w:val="center"/>
-            </w:pPr>
-            <w:r>
-              <w:rPr>
-                <w:sz w:val="22"/>
-              </w:rPr>
-              <w:t xml:space="preserve">1 </w:t>
-            </w:r>
-            <w:proofErr w:type="spellStart"/>
-            <w:r>
-              <w:rPr>
-                <w:sz w:val="22"/>
-              </w:rPr>
-              <w:t>неделя</w:t>
-            </w:r>
-            <w:proofErr w:type="spellEnd"/>
-          </w:p>
-        </w:tc>
-        <w:tc>
-          <w:tcPr>
-            <w:tcW w:w="3402" w:type="dxa"/>
-            <w:vAlign w:val="center"/>
-          </w:tcPr>
-          <w:p>
-            <w:pPr>
-              <w:spacing w:line="276" w:lineRule="auto"/>
-              <w:rPr>
-                <w:lang w:val="ru-RU"/>
-              </w:rPr>
-            </w:pPr>
-            <w:r>
-              <w:rPr>
-                <w:sz w:val="22"/>
-                <w:lang w:val="ru-RU"/>
-              </w:rPr>
-              <w:t>Определены цель, объект, предмет и задачи</w:t>
-            </w:r>
-          </w:p>
-        </w:tc>
-      </w:tr>
-      <w:tr>
-        <w:tc>
-          <w:tcPr>
-            <w:tcW w:w="567" w:type="dxa"/>
-            <w:vAlign w:val="center"/>
-          </w:tcPr>
-          <w:p>
-            <w:pPr>
-              <w:spacing w:line="276" w:lineRule="auto"/>
-              <w:jc w:val="center"/>
-            </w:pPr>
-            <w:r>
-              <w:rPr>
-                <w:sz w:val="22"/>
-              </w:rPr>
-              <w:t>2</w:t>
-            </w:r>
-          </w:p>
-        </w:tc>
-        <w:tc>
-          <w:tcPr>
-            <w:tcW w:w="3402" w:type="dxa"/>
-            <w:vAlign w:val="center"/>
-          </w:tcPr>
-          <w:p>
-            <w:pPr>
-              <w:spacing w:line="276" w:lineRule="auto"/>
-            </w:pPr>
-            <w:r>
-              <w:rPr>
-                <w:sz w:val="22"/>
-              </w:rPr>
-              <w:t>Формирование требований</w:t>
-            </w:r>
-          </w:p>
-        </w:tc>
-        <w:tc>
-          <w:tcPr>
-            <w:tcW w:w="1701" w:type="dxa"/>
-            <w:vAlign w:val="center"/>
-          </w:tcPr>
-          <w:p>
-            <w:pPr>
-              <w:spacing w:line="276" w:lineRule="auto"/>
-              <w:jc w:val="center"/>
-            </w:pPr>
-            <w:r>
-              <w:rPr>
-                <w:sz w:val="22"/>
-              </w:rPr>
-              <w:t>1 неделя</w:t>
-            </w:r>
-          </w:p>
-        </w:tc>
-        <w:tc>
-          <w:tcPr>
-            <w:tcW w:w="3402" w:type="dxa"/>
-            <w:vAlign w:val="center"/>
-          </w:tcPr>
-          <w:p>
-            <w:pPr>
-              <w:spacing w:line="276" w:lineRule="auto"/>
-              <w:rPr>
-                <w:lang w:val="ru-RU"/>
-              </w:rPr>
-            </w:pPr>
-            <w:r>
-              <w:rPr>
-                <w:sz w:val="22"/>
-                <w:lang w:val="ru-RU"/>
-              </w:rPr>
-              <w:t>Составлен перечень функций и ограничений</w:t>
-            </w:r>
-          </w:p>
-        </w:tc>
-      </w:tr>
-      <w:tr>
-        <w:tc>
-          <w:tcPr>
-            <w:tcW w:w="567" w:type="dxa"/>
-            <w:vAlign w:val="center"/>
-          </w:tcPr>
-          <w:p>
-            <w:pPr>
-              <w:spacing w:line="276" w:lineRule="auto"/>
-              <w:jc w:val="center"/>
-            </w:pPr>
-            <w:r>
-              <w:rPr>
-                <w:sz w:val="22"/>
-              </w:rPr>
-              <w:t>3</w:t>
-            </w:r>
-          </w:p>
-        </w:tc>
-        <w:tc>
-          <w:tcPr>
-            <w:tcW w:w="3402" w:type="dxa"/>
-            <w:vAlign w:val="center"/>
-          </w:tcPr>
-          <w:p>
-            <w:pPr>
-              <w:spacing w:line="276" w:lineRule="auto"/>
-              <w:rPr>
-                <w:lang w:val="ru-RU"/>
-              </w:rPr>
-            </w:pPr>
-            <w:r>
-              <w:rPr>
-                <w:sz w:val="22"/>
-                <w:lang w:val="ru-RU"/>
-              </w:rPr>
-              <w:t>Проектирование базы данных и интерфейса</w:t>
-            </w:r>
-          </w:p>
-        </w:tc>
-        <w:tc>
-          <w:tcPr>
-            <w:tcW w:w="1701" w:type="dxa"/>
-            <w:vAlign w:val="center"/>
-          </w:tcPr>
-          <w:p>
-            <w:pPr>
-              <w:spacing w:line="276" w:lineRule="auto"/>
-              <w:jc w:val="center"/>
-            </w:pPr>
-            <w:r>
-              <w:rPr>
-                <w:sz w:val="22"/>
-              </w:rPr>
-              <w:t xml:space="preserve">1 </w:t>
-            </w:r>
-            <w:proofErr w:type="spellStart"/>
-            <w:r>
-              <w:rPr>
-                <w:sz w:val="22"/>
-              </w:rPr>
-              <w:t>неделя</w:t>
-            </w:r>
-            <w:proofErr w:type="spellEnd"/>
-          </w:p>
-        </w:tc>
-        <w:tc>
-          <w:tcPr>
-            <w:tcW w:w="3402" w:type="dxa"/>
-            <w:vAlign w:val="center"/>
-          </w:tcPr>
-          <w:p>
-            <w:pPr>
-              <w:spacing w:line="276" w:lineRule="auto"/>
-              <w:rPr>
-                <w:lang w:val="ru-RU"/>
-              </w:rPr>
-            </w:pPr>
-            <w:r>
-              <w:rPr>
-                <w:sz w:val="22"/>
-                <w:lang w:val="ru-RU"/>
-              </w:rPr>
-              <w:t>Подготовлена структура таблиц и экранных форм</w:t>
-            </w:r>
-          </w:p>
-        </w:tc>
-      </w:tr>
-      <w:tr>
-        <w:tc>
-          <w:tcPr>
-            <w:tcW w:w="567" w:type="dxa"/>
-            <w:vAlign w:val="center"/>
-          </w:tcPr>
-          <w:p>
-            <w:pPr>
-              <w:spacing w:line="276" w:lineRule="auto"/>
-              <w:jc w:val="center"/>
-            </w:pPr>
-            <w:r>
-              <w:rPr>
-                <w:sz w:val="22"/>
-              </w:rPr>
-              <w:t>4</w:t>
-            </w:r>
-          </w:p>
-        </w:tc>
-        <w:tc>
-          <w:tcPr>
-            <w:tcW w:w="3402" w:type="dxa"/>
-            <w:vAlign w:val="center"/>
-          </w:tcPr>
-          <w:p>
-            <w:pPr>
-              <w:spacing w:line="276" w:lineRule="auto"/>
-            </w:pPr>
-            <w:r>
-              <w:rPr>
-                <w:sz w:val="22"/>
-              </w:rPr>
-              <w:t>Разработка программного модуля</w:t>
-            </w:r>
-          </w:p>
-        </w:tc>
-        <w:tc>
-          <w:tcPr>
-            <w:tcW w:w="1701" w:type="dxa"/>
-            <w:vAlign w:val="center"/>
-          </w:tcPr>
-          <w:p>
-            <w:pPr>
-              <w:spacing w:line="276" w:lineRule="auto"/>
-              <w:jc w:val="center"/>
-            </w:pPr>
-            <w:r>
-              <w:rPr>
-                <w:sz w:val="22"/>
-              </w:rPr>
-              <w:t>2 недели</w:t>
-            </w:r>
-          </w:p>
-        </w:tc>
-        <w:tc>
-          <w:tcPr>
-            <w:tcW w:w="3402" w:type="dxa"/>
-            <w:vAlign w:val="center"/>
-          </w:tcPr>
-          <w:p>
-            <w:pPr>
-              <w:spacing w:line="276" w:lineRule="auto"/>
-              <w:rPr>
-                <w:lang w:val="ru-RU"/>
-              </w:rPr>
-            </w:pPr>
-            <w:r>
-              <w:rPr>
-                <w:sz w:val="22"/>
-                <w:lang w:val="ru-RU"/>
-              </w:rPr>
-              <w:t xml:space="preserve">Реализованы модели, репозиторий, </w:t>
-            </w:r>
-            <w:proofErr w:type="spellStart"/>
-            <w:r>
-              <w:rPr>
-                <w:sz w:val="22"/>
-              </w:rPr>
-              <w:t>ViewModel</w:t>
-            </w:r>
-            <w:proofErr w:type="spellEnd"/>
-            <w:r>
-              <w:rPr>
-                <w:sz w:val="22"/>
-                <w:lang w:val="ru-RU"/>
-              </w:rPr>
-              <w:t xml:space="preserve"> и интерфейс</w:t>
-            </w:r>
-          </w:p>
-        </w:tc>
-      </w:tr>
-      <w:tr>
-        <w:tc>
-          <w:tcPr>
-            <w:tcW w:w="567" w:type="dxa"/>
-            <w:vAlign w:val="center"/>
-          </w:tcPr>
-          <w:p>
-            <w:pPr>
-              <w:spacing w:line="276" w:lineRule="auto"/>
-              <w:jc w:val="center"/>
-            </w:pPr>
-            <w:r>
-              <w:rPr>
-                <w:sz w:val="22"/>
-              </w:rPr>
-              <w:t>5</w:t>
-            </w:r>
-          </w:p>
-        </w:tc>
-        <w:tc>
-          <w:tcPr>
-            <w:tcW w:w="3402" w:type="dxa"/>
-            <w:vAlign w:val="center"/>
-          </w:tcPr>
-          <w:p>
-            <w:pPr>
-              <w:spacing w:line="276" w:lineRule="auto"/>
-            </w:pPr>
-            <w:r>
-              <w:rPr>
-                <w:sz w:val="22"/>
-              </w:rPr>
-              <w:t>Тестирование и исправление ошибок</w:t>
-            </w:r>
-          </w:p>
-        </w:tc>
-        <w:tc>
-          <w:tcPr>
-            <w:tcW w:w="1701" w:type="dxa"/>
-            <w:vAlign w:val="center"/>
-          </w:tcPr>
-          <w:p>
-            <w:pPr>
-              <w:spacing w:line="276" w:lineRule="auto"/>
-              <w:jc w:val="center"/>
-            </w:pPr>
-            <w:r>
-              <w:rPr>
-                <w:sz w:val="22"/>
-              </w:rPr>
-              <w:t>1 неделя</w:t>
-            </w:r>
-          </w:p>
-        </w:tc>
-        <w:tc>
-          <w:tcPr>
-            <w:tcW w:w="3402" w:type="dxa"/>
-            <w:vAlign w:val="center"/>
-          </w:tcPr>
-          <w:p>
-            <w:pPr>
-              <w:spacing w:line="276" w:lineRule="auto"/>
-            </w:pPr>
-            <w:r>
-              <w:rPr>
-                <w:sz w:val="22"/>
-              </w:rPr>
-              <w:t>Проверены основные пользовательские сценарии</w:t>
-            </w:r>
-          </w:p>
-        </w:tc>
-      </w:tr>
-      <w:tr>
-        <w:tc>
-          <w:tcPr>
-            <w:tcW w:w="567" w:type="dxa"/>
-            <w:vAlign w:val="center"/>
-          </w:tcPr>
-          <w:p>
-            <w:pPr>
-              <w:spacing w:line="276" w:lineRule="auto"/>
-              <w:jc w:val="center"/>
-            </w:pPr>
-            <w:r>
-              <w:rPr>
-                <w:sz w:val="22"/>
-              </w:rPr>
-              <w:t>6</w:t>
-            </w:r>
-          </w:p>
-        </w:tc>
-        <w:tc>
-          <w:tcPr>
-            <w:tcW w:w="3402" w:type="dxa"/>
-            <w:vAlign w:val="center"/>
-          </w:tcPr>
-          <w:p>
-            <w:pPr>
-              <w:spacing w:line="276" w:lineRule="auto"/>
-            </w:pPr>
-            <w:r>
-              <w:rPr>
-                <w:sz w:val="22"/>
-              </w:rPr>
-              <w:t>Оформление пояснительной записки</w:t>
-            </w:r>
-          </w:p>
-        </w:tc>
-        <w:tc>
-          <w:tcPr>
-            <w:tcW w:w="1701" w:type="dxa"/>
-            <w:vAlign w:val="center"/>
-          </w:tcPr>
-          <w:p>
-            <w:pPr>
-              <w:spacing w:line="276" w:lineRule="auto"/>
-              <w:jc w:val="center"/>
-            </w:pPr>
-            <w:r>
-              <w:rPr>
-                <w:sz w:val="22"/>
-              </w:rPr>
-              <w:t>1 неделя</w:t>
-            </w:r>
-          </w:p>
-        </w:tc>
-        <w:tc>
-          <w:tcPr>
-            <w:tcW w:w="3402" w:type="dxa"/>
-            <w:vAlign w:val="center"/>
-          </w:tcPr>
-          <w:p>
-            <w:pPr>
-              <w:spacing w:line="276" w:lineRule="auto"/>
-              <w:rPr>
-                <w:lang w:val="ru-RU"/>
-              </w:rPr>
-            </w:pPr>
-            <w:r>
-              <w:rPr>
-                <w:sz w:val="22"/>
-                <w:lang w:val="ru-RU"/>
-              </w:rPr>
-              <w:t>Подготовлен итоговый документ и приложения</w:t>
-            </w:r>
-          </w:p>
-        </w:tc>
-      </w:tr>
-    </w:tbl>
-    <w:p>
-      <w:pPr>
-        <w:rPr>
-          <w:lang w:val="ru-RU"/>
-        </w:rPr>
-      </w:pPr>
-    </w:p>
-    <w:p>
-      <w:pPr>
-        <w:rPr>
-          <w:lang w:val="ru-RU"/>
-        </w:rPr>
-      </w:pPr>
-      <w:r>
-        <w:rPr>
-          <w:lang w:val="ru-RU"/>
-        </w:rPr>
-        <w:br w:type="page"/>
-      </w:r>
-    </w:p>
-    <w:p>
-      <w:pPr>
-        <w:pStyle w:val="1"/>
-      </w:pPr>
-      <w:r>
-        <w:lastRenderedPageBreak/>
-        <w:t>Содержание</w:t>
-      </w:r>
-    </w:p>
-    <w:p>
-      <w:pPr>
-        <w:spacing w:after="0"/>
-        <w:jc w:val="both"/>
-        <w:rPr>
-          <w:lang w:val="ru-RU"/>
-        </w:rPr>
-      </w:pPr>
-      <w:r>
-        <w:rPr>
-          <w:lang w:val="ru-RU"/>
-        </w:rPr>
-        <w:t>Введение......................................................................4</w:t>
-      </w:r>
-    </w:p>
-    <w:p>
-      <w:pPr>
-        <w:spacing w:after="0"/>
-        <w:jc w:val="both"/>
-        <w:rPr>
-          <w:lang w:val="ru-RU"/>
-        </w:rPr>
-      </w:pPr>
-      <w:r>
-        <w:rPr>
-          <w:lang w:val="ru-RU"/>
-        </w:rPr>
-        <w:t>1 Постановка задачи...........................................................5</w:t>
-      </w:r>
-    </w:p>
-    <w:p>
-      <w:pPr>
-        <w:spacing w:after="0"/>
-        <w:jc w:val="both"/>
-        <w:rPr>
-          <w:lang w:val="ru-RU"/>
-        </w:rPr>
-      </w:pPr>
-      <w:r>
-        <w:rPr>
-          <w:lang w:val="ru-RU"/>
-        </w:rPr>
-        <w:t>1.1 Анализ предметной области.................................................5</w:t>
-      </w:r>
-    </w:p>
-    <w:p>
-      <w:pPr>
-        <w:spacing w:after="0"/>
-        <w:jc w:val="both"/>
-        <w:rPr>
-          <w:lang w:val="ru-RU"/>
-        </w:rPr>
-      </w:pPr>
-      <w:r>
-        <w:rPr>
-          <w:lang w:val="ru-RU"/>
-        </w:rPr>
-        <w:t>1.2 Функциональные и нефункциональные требования..............................6</w:t>
-      </w:r>
-    </w:p>
-    <w:p>
-      <w:pPr>
-        <w:spacing w:after="0"/>
-        <w:jc w:val="both"/>
-        <w:rPr>
-          <w:lang w:val="ru-RU"/>
-        </w:rPr>
-      </w:pPr>
-      <w:r>
-        <w:rPr>
-          <w:lang w:val="ru-RU"/>
-        </w:rPr>
-        <w:t>1.3 Выбор средств разработки..................................................7</w:t>
-      </w:r>
-    </w:p>
-    <w:p>
-      <w:pPr>
-        <w:spacing w:after="0"/>
-        <w:jc w:val="both"/>
-        <w:rPr>
-          <w:lang w:val="ru-RU"/>
-        </w:rPr>
-      </w:pPr>
-      <w:r>
-        <w:rPr>
-          <w:lang w:val="ru-RU"/>
-        </w:rPr>
-        <w:t>2 Проектирование программного модуля..........................................9</w:t>
-      </w:r>
-    </w:p>
-    <w:p>
-      <w:pPr>
-        <w:spacing w:after="0"/>
-        <w:jc w:val="both"/>
-        <w:rPr>
-          <w:lang w:val="ru-RU"/>
-        </w:rPr>
-      </w:pPr>
-      <w:r>
-        <w:rPr>
-          <w:lang w:val="ru-RU"/>
-        </w:rPr>
-        <w:t>2.1 Архитектура приложения....................................................9</w:t>
-      </w:r>
-    </w:p>
-    <w:p>
-      <w:pPr>
-        <w:spacing w:after="0"/>
-        <w:jc w:val="both"/>
-        <w:rPr>
-          <w:lang w:val="ru-RU"/>
-        </w:rPr>
-      </w:pPr>
-      <w:r>
-        <w:rPr>
-          <w:lang w:val="ru-RU"/>
-        </w:rPr>
-        <w:t>2.2 Проектирование базы данных................................................10</w:t>
-      </w:r>
-    </w:p>
-    <w:p>
-      <w:pPr>
-        <w:spacing w:after="0"/>
-        <w:jc w:val="both"/>
-        <w:rPr>
-          <w:lang w:val="ru-RU"/>
-        </w:rPr>
-      </w:pPr>
-      <w:r>
-        <w:rPr>
-          <w:lang w:val="ru-RU"/>
-        </w:rPr>
-        <w:t>2.3 Проектирование пользовательского интерфейса...............................12</w:t>
-      </w:r>
-    </w:p>
-    <w:p>
-      <w:pPr>
-        <w:spacing w:after="0"/>
-        <w:jc w:val="both"/>
-        <w:rPr>
-          <w:lang w:val="ru-RU"/>
-        </w:rPr>
-      </w:pPr>
-      <w:r>
-        <w:rPr>
-          <w:lang w:val="ru-RU"/>
-        </w:rPr>
-        <w:t>3 Разработка программного модуля..............................................13</w:t>
-      </w:r>
-    </w:p>
-    <w:p>
-      <w:pPr>
-        <w:spacing w:after="0"/>
-        <w:jc w:val="both"/>
-        <w:rPr>
-          <w:lang w:val="ru-RU"/>
-        </w:rPr>
-      </w:pPr>
-      <w:r>
-        <w:rPr>
-          <w:lang w:val="ru-RU"/>
-        </w:rPr>
-        <w:t>3.1 Реализация модели данных..................................................13</w:t>
-      </w:r>
-    </w:p>
-    <w:p>
-      <w:pPr>
-        <w:spacing w:after="0"/>
-        <w:jc w:val="both"/>
-        <w:rPr>
-          <w:lang w:val="ru-RU"/>
-        </w:rPr>
-      </w:pPr>
-      <w:r>
-        <w:rPr>
-          <w:lang w:val="ru-RU"/>
-        </w:rPr>
-        <w:t>3.2 Реализация доступа к данным...............................................14</w:t>
-      </w:r>
-    </w:p>
-    <w:p>
-      <w:pPr>
-        <w:spacing w:after="0"/>
-        <w:jc w:val="both"/>
-        <w:rPr>
-          <w:lang w:val="ru-RU"/>
-        </w:rPr>
-      </w:pPr>
-      <w:r>
-        <w:rPr>
-          <w:lang w:val="ru-RU"/>
-        </w:rPr>
-        <w:t>3.3 Реализация логики интерфейса..............................................15</w:t>
-      </w:r>
-    </w:p>
-    <w:p>
-      <w:pPr>
-        <w:spacing w:after="0"/>
-        <w:jc w:val="both"/>
-        <w:rPr>
-          <w:lang w:val="ru-RU"/>
-        </w:rPr>
-      </w:pPr>
-      <w:r>
-        <w:rPr>
-          <w:lang w:val="ru-RU"/>
-        </w:rPr>
-        <w:t>3.4 Дополнительные проектные материалы........................................16</w:t>
-      </w:r>
-    </w:p>
-    <w:p>
-      <w:pPr>
-        <w:spacing w:after="0"/>
-        <w:jc w:val="both"/>
-        <w:rPr>
-          <w:lang w:val="ru-RU"/>
-        </w:rPr>
-      </w:pPr>
-      <w:r>
-        <w:rPr>
-          <w:lang w:val="ru-RU"/>
-        </w:rPr>
-        <w:t>4 Тестирование и руководство пользователя.....................................21</w:t>
-      </w:r>
-    </w:p>
-    <w:p>
-      <w:pPr>
-        <w:spacing w:after="0"/>
-        <w:jc w:val="both"/>
-        <w:rPr>
-          <w:lang w:val="ru-RU"/>
-        </w:rPr>
-      </w:pPr>
-      <w:r>
-        <w:rPr>
-          <w:lang w:val="ru-RU"/>
-        </w:rPr>
-        <w:t>4.1 Методика тестирования.....................................................21</w:t>
-      </w:r>
-    </w:p>
-    <w:p>
-      <w:pPr>
-        <w:spacing w:after="0"/>
-        <w:jc w:val="both"/>
-        <w:rPr>
-          <w:lang w:val="ru-RU"/>
-        </w:rPr>
-      </w:pPr>
-      <w:r>
-        <w:rPr>
-          <w:lang w:val="ru-RU"/>
-        </w:rPr>
-        <w:t>4.2 Результаты тестирования...................................................22</w:t>
-      </w:r>
-    </w:p>
-    <w:p>
-      <w:pPr>
-        <w:spacing w:after="0"/>
-        <w:jc w:val="both"/>
-        <w:rPr>
-          <w:lang w:val="ru-RU"/>
-        </w:rPr>
-      </w:pPr>
-      <w:r>
-        <w:rPr>
-          <w:lang w:val="ru-RU"/>
-        </w:rPr>
-        <w:t>4.3 Руководство пользователя..................................................23</w:t>
-      </w:r>
-    </w:p>
-    <w:p>
-      <w:pPr>
-        <w:spacing w:after="0"/>
-        <w:jc w:val="both"/>
-        <w:rPr>
-          <w:lang w:val="ru-RU"/>
-        </w:rPr>
-      </w:pPr>
-      <w:r>
-        <w:rPr>
-          <w:lang w:val="ru-RU"/>
-        </w:rPr>
-        <w:t>4.4 Программа испытаний.......................................................24</w:t>
-      </w:r>
-    </w:p>
-    <w:p>
-      <w:pPr>
-        <w:spacing w:after="0"/>
-        <w:jc w:val="both"/>
-        <w:rPr>
-          <w:lang w:val="ru-RU"/>
-        </w:rPr>
-      </w:pPr>
-      <w:r>
-        <w:rPr>
-          <w:lang w:val="ru-RU"/>
-        </w:rPr>
-        <w:t>Заключение....................................................................27</w:t>
-      </w:r>
-    </w:p>
-    <w:p>
-      <w:pPr>
-        <w:spacing w:after="0"/>
-        <w:jc w:val="both"/>
-        <w:rPr>
-          <w:lang w:val="ru-RU"/>
-        </w:rPr>
-      </w:pPr>
-      <w:r>
-        <w:rPr>
-          <w:lang w:val="ru-RU"/>
-        </w:rPr>
-        <w:t>Список использованных источников..............................................28</w:t>
-      </w:r>
-    </w:p>
-    <w:p>
-      <w:pPr>
-        <w:spacing w:after="0"/>
-        <w:jc w:val="both"/>
-      </w:pPr>
-      <w:r>
-        <w:t>Приложения....................................................................29</w:t>
-      </w:r>
-    </w:p>
-    <w:p>
-      <w:r>
-        <w:br w:type="page"/>
-      </w:r>
-    </w:p>
-    <w:p>
-      <w:pPr>
-        <w:pStyle w:val="1"/>
-      </w:pPr>
-      <w:r>
-        <w:lastRenderedPageBreak/>
-        <w:t>ВВЕДЕНИЕ</w:t>
+        <w:t>Туристическое агентство работает с большим количеством взаимосвязанных данных: направлениями, отелями, турами, клиентами, заявками и оплатами. При ручной обработке этих данных возрастает риск ошибок при расчете стоимости, контроле свободных мест и подготовке документов для клиента. Поэтому разработка специализированного программного модуля учета туров является актуальной учебно-практической задачей.</w:t>
       </w:r>
     </w:p>
     <w:p>
@@ -1616,7 +625,7 @@
         <w:rPr>
           <w:lang w:val="ru-RU"/>
         </w:rPr>
-        <w:t>Туристическое агентство работает с большим количеством взаимосвязанных данных: направлениями, отелями, турами, клиентами, заявками и оплатами. При ручной обработке этих данных возрастает риск ошибок при расчете стоимости, контроле свободных мест и подготовке документов для клиента. Поэтому разработка специализированного программного модуля учета туров является актуальной учебно-практической задачей.</w:t>
+        <w:t>Объектом разработки является процесс обслуживания клиентов туристического агентства. Предметом разработки выступает программный модуль, обеспечивающий хранение, поиск и обработку данных о турах, клиентах, заявках и платежах.</w:t>
       </w:r>
     </w:p>
     <w:p>
@@ -1632,7 +641,7 @@
         <w:rPr>
           <w:lang w:val="ru-RU"/>
         </w:rPr>
-        <w:t>Объектом разработки является процесс обслуживания клиентов туристического агентства. Предметом разработки выступает программный модуль, обеспечивающий хранение, поиск и обработку данных о турах, клиентах, заявках и платежах.</w:t>
+        <w:t>Цель курсовой работы – разработать настольное приложение для туристического агентства, позволяющее сотруднику подбирать туры по параметрам, регистрировать клиентов, создавать заявки, фиксировать оплаты и формировать текст договора.</w:t>
       </w:r>
     </w:p>
     <w:p>
@@ -1648,7 +657,16 @@
         <w:rPr>
           <w:lang w:val="ru-RU"/>
         </w:rPr>
-        <w:t>Цель курсовой работы – разработать настольное приложение для туристического агентства, позволяющее сотруднику подбирать туры по параметрам, регистрировать клиентов, создавать заявки, фиксировать оплаты и формировать текст договора.</w:t>
+        <w:t xml:space="preserve">Для достижения цели необходимо решить следующие задачи: изучить предметную область; сформулировать требования к модулю; выбрать технологии реализации; спроектировать структуру базы данных; реализовать пользовательский интерфейс; организовать доступ к </w:t>
+      </w:r>
+      <w:r>
+        <w:t>PostgreSQL</w:t>
+      </w:r>
+      <w:r>
+        <w:rPr>
+          <w:lang w:val="ru-RU"/>
+        </w:rPr>
+        <w:t>; выполнить тестирование основных сценариев; подготовить руководство пользователя.</w:t>
       </w:r>
     </w:p>
     <w:p>
@@ -1664,16 +682,37 @@
         <w:rPr>
           <w:lang w:val="ru-RU"/>
         </w:rPr>
-        <w:t xml:space="preserve">Для достижения цели необходимо решить следующие задачи: изучить предметную область; сформулировать требования к модулю; выбрать технологии реализации; спроектировать структуру базы данных; реализовать пользовательский интерфейс; организовать доступ к </w:t>
-      </w:r>
-      <w:r>
-        <w:t>PostgreSQL</w:t>
-      </w:r>
-      <w:r>
-        <w:rPr>
-          <w:lang w:val="ru-RU"/>
-        </w:rPr>
-        <w:t>; выполнить тестирование основных сценариев; подготовить руководство пользователя.</w:t>
+        <w:t>Практическая значимость работы состоит в том, что созданный модуль может использоваться как учебный прототип автоматизированного рабочего места сотрудника туристического агентства. Приложение демонстрирует полный цикл работы с данными: ввод, проверку, хранение, поиск, изменение связанных записей и подготовку печатного документа.</w:t>
+      </w:r>
+    </w:p>
+    <w:p>
+      <w:pPr>
+        <w:rPr>
+          <w:lang w:val="ru-RU"/>
+        </w:rPr>
+      </w:pPr>
+      <w:r>
+        <w:rPr>
+          <w:lang w:val="ru-RU"/>
+        </w:rPr>
+        <w:br w:type="page"/>
+      </w:r>
+    </w:p>
+    <w:p>
+      <w:pPr>
+        <w:pStyle w:val="1"/>
+      </w:pPr>
+      <w:r>
+        <w:lastRenderedPageBreak/>
+        <w:t>1 ПОСТАНОВКА ЗАДАЧИ</w:t>
+      </w:r>
+    </w:p>
+    <w:p>
+      <w:pPr>
+        <w:pStyle w:val="21"/>
+      </w:pPr>
+      <w:r>
+        <w:t>1.1 Анализ предметной области</w:t>
       </w:r>
     </w:p>
     <w:p>
@@ -1689,59 +728,8 @@
         <w:rPr>
           <w:lang w:val="ru-RU"/>
         </w:rPr>
-        <w:t>Практическая значимость работы состоит в том, что созданный модуль может использоваться как учебный прототип автоматизированного рабочего места сотрудника туристического агентства. Приложение демонстрирует полный цикл работы с данными: ввод, проверку, хранение, поиск, изменение связанных записей и подготовку печатного документа.</w:t>
-      </w:r>
-    </w:p>
-    <w:p>
-      <w:pPr>
-        <w:rPr>
-          <w:lang w:val="ru-RU"/>
-        </w:rPr>
-      </w:pPr>
-      <w:r>
-        <w:rPr>
-          <w:lang w:val="ru-RU"/>
-        </w:rPr>
-        <w:br w:type="page"/>
-      </w:r>
-    </w:p>
-    <w:p>
-      <w:pPr>
-        <w:pStyle w:val="1"/>
-      </w:pPr>
-      <w:r>
-        <w:lastRenderedPageBreak/>
-        <w:t>1 ПОСТАНОВКА ЗАДАЧИ</w:t>
-      </w:r>
-    </w:p>
-    <w:p>
-      <w:pPr>
-        <w:pStyle w:val="21"/>
-      </w:pPr>
-      <w:r>
-        <w:t xml:space="preserve">1.1 </w:t>
-      </w:r>
-      <w:proofErr w:type="spellStart"/>
-      <w:r>
-        <w:t>Анализ</w:t>
-      </w:r>
-      <w:proofErr w:type="spellEnd"/>
-      <w:r>
-        <w:t xml:space="preserve"> </w:t>
-      </w:r>
-      <w:proofErr w:type="spellStart"/>
-      <w:r>
-        <w:t>предметной</w:t>
-      </w:r>
-      <w:proofErr w:type="spellEnd"/>
-      <w:r>
-        <w:t xml:space="preserve"> </w:t>
-      </w:r>
-      <w:proofErr w:type="spellStart"/>
-      <w:r>
-        <w:t>области</w:t>
-      </w:r>
-      <w:proofErr w:type="spellEnd"/>
+        <w:t>Туристическое агентство оказывает услуги по подбору и оформлению туристических продуктов. Сотрудник агентства должен быстро найти подходящий тур, проверить наличие свободных мест, оформить заявку на клиента, рассчитать итоговую стоимость поездки, принять оплату и подготовить договор.</w:t>
+      </w:r>
     </w:p>
     <w:p>
       <w:pPr>
@@ -1756,7 +744,7 @@
         <w:rPr>
           <w:lang w:val="ru-RU"/>
         </w:rPr>
-        <w:t>Туристическое агентство оказывает услуги по подбору и оформлению туристических продуктов. Сотрудник агентства должен быстро найти подходящий тур, проверить наличие свободных мест, оформить заявку на клиента, рассчитать итоговую стоимость поездки, принять оплату и подготовить договор.</w:t>
+        <w:t>Основными информационными объектами предметной области являются клиент, направление, отель, тур, заявка и оплата. Клиент содержит контактные и паспортные данные. Направление описывает страну, город и название туристического маршрута. Отель связан с направлением и имеет категорию, адрес и описание. Тур хранит цену, даты поездки, тип питания, вид транспорта и количество свободных мест. Заявка связывает клиента с выбранным туром, а оплата отражает финансовые операции по заявке.</w:t>
       </w:r>
     </w:p>
     <w:p>
@@ -1772,7 +760,7 @@
         <w:rPr>
           <w:lang w:val="ru-RU"/>
         </w:rPr>
-        <w:t>Основными информационными объектами предметной области являются клиент, направление, отель, тур, заявка и оплата. Клиент содержит контактные и паспортные данные. Направление описывает страну, город и название туристического маршрута. Отель связан с направлением и имеет категорию, адрес и описание. Тур хранит цену, даты поездки, тип питания, вид транспорта и количество свободных мест. Заявка связывает клиента с выбранным туром, а оплата отражает финансовые операции по заявке.</w:t>
+        <w:t>Без автоматизации сотруднику приходится вести несколько журналов или таблиц. Это неудобно при поиске туров по нескольким условиям и опасно при одновременном изменении остатков мест. В разработанном модуле эти действия объединены в одном пользовательском сценарии.</w:t>
       </w:r>
     </w:p>
     <w:p>
@@ -1788,7 +776,7 @@
         <w:rPr>
           <w:lang w:val="ru-RU"/>
         </w:rPr>
-        <w:t>Без автоматизации сотруднику приходится вести несколько журналов или таблиц. Это неудобно при поиске туров по нескольким условиям и опасно при одновременном изменении остатков мест. В разработанном модуле эти действия объединены в одном пользовательском сценарии.</w:t>
+        <w:t>Типовой рабочий день сотрудника туристического агентства включает консультацию клиента, подбор вариантов поездки, уточнение дат и бюджета, проверку актуальности предложения, регистрацию заявки и прием предоплаты. Если эти сведения хранятся разрозненно, сотрудник тратит время на повторный ввод информации и может допустить ошибку при расчете полной стоимости.</w:t>
       </w:r>
     </w:p>
     <w:p>
@@ -1804,7 +792,7 @@
         <w:rPr>
           <w:lang w:val="ru-RU"/>
         </w:rPr>
-        <w:t>Типовой рабочий день сотрудника туристического агентства включает консультацию клиента, подбор вариантов поездки, уточнение дат и бюджета, проверку актуальности предложения, регистрацию заявки и прием предоплаты. Если эти сведения хранятся разрозненно, сотрудник тратит время на повторный ввод информации и может допустить ошибку при расчете полной стоимости.</w:t>
+        <w:t>Особенность рассматриваемой предметной области состоит в высокой связности данных. Тур нельзя рассматривать отдельно от направления и отеля, а оплату нельзя корректно обработать без заявки. Поэтому при проектировании модуля важно не только отобразить таблицы, но и описать правила перехода данных из одного состояния в другое.</w:t>
       </w:r>
     </w:p>
     <w:p>
@@ -1820,22 +808,6 @@
         <w:rPr>
           <w:lang w:val="ru-RU"/>
         </w:rPr>
-        <w:t>Особенность рассматриваемой предметной области состоит в высокой связности данных. Тур нельзя рассматривать отдельно от направления и отеля, а оплату нельзя корректно обработать без заявки. Поэтому при проектировании модуля важно не только отобразить таблицы, но и описать правила перехода данных из одного состояния в другое.</w:t>
-      </w:r>
-    </w:p>
-    <w:p>
-      <w:pPr>
-        <w:spacing w:after="0" w:line="360" w:lineRule="auto"/>
-        <w:ind w:firstLine="709"/>
-        <w:jc w:val="both"/>
-        <w:rPr>
-          <w:lang w:val="ru-RU"/>
-        </w:rPr>
-      </w:pPr>
-      <w:r>
-        <w:rPr>
-          <w:lang w:val="ru-RU"/>
-        </w:rPr>
         <w:lastRenderedPageBreak/>
         <w:t>Разрабатываемое приложение ориентировано на сотрудника, который работает за настольным компьютером и выполняет повторяющиеся операции. Для такого сценария подходит табличный интерфейс: он позволяет быстро сравнивать туры, сортировать строки визуально, выбирать записи и видеть финансовое состояние заявок.</w:t>
       </w:r>
@@ -1844,33 +816,11 @@
       <w:pPr>
         <w:spacing w:after="0" w:line="360" w:lineRule="auto"/>
       </w:pPr>
-      <w:proofErr w:type="spellStart"/>
       <w:r>
         <w:rPr>
           <w:b/>
         </w:rPr>
-        <w:t>Таблица</w:t>
-      </w:r>
-      <w:proofErr w:type="spellEnd"/>
-      <w:r>
-        <w:rPr>
-          <w:b/>
-        </w:rPr>
-        <w:t xml:space="preserve"> 1.1 – </w:t>
-      </w:r>
-      <w:proofErr w:type="spellStart"/>
-      <w:r>
-        <w:rPr>
-          <w:b/>
-        </w:rPr>
-        <w:t>Информационные</w:t>
-      </w:r>
-      <w:proofErr w:type="spellEnd"/>
-      <w:r>
-        <w:rPr>
-          <w:b/>
-        </w:rPr>
-        <w:t xml:space="preserve"> объекты предметной области</w:t>
+        <w:t>Таблица 1.1 – Информационные объекты предметной области</w:t>
       </w:r>
     </w:p>
     <w:tbl>
@@ -1896,7 +846,6 @@
               <w:spacing w:line="276" w:lineRule="auto"/>
               <w:jc w:val="center"/>
             </w:pPr>
-            <w:proofErr w:type="spellStart"/>
             <w:r>
               <w:rPr>
                 <w:b/>
@@ -1904,7 +853,6 @@
               </w:rPr>
               <w:t>Объект</w:t>
             </w:r>
-            <w:proofErr w:type="spellEnd"/>
           </w:p>
         </w:tc>
         <w:tc>
@@ -1959,14 +907,12 @@
               <w:spacing w:line="276" w:lineRule="auto"/>
               <w:jc w:val="center"/>
             </w:pPr>
-            <w:proofErr w:type="spellStart"/>
             <w:r>
               <w:rPr>
                 <w:sz w:val="22"/>
               </w:rPr>
               <w:t>Клиенты</w:t>
             </w:r>
-            <w:proofErr w:type="spellEnd"/>
           </w:p>
         </w:tc>
         <w:tc>
@@ -2036,14 +982,12 @@
               <w:spacing w:line="276" w:lineRule="auto"/>
               <w:jc w:val="center"/>
             </w:pPr>
-            <w:proofErr w:type="spellStart"/>
             <w:r>
               <w:rPr>
                 <w:sz w:val="22"/>
               </w:rPr>
               <w:t>Направления</w:t>
             </w:r>
-            <w:proofErr w:type="spellEnd"/>
           </w:p>
         </w:tc>
         <w:tc>
@@ -2096,14 +1040,12 @@
               <w:spacing w:line="276" w:lineRule="auto"/>
               <w:jc w:val="center"/>
             </w:pPr>
-            <w:proofErr w:type="spellStart"/>
             <w:r>
               <w:rPr>
                 <w:sz w:val="22"/>
               </w:rPr>
               <w:t>Отели</w:t>
             </w:r>
-            <w:proofErr w:type="spellEnd"/>
           </w:p>
         </w:tc>
         <w:tc>
@@ -2214,14 +1156,12 @@
               <w:spacing w:line="276" w:lineRule="auto"/>
               <w:jc w:val="center"/>
             </w:pPr>
-            <w:proofErr w:type="spellStart"/>
             <w:r>
               <w:rPr>
                 <w:sz w:val="22"/>
               </w:rPr>
               <w:t>Заявки</w:t>
             </w:r>
-            <w:proofErr w:type="spellEnd"/>
           </w:p>
         </w:tc>
         <w:tc>
@@ -2254,28 +1194,12 @@
             <w:pPr>
               <w:spacing w:line="276" w:lineRule="auto"/>
             </w:pPr>
-            <w:proofErr w:type="spellStart"/>
-            <w:r>
-              <w:rPr>
-                <w:sz w:val="22"/>
-              </w:rPr>
-              <w:t>Фиксация</w:t>
-            </w:r>
-            <w:proofErr w:type="spellEnd"/>
-            <w:r>
-              <w:rPr>
-                <w:sz w:val="22"/>
-              </w:rPr>
-              <w:t xml:space="preserve"> </w:t>
-            </w:r>
-            <w:proofErr w:type="spellStart"/>
-            <w:r>
-              <w:rPr>
-                <w:sz w:val="22"/>
-              </w:rPr>
-              <w:t>бронирования</w:t>
-            </w:r>
-            <w:proofErr w:type="spellEnd"/>
+            <w:r>
+              <w:rPr>
+                <w:sz w:val="22"/>
+              </w:rPr>
+              <w:t>Фиксация бронирования</w:t>
+            </w:r>
           </w:p>
         </w:tc>
       </w:tr>
@@ -2395,7 +1319,6 @@
               <w:spacing w:line="276" w:lineRule="auto"/>
               <w:jc w:val="center"/>
             </w:pPr>
-            <w:proofErr w:type="spellStart"/>
             <w:r>
               <w:rPr>
                 <w:b/>
@@ -2403,7 +1326,6 @@
               </w:rPr>
               <w:t>Код</w:t>
             </w:r>
-            <w:proofErr w:type="spellEnd"/>
           </w:p>
         </w:tc>
         <w:tc>
@@ -2497,14 +1419,12 @@
               <w:spacing w:line="276" w:lineRule="auto"/>
               <w:jc w:val="center"/>
             </w:pPr>
-            <w:proofErr w:type="spellStart"/>
             <w:r>
               <w:rPr>
                 <w:sz w:val="22"/>
               </w:rPr>
               <w:t>Обязательное</w:t>
             </w:r>
-            <w:proofErr w:type="spellEnd"/>
           </w:p>
         </w:tc>
       </w:tr>
@@ -2558,14 +1478,12 @@
               <w:spacing w:line="276" w:lineRule="auto"/>
               <w:jc w:val="center"/>
             </w:pPr>
-            <w:proofErr w:type="spellStart"/>
             <w:r>
               <w:rPr>
                 <w:sz w:val="22"/>
               </w:rPr>
               <w:t>Обязательное</w:t>
             </w:r>
-            <w:proofErr w:type="spellEnd"/>
           </w:p>
         </w:tc>
       </w:tr>
@@ -2619,14 +1537,12 @@
               <w:spacing w:line="276" w:lineRule="auto"/>
               <w:jc w:val="center"/>
             </w:pPr>
-            <w:proofErr w:type="spellStart"/>
             <w:r>
               <w:rPr>
                 <w:sz w:val="22"/>
               </w:rPr>
               <w:t>Обязательное</w:t>
             </w:r>
-            <w:proofErr w:type="spellEnd"/>
           </w:p>
         </w:tc>
       </w:tr>
@@ -2680,14 +1596,12 @@
               <w:spacing w:line="276" w:lineRule="auto"/>
               <w:jc w:val="center"/>
             </w:pPr>
-            <w:proofErr w:type="spellStart"/>
             <w:r>
               <w:rPr>
                 <w:sz w:val="22"/>
               </w:rPr>
               <w:t>Обязательное</w:t>
             </w:r>
-            <w:proofErr w:type="spellEnd"/>
           </w:p>
         </w:tc>
       </w:tr>
@@ -2741,14 +1655,12 @@
               <w:spacing w:line="276" w:lineRule="auto"/>
               <w:jc w:val="center"/>
             </w:pPr>
-            <w:proofErr w:type="spellStart"/>
             <w:r>
               <w:rPr>
                 <w:sz w:val="22"/>
               </w:rPr>
               <w:t>Обязательное</w:t>
             </w:r>
-            <w:proofErr w:type="spellEnd"/>
           </w:p>
         </w:tc>
       </w:tr>
@@ -2802,14 +1714,12 @@
               <w:spacing w:line="276" w:lineRule="auto"/>
               <w:jc w:val="center"/>
             </w:pPr>
-            <w:proofErr w:type="spellStart"/>
             <w:r>
               <w:rPr>
                 <w:sz w:val="22"/>
               </w:rPr>
               <w:t>Обязательное</w:t>
             </w:r>
-            <w:proofErr w:type="spellEnd"/>
           </w:p>
         </w:tc>
       </w:tr>
@@ -2876,14 +1786,12 @@
               <w:spacing w:line="276" w:lineRule="auto"/>
               <w:jc w:val="center"/>
             </w:pPr>
-            <w:proofErr w:type="spellStart"/>
             <w:r>
               <w:rPr>
                 <w:sz w:val="22"/>
               </w:rPr>
               <w:t>Желательное</w:t>
             </w:r>
-            <w:proofErr w:type="spellEnd"/>
           </w:p>
         </w:tc>
       </w:tr>
@@ -2967,33 +1875,11 @@
       <w:pPr>
         <w:spacing w:after="0" w:line="360" w:lineRule="auto"/>
       </w:pPr>
-      <w:proofErr w:type="spellStart"/>
       <w:r>
         <w:rPr>
           <w:b/>
         </w:rPr>
-        <w:t>Таблица</w:t>
-      </w:r>
-      <w:proofErr w:type="spellEnd"/>
-      <w:r>
-        <w:rPr>
-          <w:b/>
-        </w:rPr>
-        <w:t xml:space="preserve"> 1.3 – </w:t>
-      </w:r>
-      <w:proofErr w:type="spellStart"/>
-      <w:r>
-        <w:rPr>
-          <w:b/>
-        </w:rPr>
-        <w:t>Ограничения</w:t>
-      </w:r>
-      <w:proofErr w:type="spellEnd"/>
-      <w:r>
-        <w:rPr>
-          <w:b/>
-        </w:rPr>
-        <w:t xml:space="preserve"> предметной области</w:t>
+        <w:t>Таблица 1.3 – Ограничения предметной области</w:t>
       </w:r>
     </w:p>
     <w:tbl>
@@ -3125,14 +2011,12 @@
               </w:rPr>
               <w:t xml:space="preserve">Проверяется в </w:t>
             </w:r>
-            <w:proofErr w:type="spellStart"/>
             <w:r>
               <w:rPr>
                 <w:sz w:val="22"/>
               </w:rPr>
               <w:t>ViewModel</w:t>
             </w:r>
-            <w:proofErr w:type="spellEnd"/>
             <w:r>
               <w:rPr>
                 <w:sz w:val="22"/>
@@ -3154,28 +2038,12 @@
               <w:spacing w:line="276" w:lineRule="auto"/>
               <w:jc w:val="center"/>
             </w:pPr>
-            <w:proofErr w:type="spellStart"/>
-            <w:r>
-              <w:rPr>
-                <w:sz w:val="22"/>
-              </w:rPr>
-              <w:t>Цена</w:t>
-            </w:r>
-            <w:proofErr w:type="spellEnd"/>
-            <w:r>
-              <w:rPr>
-                <w:sz w:val="22"/>
-              </w:rPr>
-              <w:t xml:space="preserve"> </w:t>
-            </w:r>
-            <w:proofErr w:type="spellStart"/>
-            <w:r>
-              <w:rPr>
-                <w:sz w:val="22"/>
-              </w:rPr>
-              <w:t>тура</w:t>
-            </w:r>
-            <w:proofErr w:type="spellEnd"/>
+            <w:r>
+              <w:rPr>
+                <w:sz w:val="22"/>
+              </w:rPr>
+              <w:t>Цена тура</w:t>
+            </w:r>
           </w:p>
         </w:tc>
         <w:tc>
@@ -3247,28 +2115,12 @@
               <w:spacing w:line="276" w:lineRule="auto"/>
               <w:jc w:val="center"/>
             </w:pPr>
-            <w:proofErr w:type="spellStart"/>
-            <w:r>
-              <w:rPr>
-                <w:sz w:val="22"/>
-              </w:rPr>
-              <w:t>Сумма</w:t>
-            </w:r>
-            <w:proofErr w:type="spellEnd"/>
-            <w:r>
-              <w:rPr>
-                <w:sz w:val="22"/>
-              </w:rPr>
-              <w:t xml:space="preserve"> </w:t>
-            </w:r>
-            <w:proofErr w:type="spellStart"/>
-            <w:r>
-              <w:rPr>
-                <w:sz w:val="22"/>
-              </w:rPr>
-              <w:t>оплаты</w:t>
-            </w:r>
-            <w:proofErr w:type="spellEnd"/>
+            <w:r>
+              <w:rPr>
+                <w:sz w:val="22"/>
+              </w:rPr>
+              <w:t>Сумма оплаты</w:t>
+            </w:r>
           </w:p>
         </w:tc>
         <w:tc>
@@ -3396,28 +2248,12 @@
               <w:spacing w:line="276" w:lineRule="auto"/>
               <w:jc w:val="center"/>
             </w:pPr>
-            <w:proofErr w:type="spellStart"/>
-            <w:r>
-              <w:rPr>
-                <w:sz w:val="22"/>
-              </w:rPr>
-              <w:t>Даты</w:t>
-            </w:r>
-            <w:proofErr w:type="spellEnd"/>
-            <w:r>
-              <w:rPr>
-                <w:sz w:val="22"/>
-              </w:rPr>
-              <w:t xml:space="preserve"> </w:t>
-            </w:r>
-            <w:proofErr w:type="spellStart"/>
-            <w:r>
-              <w:rPr>
-                <w:sz w:val="22"/>
-              </w:rPr>
-              <w:t>тура</w:t>
-            </w:r>
-            <w:proofErr w:type="spellEnd"/>
+            <w:r>
+              <w:rPr>
+                <w:sz w:val="22"/>
+              </w:rPr>
+              <w:t>Даты тура</w:t>
+            </w:r>
           </w:p>
         </w:tc>
         <w:tc>
@@ -3450,28 +2286,12 @@
             <w:pPr>
               <w:spacing w:line="276" w:lineRule="auto"/>
             </w:pPr>
-            <w:proofErr w:type="spellStart"/>
-            <w:r>
-              <w:rPr>
-                <w:sz w:val="22"/>
-              </w:rPr>
-              <w:t>Ограничение</w:t>
-            </w:r>
-            <w:proofErr w:type="spellEnd"/>
-            <w:r>
-              <w:rPr>
-                <w:sz w:val="22"/>
-              </w:rPr>
-              <w:t xml:space="preserve"> </w:t>
-            </w:r>
-            <w:proofErr w:type="spellStart"/>
-            <w:r>
-              <w:rPr>
-                <w:sz w:val="22"/>
-              </w:rPr>
-              <w:t>tours_dates_check</w:t>
-            </w:r>
-            <w:proofErr w:type="spellEnd"/>
+            <w:r>
+              <w:rPr>
+                <w:sz w:val="22"/>
+              </w:rPr>
+              <w:t>Ограничение tours_dates_check</w:t>
+            </w:r>
           </w:p>
         </w:tc>
       </w:tr>
@@ -3902,14 +2722,12 @@
               <w:spacing w:line="276" w:lineRule="auto"/>
               <w:jc w:val="center"/>
             </w:pPr>
-            <w:proofErr w:type="spellStart"/>
             <w:r>
               <w:rPr>
                 <w:sz w:val="22"/>
               </w:rPr>
               <w:t>ReactiveUI</w:t>
             </w:r>
-            <w:proofErr w:type="spellEnd"/>
           </w:p>
         </w:tc>
         <w:tc>
@@ -4049,15 +2867,12 @@
               <w:spacing w:line="276" w:lineRule="auto"/>
               <w:jc w:val="center"/>
             </w:pPr>
-            <w:proofErr w:type="spellStart"/>
-            <w:r>
-              <w:rPr>
-                <w:sz w:val="22"/>
-              </w:rPr>
-              <w:lastRenderedPageBreak/>
+            <w:r>
+              <w:rPr>
+                <w:sz w:val="22"/>
+              </w:rPr>
               <w:t>Npgsql</w:t>
             </w:r>
-            <w:proofErr w:type="spellEnd"/>
           </w:p>
         </w:tc>
         <w:tc>
@@ -4224,22 +3039,18 @@
         </w:rPr>
         <w:t xml:space="preserve">. Проект содержит явные зависимости в файле </w:t>
       </w:r>
-      <w:proofErr w:type="spellStart"/>
       <w:r>
         <w:t>TourAgency</w:t>
       </w:r>
-      <w:proofErr w:type="spellEnd"/>
       <w:r>
         <w:rPr>
           <w:lang w:val="ru-RU"/>
         </w:rPr>
         <w:t>1.</w:t>
       </w:r>
-      <w:proofErr w:type="spellStart"/>
       <w:r>
         <w:t>csproj</w:t>
       </w:r>
-      <w:proofErr w:type="spellEnd"/>
       <w:r>
         <w:rPr>
           <w:lang w:val="ru-RU"/>
@@ -4319,22 +3130,18 @@
         </w:rPr>
         <w:t xml:space="preserve"> отвечают за отображение и ввод данных. Класс </w:t>
       </w:r>
-      <w:proofErr w:type="spellStart"/>
       <w:r>
         <w:t>ToursViewModel</w:t>
       </w:r>
-      <w:proofErr w:type="spellEnd"/>
       <w:r>
         <w:rPr>
           <w:lang w:val="ru-RU"/>
         </w:rPr>
         <w:t xml:space="preserve"> содержит состояние экрана, команды и проверку пользовательских действий. Класс </w:t>
       </w:r>
-      <w:proofErr w:type="spellStart"/>
       <w:r>
         <w:t>TourRepository</w:t>
       </w:r>
-      <w:proofErr w:type="spellEnd"/>
       <w:r>
         <w:rPr>
           <w:lang w:val="ru-RU"/>
@@ -4373,21 +3180,7 @@
         <w:rPr>
           <w:lang w:val="ru-RU"/>
         </w:rPr>
-        <w:t xml:space="preserve">Такое разделение повышает </w:t>
-      </w:r>
-      <w:proofErr w:type="spellStart"/>
-      <w:r>
-        <w:rPr>
-          <w:lang w:val="ru-RU"/>
-        </w:rPr>
-        <w:t>сопровождаемость</w:t>
-      </w:r>
-      <w:proofErr w:type="spellEnd"/>
-      <w:r>
-        <w:rPr>
-          <w:lang w:val="ru-RU"/>
-        </w:rPr>
-        <w:t xml:space="preserve"> программы. Изменение структуры интерфейса не требует переписывания </w:t>
+        <w:t xml:space="preserve">Такое разделение повышает сопровождаемость программы. Изменение структуры интерфейса не требует переписывания </w:t>
       </w:r>
       <w:r>
         <w:t>SQL</w:t>
@@ -4407,11 +3200,9 @@
         </w:rPr>
         <w:t xml:space="preserve">-разметку. Логика сценариев сосредоточена во </w:t>
       </w:r>
-      <w:proofErr w:type="spellStart"/>
       <w:r>
         <w:t>ViewModel</w:t>
       </w:r>
-      <w:proofErr w:type="spellEnd"/>
       <w:r>
         <w:rPr>
           <w:lang w:val="ru-RU"/>
@@ -4423,33 +3214,11 @@
       <w:pPr>
         <w:spacing w:after="0" w:line="360" w:lineRule="auto"/>
       </w:pPr>
-      <w:proofErr w:type="spellStart"/>
       <w:r>
         <w:rPr>
           <w:b/>
         </w:rPr>
-        <w:t>Таблица</w:t>
-      </w:r>
-      <w:proofErr w:type="spellEnd"/>
-      <w:r>
-        <w:rPr>
-          <w:b/>
-        </w:rPr>
-        <w:t xml:space="preserve"> 2.1 – </w:t>
-      </w:r>
-      <w:proofErr w:type="spellStart"/>
-      <w:r>
-        <w:rPr>
-          <w:b/>
-        </w:rPr>
-        <w:t>Структура</w:t>
-      </w:r>
-      <w:proofErr w:type="spellEnd"/>
-      <w:r>
-        <w:rPr>
-          <w:b/>
-        </w:rPr>
-        <w:t xml:space="preserve"> проекта TourAgency1</w:t>
+        <w:t>Таблица 2.1 – Структура проекта TourAgency1</w:t>
       </w:r>
     </w:p>
     <w:tbl>
@@ -4594,14 +3363,12 @@
               <w:spacing w:line="276" w:lineRule="auto"/>
               <w:jc w:val="center"/>
             </w:pPr>
-            <w:proofErr w:type="spellStart"/>
             <w:r>
               <w:rPr>
                 <w:sz w:val="22"/>
               </w:rPr>
               <w:t>ViewModels</w:t>
             </w:r>
-            <w:proofErr w:type="spellEnd"/>
           </w:p>
         </w:tc>
         <w:tc>
@@ -4862,44 +3629,36 @@
         </w:rPr>
         <w:t xml:space="preserve">Текстовая схема взаимодействия компонентов имеет следующий вид: пользователь выполняет действие в </w:t>
       </w:r>
-      <w:proofErr w:type="spellStart"/>
       <w:r>
         <w:t>ToursView</w:t>
       </w:r>
-      <w:proofErr w:type="spellEnd"/>
       <w:r>
         <w:rPr>
           <w:lang w:val="ru-RU"/>
         </w:rPr>
         <w:t xml:space="preserve">; команда передается в </w:t>
       </w:r>
-      <w:proofErr w:type="spellStart"/>
       <w:r>
         <w:t>ToursViewModel</w:t>
       </w:r>
-      <w:proofErr w:type="spellEnd"/>
       <w:r>
         <w:rPr>
           <w:lang w:val="ru-RU"/>
         </w:rPr>
         <w:t xml:space="preserve">; </w:t>
       </w:r>
-      <w:proofErr w:type="spellStart"/>
       <w:r>
         <w:t>ViewModel</w:t>
       </w:r>
-      <w:proofErr w:type="spellEnd"/>
       <w:r>
         <w:rPr>
           <w:lang w:val="ru-RU"/>
         </w:rPr>
         <w:t xml:space="preserve"> проверяет входные данные и обращается к </w:t>
       </w:r>
-      <w:proofErr w:type="spellStart"/>
       <w:r>
         <w:t>TourRepository</w:t>
       </w:r>
-      <w:proofErr w:type="spellEnd"/>
       <w:r>
         <w:rPr>
           <w:lang w:val="ru-RU"/>
@@ -4931,12 +3690,10 @@
         </w:rPr>
         <w:t xml:space="preserve">Жизненный цикл данных при создании заявки состоит из нескольких шагов. Сначала пользователь выбирает тур и клиента в интерфейсе. Затем </w:t>
       </w:r>
-      <w:proofErr w:type="spellStart"/>
       <w:r>
         <w:lastRenderedPageBreak/>
         <w:t>ViewModel</w:t>
       </w:r>
-      <w:proofErr w:type="spellEnd"/>
       <w:r>
         <w:rPr>
           <w:lang w:val="ru-RU"/>
@@ -5017,7 +3774,6 @@
               <w:spacing w:line="276" w:lineRule="auto"/>
               <w:jc w:val="center"/>
             </w:pPr>
-            <w:proofErr w:type="spellStart"/>
             <w:r>
               <w:rPr>
                 <w:b/>
@@ -5025,7 +3781,6 @@
               </w:rPr>
               <w:t>Шаг</w:t>
             </w:r>
-            <w:proofErr w:type="spellEnd"/>
           </w:p>
         </w:tc>
         <w:tc>
@@ -5199,14 +3954,12 @@
               </w:rPr>
               <w:t xml:space="preserve">Команда поиска запускает метод </w:t>
             </w:r>
-            <w:proofErr w:type="spellStart"/>
             <w:r>
               <w:rPr>
                 <w:sz w:val="22"/>
               </w:rPr>
               <w:t>SearchToursAsync</w:t>
             </w:r>
-            <w:proofErr w:type="spellEnd"/>
           </w:p>
         </w:tc>
         <w:tc>
@@ -5219,14 +3972,12 @@
               <w:spacing w:line="276" w:lineRule="auto"/>
               <w:jc w:val="center"/>
             </w:pPr>
-            <w:proofErr w:type="spellStart"/>
             <w:r>
               <w:rPr>
                 <w:sz w:val="22"/>
               </w:rPr>
               <w:t>ToursViewModel</w:t>
             </w:r>
-            <w:proofErr w:type="spellEnd"/>
           </w:p>
         </w:tc>
         <w:tc>
@@ -6124,37 +4875,8 @@
         </w:rPr>
         <w:t xml:space="preserve">Индексы созданы для полей, которые часто используются в связях и фильтрах. </w:t>
       </w:r>
-      <w:proofErr w:type="spellStart"/>
-      <w:r>
-        <w:t>Например</w:t>
-      </w:r>
-      <w:proofErr w:type="spellEnd"/>
-      <w:r>
-        <w:t xml:space="preserve">, </w:t>
-      </w:r>
-      <w:proofErr w:type="spellStart"/>
-      <w:r>
-        <w:t>индексы</w:t>
-      </w:r>
-      <w:proofErr w:type="spellEnd"/>
-      <w:r>
-        <w:t xml:space="preserve"> </w:t>
-      </w:r>
-      <w:proofErr w:type="spellStart"/>
-      <w:r>
-        <w:t>по</w:t>
-      </w:r>
-      <w:proofErr w:type="spellEnd"/>
-      <w:r>
-        <w:t xml:space="preserve"> </w:t>
-      </w:r>
-      <w:proofErr w:type="spellStart"/>
-      <w:r>
-        <w:t>destination_id</w:t>
-      </w:r>
-      <w:proofErr w:type="spellEnd"/>
-      <w:r>
-        <w:t xml:space="preserve">, hotel_id, start_date и price_per_person ускоряют выборку туров. </w:t>
+      <w:r>
+        <w:t xml:space="preserve">Например, индексы по destination_id, hotel_id, start_date и price_per_person ускоряют выборку туров. </w:t>
       </w:r>
       <w:r>
         <w:rPr>
@@ -6250,11 +4972,9 @@
         </w:rPr>
         <w:t>.</w:t>
       </w:r>
-      <w:proofErr w:type="spellStart"/>
       <w:r>
         <w:t>sql</w:t>
       </w:r>
-      <w:proofErr w:type="spellEnd"/>
       <w:r>
         <w:rPr>
           <w:lang w:val="ru-RU"/>
@@ -6301,7 +5021,6 @@
               <w:spacing w:line="276" w:lineRule="auto"/>
               <w:jc w:val="center"/>
             </w:pPr>
-            <w:proofErr w:type="spellStart"/>
             <w:r>
               <w:rPr>
                 <w:b/>
@@ -6309,7 +5028,6 @@
               </w:rPr>
               <w:t>Поле</w:t>
             </w:r>
-            <w:proofErr w:type="spellEnd"/>
           </w:p>
         </w:tc>
         <w:tc>
@@ -7037,22 +5755,18 @@
         </w:rPr>
         <w:t xml:space="preserve"> заданы общие стили для </w:t>
       </w:r>
-      <w:proofErr w:type="spellStart"/>
       <w:r>
         <w:t>TextBox</w:t>
       </w:r>
-      <w:proofErr w:type="spellEnd"/>
       <w:r>
         <w:rPr>
           <w:lang w:val="ru-RU"/>
         </w:rPr>
         <w:t xml:space="preserve">, </w:t>
       </w:r>
-      <w:proofErr w:type="spellStart"/>
       <w:r>
         <w:t>ComboBox</w:t>
       </w:r>
-      <w:proofErr w:type="spellEnd"/>
       <w:r>
         <w:rPr>
           <w:lang w:val="ru-RU"/>
@@ -7068,22 +5782,18 @@
         </w:rPr>
         <w:t xml:space="preserve">, </w:t>
       </w:r>
-      <w:proofErr w:type="spellStart"/>
       <w:r>
         <w:t>TabControl</w:t>
       </w:r>
-      <w:proofErr w:type="spellEnd"/>
       <w:r>
         <w:rPr>
           <w:lang w:val="ru-RU"/>
         </w:rPr>
         <w:t xml:space="preserve">, </w:t>
       </w:r>
-      <w:proofErr w:type="spellStart"/>
       <w:r>
         <w:t>TabItem</w:t>
       </w:r>
-      <w:proofErr w:type="spellEnd"/>
       <w:r>
         <w:rPr>
           <w:lang w:val="ru-RU"/>
@@ -7155,7 +5865,6 @@
               <w:spacing w:line="276" w:lineRule="auto"/>
               <w:jc w:val="center"/>
             </w:pPr>
-            <w:proofErr w:type="spellStart"/>
             <w:r>
               <w:rPr>
                 <w:b/>
@@ -7163,7 +5872,6 @@
               </w:rPr>
               <w:t>Элемент</w:t>
             </w:r>
-            <w:proofErr w:type="spellEnd"/>
           </w:p>
         </w:tc>
         <w:tc>
@@ -7239,14 +5947,12 @@
               <w:spacing w:line="276" w:lineRule="auto"/>
               <w:jc w:val="center"/>
             </w:pPr>
-            <w:proofErr w:type="spellStart"/>
             <w:r>
               <w:rPr>
                 <w:sz w:val="22"/>
               </w:rPr>
               <w:t>Сбросить</w:t>
             </w:r>
-            <w:proofErr w:type="spellEnd"/>
           </w:p>
         </w:tc>
         <w:tc>
@@ -7282,28 +5988,12 @@
               <w:spacing w:line="276" w:lineRule="auto"/>
               <w:jc w:val="center"/>
             </w:pPr>
-            <w:proofErr w:type="spellStart"/>
-            <w:r>
-              <w:rPr>
-                <w:sz w:val="22"/>
-              </w:rPr>
-              <w:t>Оформить</w:t>
-            </w:r>
-            <w:proofErr w:type="spellEnd"/>
-            <w:r>
-              <w:rPr>
-                <w:sz w:val="22"/>
-              </w:rPr>
-              <w:t xml:space="preserve"> </w:t>
-            </w:r>
-            <w:proofErr w:type="spellStart"/>
-            <w:r>
-              <w:rPr>
-                <w:sz w:val="22"/>
-              </w:rPr>
-              <w:t>заявку</w:t>
-            </w:r>
-            <w:proofErr w:type="spellEnd"/>
+            <w:r>
+              <w:rPr>
+                <w:sz w:val="22"/>
+              </w:rPr>
+              <w:t>Оформить заявку</w:t>
+            </w:r>
           </w:p>
         </w:tc>
         <w:tc>
@@ -7339,28 +6029,12 @@
               <w:spacing w:line="276" w:lineRule="auto"/>
               <w:jc w:val="center"/>
             </w:pPr>
-            <w:proofErr w:type="spellStart"/>
-            <w:r>
-              <w:rPr>
-                <w:sz w:val="22"/>
-              </w:rPr>
-              <w:t>Добавить</w:t>
-            </w:r>
-            <w:proofErr w:type="spellEnd"/>
-            <w:r>
-              <w:rPr>
-                <w:sz w:val="22"/>
-              </w:rPr>
-              <w:t xml:space="preserve"> </w:t>
-            </w:r>
-            <w:proofErr w:type="spellStart"/>
-            <w:r>
-              <w:rPr>
-                <w:sz w:val="22"/>
-              </w:rPr>
-              <w:t>клиента</w:t>
-            </w:r>
-            <w:proofErr w:type="spellEnd"/>
+            <w:r>
+              <w:rPr>
+                <w:sz w:val="22"/>
+              </w:rPr>
+              <w:t>Добавить клиента</w:t>
+            </w:r>
           </w:p>
         </w:tc>
         <w:tc>
@@ -7433,14 +6107,12 @@
               <w:spacing w:line="276" w:lineRule="auto"/>
               <w:jc w:val="center"/>
             </w:pPr>
-            <w:proofErr w:type="spellStart"/>
             <w:r>
               <w:rPr>
                 <w:sz w:val="22"/>
               </w:rPr>
               <w:t>Сформировать</w:t>
             </w:r>
-            <w:proofErr w:type="spellEnd"/>
           </w:p>
         </w:tc>
         <w:tc>
@@ -7680,33 +6352,27 @@
         </w:rPr>
         <w:t xml:space="preserve">, в репозитории применяется </w:t>
       </w:r>
-      <w:proofErr w:type="spellStart"/>
       <w:r>
         <w:t>DateTime</w:t>
       </w:r>
-      <w:proofErr w:type="spellEnd"/>
       <w:r>
         <w:rPr>
           <w:lang w:val="ru-RU"/>
         </w:rPr>
         <w:t>.</w:t>
       </w:r>
-      <w:proofErr w:type="spellStart"/>
       <w:r>
         <w:t>SpecifyKind</w:t>
       </w:r>
-      <w:proofErr w:type="spellEnd"/>
       <w:r>
         <w:rPr>
           <w:lang w:val="ru-RU"/>
         </w:rPr>
         <w:t xml:space="preserve"> с </w:t>
       </w:r>
-      <w:proofErr w:type="spellStart"/>
       <w:r>
         <w:t>DateTimeKind</w:t>
       </w:r>
-      <w:proofErr w:type="spellEnd"/>
       <w:r>
         <w:rPr>
           <w:lang w:val="ru-RU"/>
@@ -7738,22 +6404,18 @@
         </w:rPr>
         <w:t xml:space="preserve">Модель </w:t>
       </w:r>
-      <w:proofErr w:type="spellStart"/>
       <w:r>
         <w:t>AgencyData</w:t>
       </w:r>
-      <w:proofErr w:type="spellEnd"/>
       <w:r>
         <w:rPr>
           <w:lang w:val="ru-RU"/>
         </w:rPr>
         <w:t xml:space="preserve"> используется как контейнер для пакетной загрузки данных. Вместо нескольких независимых возвратов метод </w:t>
       </w:r>
-      <w:proofErr w:type="spellStart"/>
       <w:r>
         <w:t>GetAgencyDataAsync</w:t>
       </w:r>
-      <w:proofErr w:type="spellEnd"/>
       <w:r>
         <w:rPr>
           <w:lang w:val="ru-RU"/>
@@ -7799,7 +6461,6 @@
               <w:spacing w:line="276" w:lineRule="auto"/>
               <w:jc w:val="center"/>
             </w:pPr>
-            <w:proofErr w:type="spellStart"/>
             <w:r>
               <w:rPr>
                 <w:b/>
@@ -7807,7 +6468,6 @@
               </w:rPr>
               <w:t>Класс</w:t>
             </w:r>
-            <w:proofErr w:type="spellEnd"/>
           </w:p>
         </w:tc>
         <w:tc>
@@ -8150,22 +6810,18 @@
         </w:rPr>
         <w:t xml:space="preserve">Доступ к данным сосредоточен в классе </w:t>
       </w:r>
-      <w:proofErr w:type="spellStart"/>
       <w:r>
         <w:t>TourRepository</w:t>
       </w:r>
-      <w:proofErr w:type="spellEnd"/>
       <w:r>
         <w:rPr>
           <w:lang w:val="ru-RU"/>
         </w:rPr>
         <w:t xml:space="preserve">. Репозиторий получает строку подключения из </w:t>
       </w:r>
-      <w:proofErr w:type="spellStart"/>
       <w:r>
         <w:t>DatabaseSettings</w:t>
       </w:r>
-      <w:proofErr w:type="spellEnd"/>
       <w:r>
         <w:rPr>
           <w:lang w:val="ru-RU"/>
@@ -8258,11 +6914,9 @@
         </w:rPr>
         <w:t xml:space="preserve">-запросов используется </w:t>
       </w:r>
-      <w:proofErr w:type="spellStart"/>
       <w:r>
         <w:t>NpgsqlDataSource</w:t>
       </w:r>
-      <w:proofErr w:type="spellEnd"/>
       <w:r>
         <w:rPr>
           <w:lang w:val="ru-RU"/>
@@ -8382,11 +7036,9 @@
         </w:rPr>
         <w:t xml:space="preserve">Метод </w:t>
       </w:r>
-      <w:proofErr w:type="spellStart"/>
       <w:r>
         <w:t>GetAgencyDataAsync</w:t>
       </w:r>
-      <w:proofErr w:type="spellEnd"/>
       <w:r>
         <w:rPr>
           <w:lang w:val="ru-RU"/>
@@ -8409,22 +7061,18 @@
         </w:rPr>
         <w:t xml:space="preserve">Для преобразования пустых строк в значения базы данных используется вспомогательный метод </w:t>
       </w:r>
-      <w:proofErr w:type="spellStart"/>
       <w:r>
         <w:t>ToDbText</w:t>
       </w:r>
-      <w:proofErr w:type="spellEnd"/>
       <w:r>
         <w:rPr>
           <w:lang w:val="ru-RU"/>
         </w:rPr>
         <w:t xml:space="preserve">. Если пользователь оставляет необязательное поле пустым, в базу передается </w:t>
       </w:r>
-      <w:proofErr w:type="spellStart"/>
       <w:r>
         <w:t>DBNull</w:t>
       </w:r>
-      <w:proofErr w:type="spellEnd"/>
       <w:r>
         <w:rPr>
           <w:lang w:val="ru-RU"/>
@@ -8450,42 +7098,8 @@
           <w:rFonts w:ascii="Courier New" w:eastAsia="Courier New" w:hAnsi="Courier New"/>
           <w:sz w:val="18"/>
         </w:rPr>
-        <w:t>public async Task&lt;</w:t>
-      </w:r>
-      <w:proofErr w:type="spellStart"/>
-      <w:r>
-        <w:rPr>
-          <w:rFonts w:ascii="Courier New" w:eastAsia="Courier New" w:hAnsi="Courier New"/>
-          <w:sz w:val="18"/>
-        </w:rPr>
-        <w:t>IReadOnlyList</w:t>
-      </w:r>
-      <w:proofErr w:type="spellEnd"/>
-      <w:r>
-        <w:rPr>
-          <w:rFonts w:ascii="Courier New" w:eastAsia="Courier New" w:hAnsi="Courier New"/>
-          <w:sz w:val="18"/>
-        </w:rPr>
-        <w:t xml:space="preserve">&lt;Tour&gt;&gt; </w:t>
-      </w:r>
-      <w:proofErr w:type="spellStart"/>
-      <w:proofErr w:type="gramStart"/>
-      <w:r>
-        <w:rPr>
-          <w:rFonts w:ascii="Courier New" w:eastAsia="Courier New" w:hAnsi="Courier New"/>
-          <w:sz w:val="18"/>
-        </w:rPr>
-        <w:t>SearchToursAsync</w:t>
-      </w:r>
-      <w:proofErr w:type="spellEnd"/>
-      <w:r>
-        <w:rPr>
-          <w:rFonts w:ascii="Courier New" w:eastAsia="Courier New" w:hAnsi="Courier New"/>
-          <w:sz w:val="18"/>
-        </w:rPr>
-        <w:t>(</w:t>
-      </w:r>
-      <w:proofErr w:type="gramEnd"/>
+        <w:t>public async Task&lt;IReadOnlyList&lt;Tour&gt;&gt; SearchToursAsync(</w:t>
+      </w:r>
     </w:p>
     <w:p>
       <w:pPr>
@@ -8815,66 +7429,54 @@
         </w:rPr>
         <w:t xml:space="preserve">-запросы в репозитории сгруппированы по смыслу. Отдельные методы </w:t>
       </w:r>
-      <w:proofErr w:type="spellStart"/>
       <w:r>
         <w:t>GetDestinationsAsync</w:t>
       </w:r>
-      <w:proofErr w:type="spellEnd"/>
       <w:r>
         <w:rPr>
           <w:lang w:val="ru-RU"/>
         </w:rPr>
         <w:t xml:space="preserve">, </w:t>
       </w:r>
-      <w:proofErr w:type="spellStart"/>
       <w:r>
         <w:t>GetHotelsAsync</w:t>
       </w:r>
-      <w:proofErr w:type="spellEnd"/>
       <w:r>
         <w:rPr>
           <w:lang w:val="ru-RU"/>
         </w:rPr>
         <w:t xml:space="preserve">, </w:t>
       </w:r>
-      <w:proofErr w:type="spellStart"/>
       <w:r>
         <w:t>GetToursAsync</w:t>
       </w:r>
-      <w:proofErr w:type="spellEnd"/>
       <w:r>
         <w:rPr>
           <w:lang w:val="ru-RU"/>
         </w:rPr>
         <w:t xml:space="preserve">, </w:t>
       </w:r>
-      <w:proofErr w:type="spellStart"/>
       <w:r>
         <w:t>GetClientsAsync</w:t>
       </w:r>
-      <w:proofErr w:type="spellEnd"/>
       <w:r>
         <w:rPr>
           <w:lang w:val="ru-RU"/>
         </w:rPr>
         <w:t xml:space="preserve">, </w:t>
       </w:r>
-      <w:proofErr w:type="spellStart"/>
       <w:r>
         <w:t>GetBookingsAsync</w:t>
       </w:r>
-      <w:proofErr w:type="spellEnd"/>
       <w:r>
         <w:rPr>
           <w:lang w:val="ru-RU"/>
         </w:rPr>
         <w:t xml:space="preserve"> и </w:t>
       </w:r>
-      <w:proofErr w:type="spellStart"/>
       <w:r>
         <w:t>GetPaymentsAsync</w:t>
       </w:r>
-      <w:proofErr w:type="spellEnd"/>
       <w:r>
         <w:rPr>
           <w:lang w:val="ru-RU"/>
@@ -8899,44 +7501,36 @@
           <w:lang w:val="ru-RU"/>
         </w:rPr>
       </w:pPr>
-      <w:proofErr w:type="spellStart"/>
       <w:r>
         <w:t>ToursViewModel</w:t>
       </w:r>
-      <w:proofErr w:type="spellEnd"/>
       <w:r>
         <w:rPr>
           <w:lang w:val="ru-RU"/>
         </w:rPr>
         <w:t xml:space="preserve"> наследуется от </w:t>
       </w:r>
-      <w:proofErr w:type="spellStart"/>
       <w:r>
         <w:t>ReactiveObject</w:t>
       </w:r>
-      <w:proofErr w:type="spellEnd"/>
       <w:r>
         <w:rPr>
           <w:lang w:val="ru-RU"/>
         </w:rPr>
         <w:t xml:space="preserve"> и использует </w:t>
       </w:r>
-      <w:proofErr w:type="spellStart"/>
       <w:r>
         <w:t>RaiseAndSetIfChanged</w:t>
       </w:r>
-      <w:proofErr w:type="spellEnd"/>
       <w:r>
         <w:rPr>
           <w:lang w:val="ru-RU"/>
         </w:rPr>
         <w:t xml:space="preserve"> для уведомления интерфейса об изменениях. Табличные данные хранятся в </w:t>
       </w:r>
-      <w:proofErr w:type="spellStart"/>
       <w:r>
         <w:t>AvaloniaList</w:t>
       </w:r>
-      <w:proofErr w:type="spellEnd"/>
       <w:r>
         <w:rPr>
           <w:lang w:val="ru-RU"/>
@@ -8962,37 +7556,8 @@
           <w:lang w:val="ru-RU"/>
         </w:rPr>
       </w:pPr>
-      <w:proofErr w:type="spellStart"/>
-      <w:r>
-        <w:t>Команды</w:t>
-      </w:r>
-      <w:proofErr w:type="spellEnd"/>
-      <w:r>
-        <w:t xml:space="preserve"> </w:t>
-      </w:r>
-      <w:proofErr w:type="spellStart"/>
-      <w:r>
-        <w:t>LoadDataCommand</w:t>
-      </w:r>
-      <w:proofErr w:type="spellEnd"/>
-      <w:r>
-        <w:t xml:space="preserve">, </w:t>
-      </w:r>
-      <w:proofErr w:type="spellStart"/>
-      <w:r>
-        <w:t>SearchToursCommand</w:t>
-      </w:r>
-      <w:proofErr w:type="spellEnd"/>
-      <w:r>
-        <w:t xml:space="preserve">, </w:t>
-      </w:r>
-      <w:proofErr w:type="spellStart"/>
-      <w:r>
-        <w:t>ResetFiltersCommand</w:t>
-      </w:r>
-      <w:proofErr w:type="spellEnd"/>
-      <w:r>
-        <w:t xml:space="preserve">, AddClientCommand, CreateBookingCommand, AddPaymentCommand, GenerateContractCommand и SaveContractCommand связывают кнопки интерфейса с методами ViewModel. </w:t>
+      <w:r>
+        <w:t xml:space="preserve">Команды LoadDataCommand, SearchToursCommand, ResetFiltersCommand, AddClientCommand, CreateBookingCommand, AddPaymentCommand, GenerateContractCommand и SaveContractCommand связывают кнопки интерфейса с методами ViewModel. </w:t>
       </w:r>
       <w:r>
         <w:rPr>
@@ -9051,11 +7616,9 @@
         </w:rPr>
         <w:t>.</w:t>
       </w:r>
-      <w:proofErr w:type="spellStart"/>
       <w:r>
         <w:t>yyyy</w:t>
       </w:r>
-      <w:proofErr w:type="spellEnd"/>
       <w:r>
         <w:rPr>
           <w:lang w:val="ru-RU"/>
@@ -9071,7 +7634,6 @@
         </w:rPr>
         <w:t>.</w:t>
       </w:r>
-      <w:proofErr w:type="gramStart"/>
       <w:r>
         <w:t>M</w:t>
       </w:r>
@@ -9081,23 +7643,18 @@
         </w:rPr>
         <w:t>.</w:t>
       </w:r>
-      <w:proofErr w:type="spellStart"/>
       <w:r>
         <w:t>yyyy</w:t>
       </w:r>
-      <w:proofErr w:type="spellEnd"/>
-      <w:proofErr w:type="gramEnd"/>
       <w:r>
         <w:rPr>
           <w:lang w:val="ru-RU"/>
         </w:rPr>
         <w:t xml:space="preserve"> и </w:t>
       </w:r>
-      <w:proofErr w:type="spellStart"/>
       <w:r>
         <w:t>yyyy</w:t>
       </w:r>
-      <w:proofErr w:type="spellEnd"/>
       <w:r>
         <w:rPr>
           <w:lang w:val="ru-RU"/>
@@ -9154,54 +7711,18 @@
         <w:rPr>
           <w:lang w:val="ru-RU"/>
         </w:rPr>
-        <w:t xml:space="preserve">-8 и вызовом печати через браузер или системный </w:t>
-      </w:r>
-      <w:proofErr w:type="spellStart"/>
-      <w:r>
-        <w:rPr>
-          <w:lang w:val="ru-RU"/>
-        </w:rPr>
-        <w:t>просмотрщик</w:t>
-      </w:r>
-      <w:proofErr w:type="spellEnd"/>
-      <w:r>
-        <w:rPr>
-          <w:lang w:val="ru-RU"/>
-        </w:rPr>
-        <w:t>. Такой вариант прост в реализации и подходит для учебного прототипа.</w:t>
+        <w:t>-8 и вызовом печати через браузер или системный просмотрщик. Такой вариант прост в реализации и подходит для учебного прототипа.</w:t>
       </w:r>
     </w:p>
     <w:p>
       <w:pPr>
         <w:spacing w:after="0" w:line="360" w:lineRule="auto"/>
       </w:pPr>
-      <w:proofErr w:type="spellStart"/>
       <w:r>
         <w:rPr>
           <w:b/>
         </w:rPr>
-        <w:t>Таблица</w:t>
-      </w:r>
-      <w:proofErr w:type="spellEnd"/>
-      <w:r>
-        <w:rPr>
-          <w:b/>
-        </w:rPr>
-        <w:t xml:space="preserve"> 3.2 – </w:t>
-      </w:r>
-      <w:proofErr w:type="spellStart"/>
-      <w:r>
-        <w:rPr>
-          <w:b/>
-        </w:rPr>
-        <w:t>Методы</w:t>
-      </w:r>
-      <w:proofErr w:type="spellEnd"/>
-      <w:r>
-        <w:rPr>
-          <w:b/>
-        </w:rPr>
-        <w:t xml:space="preserve"> пользовательской логики</w:t>
+        <w:t>Таблица 3.2 – Методы пользовательской логики</w:t>
       </w:r>
     </w:p>
     <w:tbl>
@@ -9326,42 +7847,12 @@
             <w:pPr>
               <w:spacing w:line="276" w:lineRule="auto"/>
             </w:pPr>
-            <w:proofErr w:type="spellStart"/>
-            <w:r>
-              <w:rPr>
-                <w:sz w:val="22"/>
-              </w:rPr>
-              <w:t>Сообщает</w:t>
-            </w:r>
-            <w:proofErr w:type="spellEnd"/>
-            <w:r>
-              <w:rPr>
-                <w:sz w:val="22"/>
-              </w:rPr>
-              <w:t xml:space="preserve"> </w:t>
-            </w:r>
-            <w:proofErr w:type="spellStart"/>
-            <w:r>
-              <w:rPr>
-                <w:sz w:val="22"/>
-              </w:rPr>
-              <w:t>количество</w:t>
-            </w:r>
-            <w:proofErr w:type="spellEnd"/>
-            <w:r>
-              <w:rPr>
-                <w:sz w:val="22"/>
-              </w:rPr>
-              <w:t xml:space="preserve"> </w:t>
-            </w:r>
-            <w:proofErr w:type="spellStart"/>
-            <w:r>
-              <w:rPr>
-                <w:sz w:val="22"/>
-              </w:rPr>
-              <w:t>записей</w:t>
-            </w:r>
-            <w:proofErr w:type="spellEnd"/>
+            <w:r>
+              <w:rPr>
+                <w:sz w:val="22"/>
+              </w:rPr>
+              <w:t>Сообщает количество записей</w:t>
+            </w:r>
           </w:p>
         </w:tc>
       </w:tr>
@@ -9403,14 +7894,12 @@
               </w:rPr>
               <w:t xml:space="preserve">Разбирает фильтры и вызывает </w:t>
             </w:r>
-            <w:proofErr w:type="spellStart"/>
             <w:r>
               <w:rPr>
                 <w:sz w:val="22"/>
               </w:rPr>
               <w:t>SearchToursAsync</w:t>
             </w:r>
-            <w:proofErr w:type="spellEnd"/>
             <w:r>
               <w:rPr>
                 <w:sz w:val="22"/>
@@ -9429,56 +7918,12 @@
             <w:pPr>
               <w:spacing w:line="276" w:lineRule="auto"/>
             </w:pPr>
-            <w:proofErr w:type="spellStart"/>
-            <w:r>
-              <w:rPr>
-                <w:sz w:val="22"/>
-              </w:rPr>
-              <w:t>Показывает</w:t>
-            </w:r>
-            <w:proofErr w:type="spellEnd"/>
-            <w:r>
-              <w:rPr>
-                <w:sz w:val="22"/>
-              </w:rPr>
-              <w:t xml:space="preserve"> </w:t>
-            </w:r>
-            <w:proofErr w:type="spellStart"/>
-            <w:r>
-              <w:rPr>
-                <w:sz w:val="22"/>
-              </w:rPr>
-              <w:t>число</w:t>
-            </w:r>
-            <w:proofErr w:type="spellEnd"/>
-            <w:r>
-              <w:rPr>
-                <w:sz w:val="22"/>
-              </w:rPr>
-              <w:t xml:space="preserve"> </w:t>
-            </w:r>
-            <w:proofErr w:type="spellStart"/>
-            <w:r>
-              <w:rPr>
-                <w:sz w:val="22"/>
-              </w:rPr>
-              <w:t>найденных</w:t>
-            </w:r>
-            <w:proofErr w:type="spellEnd"/>
-            <w:r>
-              <w:rPr>
-                <w:sz w:val="22"/>
-              </w:rPr>
-              <w:t xml:space="preserve"> </w:t>
-            </w:r>
-            <w:proofErr w:type="spellStart"/>
-            <w:r>
-              <w:rPr>
-                <w:sz w:val="22"/>
-              </w:rPr>
-              <w:t>туров</w:t>
-            </w:r>
-            <w:proofErr w:type="spellEnd"/>
+            <w:r>
+              <w:rPr>
+                <w:sz w:val="22"/>
+              </w:rPr>
+              <w:t>Показывает число найденных туров</w:t>
+            </w:r>
           </w:p>
         </w:tc>
       </w:tr>
@@ -9532,42 +7977,12 @@
               <w:spacing w:line="276" w:lineRule="auto"/>
               <w:jc w:val="center"/>
             </w:pPr>
-            <w:proofErr w:type="spellStart"/>
-            <w:r>
-              <w:rPr>
-                <w:sz w:val="22"/>
-              </w:rPr>
-              <w:t>Очищает</w:t>
-            </w:r>
-            <w:proofErr w:type="spellEnd"/>
-            <w:r>
-              <w:rPr>
-                <w:sz w:val="22"/>
-              </w:rPr>
-              <w:t xml:space="preserve"> </w:t>
-            </w:r>
-            <w:proofErr w:type="spellStart"/>
-            <w:r>
-              <w:rPr>
-                <w:sz w:val="22"/>
-              </w:rPr>
-              <w:t>поля</w:t>
-            </w:r>
-            <w:proofErr w:type="spellEnd"/>
-            <w:r>
-              <w:rPr>
-                <w:sz w:val="22"/>
-              </w:rPr>
-              <w:t xml:space="preserve"> </w:t>
-            </w:r>
-            <w:proofErr w:type="spellStart"/>
-            <w:r>
-              <w:rPr>
-                <w:sz w:val="22"/>
-              </w:rPr>
-              <w:t>формы</w:t>
-            </w:r>
-            <w:proofErr w:type="spellEnd"/>
+            <w:r>
+              <w:rPr>
+                <w:sz w:val="22"/>
+              </w:rPr>
+              <w:t>Очищает поля формы</w:t>
+            </w:r>
           </w:p>
         </w:tc>
       </w:tr>
@@ -9620,42 +8035,12 @@
             <w:pPr>
               <w:spacing w:line="276" w:lineRule="auto"/>
             </w:pPr>
-            <w:proofErr w:type="spellStart"/>
-            <w:r>
-              <w:rPr>
-                <w:sz w:val="22"/>
-              </w:rPr>
-              <w:t>Выбирает</w:t>
-            </w:r>
-            <w:proofErr w:type="spellEnd"/>
-            <w:r>
-              <w:rPr>
-                <w:sz w:val="22"/>
-              </w:rPr>
-              <w:t xml:space="preserve"> </w:t>
-            </w:r>
-            <w:proofErr w:type="spellStart"/>
-            <w:r>
-              <w:rPr>
-                <w:sz w:val="22"/>
-              </w:rPr>
-              <w:t>созданную</w:t>
-            </w:r>
-            <w:proofErr w:type="spellEnd"/>
-            <w:r>
-              <w:rPr>
-                <w:sz w:val="22"/>
-              </w:rPr>
-              <w:t xml:space="preserve"> </w:t>
-            </w:r>
-            <w:proofErr w:type="spellStart"/>
-            <w:r>
-              <w:rPr>
-                <w:sz w:val="22"/>
-              </w:rPr>
-              <w:t>заявку</w:t>
-            </w:r>
-            <w:proofErr w:type="spellEnd"/>
+            <w:r>
+              <w:rPr>
+                <w:sz w:val="22"/>
+              </w:rPr>
+              <w:t>Выбирает созданную заявку</w:t>
+            </w:r>
           </w:p>
         </w:tc>
       </w:tr>
@@ -9708,42 +8093,12 @@
             <w:pPr>
               <w:spacing w:line="276" w:lineRule="auto"/>
             </w:pPr>
-            <w:proofErr w:type="spellStart"/>
-            <w:r>
-              <w:rPr>
-                <w:sz w:val="22"/>
-              </w:rPr>
-              <w:t>Обновляет</w:t>
-            </w:r>
-            <w:proofErr w:type="spellEnd"/>
-            <w:r>
-              <w:rPr>
-                <w:sz w:val="22"/>
-              </w:rPr>
-              <w:t xml:space="preserve"> </w:t>
-            </w:r>
-            <w:proofErr w:type="spellStart"/>
-            <w:r>
-              <w:rPr>
-                <w:sz w:val="22"/>
-              </w:rPr>
-              <w:t>статус</w:t>
-            </w:r>
-            <w:proofErr w:type="spellEnd"/>
-            <w:r>
-              <w:rPr>
-                <w:sz w:val="22"/>
-              </w:rPr>
-              <w:t xml:space="preserve"> </w:t>
-            </w:r>
-            <w:proofErr w:type="spellStart"/>
-            <w:r>
-              <w:rPr>
-                <w:sz w:val="22"/>
-              </w:rPr>
-              <w:t>заявки</w:t>
-            </w:r>
-            <w:proofErr w:type="spellEnd"/>
+            <w:r>
+              <w:rPr>
+                <w:sz w:val="22"/>
+              </w:rPr>
+              <w:t>Обновляет статус заявки</w:t>
+            </w:r>
           </w:p>
         </w:tc>
       </w:tr>
@@ -9859,11 +8214,9 @@
         </w:rPr>
         <w:t xml:space="preserve">После подготовки фильтров </w:t>
       </w:r>
-      <w:proofErr w:type="spellStart"/>
       <w:r>
         <w:t>ViewModel</w:t>
       </w:r>
-      <w:proofErr w:type="spellEnd"/>
       <w:r>
         <w:rPr>
           <w:lang w:val="ru-RU"/>
@@ -9877,21 +8230,7 @@
         <w:rPr>
           <w:lang w:val="ru-RU"/>
         </w:rPr>
-        <w:t xml:space="preserve">-запрос выбирает туры с присоединением направлений и отелей, потому что в таблице интерфейса должны отображаться не только идентификаторы, но и </w:t>
-      </w:r>
-      <w:proofErr w:type="spellStart"/>
-      <w:r>
-        <w:rPr>
-          <w:lang w:val="ru-RU"/>
-        </w:rPr>
-        <w:t>человекочитаемые</w:t>
-      </w:r>
-      <w:proofErr w:type="spellEnd"/>
-      <w:r>
-        <w:rPr>
-          <w:lang w:val="ru-RU"/>
-        </w:rPr>
-        <w:t xml:space="preserve"> названия. Результат сортируется по дате начала, цене и идентификатору, чтобы пользователь сначала видел ближайшие и более доступные варианты.</w:t>
+        <w:t>-запрос выбирает туры с присоединением направлений и отелей, потому что в таблице интерфейса должны отображаться не только идентификаторы, но и человекочитаемые названия. Результат сортируется по дате начала, цене и идентификатору, чтобы пользователь сначала видел ближайшие и более доступные варианты.</w:t>
       </w:r>
     </w:p>
     <w:p>
@@ -9948,33 +8287,11 @@
       <w:pPr>
         <w:spacing w:after="0" w:line="360" w:lineRule="auto"/>
       </w:pPr>
-      <w:proofErr w:type="spellStart"/>
       <w:r>
         <w:rPr>
           <w:b/>
         </w:rPr>
-        <w:t>Таблица</w:t>
-      </w:r>
-      <w:proofErr w:type="spellEnd"/>
-      <w:r>
-        <w:rPr>
-          <w:b/>
-        </w:rPr>
-        <w:t xml:space="preserve"> 3.3 – </w:t>
-      </w:r>
-      <w:proofErr w:type="spellStart"/>
-      <w:r>
-        <w:rPr>
-          <w:b/>
-        </w:rPr>
-        <w:t>Основные</w:t>
-      </w:r>
-      <w:proofErr w:type="spellEnd"/>
-      <w:r>
-        <w:rPr>
-          <w:b/>
-        </w:rPr>
-        <w:t xml:space="preserve"> алгоритмы программного модуля</w:t>
+        <w:t>Таблица 3.3 – Основные алгоритмы программного модуля</w:t>
       </w:r>
     </w:p>
     <w:tbl>
@@ -10176,28 +8493,12 @@
               <w:spacing w:line="276" w:lineRule="auto"/>
               <w:jc w:val="center"/>
             </w:pPr>
-            <w:proofErr w:type="spellStart"/>
-            <w:r>
-              <w:rPr>
-                <w:sz w:val="22"/>
-              </w:rPr>
-              <w:t>Создание</w:t>
-            </w:r>
-            <w:proofErr w:type="spellEnd"/>
-            <w:r>
-              <w:rPr>
-                <w:sz w:val="22"/>
-              </w:rPr>
-              <w:t xml:space="preserve"> </w:t>
-            </w:r>
-            <w:proofErr w:type="spellStart"/>
-            <w:r>
-              <w:rPr>
-                <w:sz w:val="22"/>
-              </w:rPr>
-              <w:t>заявки</w:t>
-            </w:r>
-            <w:proofErr w:type="spellEnd"/>
+            <w:r>
+              <w:rPr>
+                <w:sz w:val="22"/>
+              </w:rPr>
+              <w:t>Создание заявки</w:t>
+            </w:r>
           </w:p>
         </w:tc>
         <w:tc>
@@ -10247,19 +8548,11 @@
             <w:pPr>
               <w:spacing w:line="276" w:lineRule="auto"/>
             </w:pPr>
-            <w:proofErr w:type="spellStart"/>
-            <w:r>
-              <w:rPr>
-                <w:sz w:val="22"/>
-              </w:rPr>
-              <w:t>Транзакция</w:t>
-            </w:r>
-            <w:proofErr w:type="spellEnd"/>
-            <w:r>
-              <w:rPr>
-                <w:sz w:val="22"/>
-              </w:rPr>
-              <w:t>, SELECT FOR UPDATE, INSERT, UPDATE</w:t>
+            <w:r>
+              <w:rPr>
+                <w:sz w:val="22"/>
+              </w:rPr>
+              <w:t>Транзакция, SELECT FOR UPDATE, INSERT, UPDATE</w:t>
             </w:r>
           </w:p>
         </w:tc>
@@ -10375,29 +8668,13 @@
             <w:pPr>
               <w:spacing w:line="276" w:lineRule="auto"/>
             </w:pPr>
-            <w:proofErr w:type="spellStart"/>
             <w:r>
               <w:rPr>
                 <w:sz w:val="22"/>
               </w:rPr>
               <w:lastRenderedPageBreak/>
-              <w:t>Формирование</w:t>
-            </w:r>
-            <w:proofErr w:type="spellEnd"/>
-            <w:r>
-              <w:rPr>
-                <w:sz w:val="22"/>
-              </w:rPr>
-              <w:t xml:space="preserve"> </w:t>
-            </w:r>
-            <w:proofErr w:type="spellStart"/>
-            <w:r>
-              <w:rPr>
-                <w:sz w:val="22"/>
-              </w:rPr>
-              <w:t>договора</w:t>
-            </w:r>
-            <w:proofErr w:type="spellEnd"/>
+              <w:t>Формирование договора</w:t>
+            </w:r>
           </w:p>
         </w:tc>
         <w:tc>
@@ -10608,11 +8885,9 @@
         </w:rPr>
         <w:t xml:space="preserve">. Это делает их простыми объектами предметной области. Такое решение соответствует принципу разделения ответственности: модель описывает данные, репозиторий занимается хранением, </w:t>
       </w:r>
-      <w:proofErr w:type="spellStart"/>
       <w:r>
         <w:t>ViewModel</w:t>
       </w:r>
-      <w:proofErr w:type="spellEnd"/>
       <w:r>
         <w:rPr>
           <w:lang w:val="ru-RU"/>
@@ -10954,7 +9229,6 @@
               <w:rPr>
                 <w:sz w:val="22"/>
               </w:rPr>
-              <w:lastRenderedPageBreak/>
               <w:t>tours.price_per_person</w:t>
             </w:r>
           </w:p>
@@ -11521,30 +9795,14 @@
         </w:rPr>
         <w:t xml:space="preserve">Для обработки ошибок используются исключения. Репозиторий сообщает о невозможности найти выбранный тур или о недостатке мест, а </w:t>
       </w:r>
-      <w:proofErr w:type="spellStart"/>
       <w:r>
         <w:t>ViewModel</w:t>
       </w:r>
-      <w:proofErr w:type="spellEnd"/>
-      <w:r>
-        <w:rPr>
-          <w:lang w:val="ru-RU"/>
-        </w:rPr>
-        <w:t xml:space="preserve"> перехватывает исключение и преобразует его в статусное сообщение для пользователя. Такой подход не скрывает проблему и не завершает приложение </w:t>
-      </w:r>
-      <w:proofErr w:type="spellStart"/>
-      <w:r>
-        <w:rPr>
-          <w:lang w:val="ru-RU"/>
-        </w:rPr>
-        <w:t>аварийно</w:t>
-      </w:r>
-      <w:proofErr w:type="spellEnd"/>
-      <w:r>
-        <w:rPr>
-          <w:lang w:val="ru-RU"/>
-        </w:rPr>
-        <w:t>.</w:t>
+      <w:r>
+        <w:rPr>
+          <w:lang w:val="ru-RU"/>
+        </w:rPr>
+        <w:t xml:space="preserve"> перехватывает исключение и преобразует его в статусное сообщение для пользователя. Такой подход не скрывает проблему и не завершает приложение аварийно.</w:t>
       </w:r>
     </w:p>
     <w:p>
@@ -11571,22 +9829,18 @@
         </w:rPr>
         <w:t xml:space="preserve">-команд. Вместо формирования строки через конкатенацию используются </w:t>
       </w:r>
-      <w:proofErr w:type="spellStart"/>
       <w:r>
         <w:t>AddWithValue</w:t>
       </w:r>
-      <w:proofErr w:type="spellEnd"/>
       <w:r>
         <w:rPr>
           <w:lang w:val="ru-RU"/>
         </w:rPr>
         <w:t xml:space="preserve"> и параметры с типами </w:t>
       </w:r>
-      <w:proofErr w:type="spellStart"/>
       <w:r>
         <w:t>NpgsqlDbType</w:t>
       </w:r>
-      <w:proofErr w:type="spellEnd"/>
       <w:r>
         <w:rPr>
           <w:lang w:val="ru-RU"/>
@@ -11609,11 +9863,9 @@
         </w:rPr>
         <w:t xml:space="preserve">Метод </w:t>
       </w:r>
-      <w:proofErr w:type="spellStart"/>
       <w:r>
         <w:t>ResetFiltersAsync</w:t>
       </w:r>
-      <w:proofErr w:type="spellEnd"/>
       <w:r>
         <w:rPr>
           <w:lang w:val="ru-RU"/>
@@ -11637,22 +9889,18 @@
         <w:lastRenderedPageBreak/>
         <w:t xml:space="preserve">Метод </w:t>
       </w:r>
-      <w:proofErr w:type="spellStart"/>
       <w:r>
         <w:t>LoadDataAsync</w:t>
       </w:r>
-      <w:proofErr w:type="spellEnd"/>
       <w:r>
         <w:rPr>
           <w:lang w:val="ru-RU"/>
         </w:rPr>
         <w:t xml:space="preserve"> вызывается при создании </w:t>
       </w:r>
-      <w:proofErr w:type="spellStart"/>
       <w:r>
         <w:t>ViewModel</w:t>
       </w:r>
-      <w:proofErr w:type="spellEnd"/>
       <w:r>
         <w:rPr>
           <w:lang w:val="ru-RU"/>
@@ -11664,33 +9912,11 @@
       <w:pPr>
         <w:spacing w:after="0" w:line="360" w:lineRule="auto"/>
       </w:pPr>
-      <w:proofErr w:type="spellStart"/>
       <w:r>
         <w:rPr>
           <w:b/>
         </w:rPr>
-        <w:t>Таблица</w:t>
-      </w:r>
-      <w:proofErr w:type="spellEnd"/>
-      <w:r>
-        <w:rPr>
-          <w:b/>
-        </w:rPr>
-        <w:t xml:space="preserve"> 3.5 – </w:t>
-      </w:r>
-      <w:proofErr w:type="spellStart"/>
-      <w:r>
-        <w:rPr>
-          <w:b/>
-        </w:rPr>
-        <w:t>Обработка</w:t>
-      </w:r>
-      <w:proofErr w:type="spellEnd"/>
-      <w:r>
-        <w:rPr>
-          <w:b/>
-        </w:rPr>
-        <w:t xml:space="preserve"> исключительных ситуаций</w:t>
+        <w:t>Таблица 3.5 – Обработка исключительных ситуаций</w:t>
       </w:r>
     </w:p>
     <w:tbl>
@@ -11838,28 +10064,12 @@
               <w:spacing w:line="276" w:lineRule="auto"/>
               <w:jc w:val="center"/>
             </w:pPr>
-            <w:proofErr w:type="spellStart"/>
-            <w:r>
-              <w:rPr>
-                <w:sz w:val="22"/>
-              </w:rPr>
-              <w:t>Некорректная</w:t>
-            </w:r>
-            <w:proofErr w:type="spellEnd"/>
-            <w:r>
-              <w:rPr>
-                <w:sz w:val="22"/>
-              </w:rPr>
-              <w:t xml:space="preserve"> </w:t>
-            </w:r>
-            <w:proofErr w:type="spellStart"/>
-            <w:r>
-              <w:rPr>
-                <w:sz w:val="22"/>
-              </w:rPr>
-              <w:t>дата</w:t>
-            </w:r>
-            <w:proofErr w:type="spellEnd"/>
+            <w:r>
+              <w:rPr>
+                <w:sz w:val="22"/>
+              </w:rPr>
+              <w:t>Некорректная дата</w:t>
+            </w:r>
           </w:p>
         </w:tc>
         <w:tc>
@@ -11916,28 +10126,12 @@
               <w:spacing w:line="276" w:lineRule="auto"/>
               <w:jc w:val="center"/>
             </w:pPr>
-            <w:proofErr w:type="spellStart"/>
-            <w:r>
-              <w:rPr>
-                <w:sz w:val="22"/>
-              </w:rPr>
-              <w:t>Некорректная</w:t>
-            </w:r>
-            <w:proofErr w:type="spellEnd"/>
-            <w:r>
-              <w:rPr>
-                <w:sz w:val="22"/>
-              </w:rPr>
-              <w:t xml:space="preserve"> </w:t>
-            </w:r>
-            <w:proofErr w:type="spellStart"/>
-            <w:r>
-              <w:rPr>
-                <w:sz w:val="22"/>
-              </w:rPr>
-              <w:t>сумма</w:t>
-            </w:r>
-            <w:proofErr w:type="spellEnd"/>
+            <w:r>
+              <w:rPr>
+                <w:sz w:val="22"/>
+              </w:rPr>
+              <w:t>Некорректная сумма</w:t>
+            </w:r>
           </w:p>
         </w:tc>
         <w:tc>
@@ -11994,28 +10188,12 @@
               <w:spacing w:line="276" w:lineRule="auto"/>
               <w:jc w:val="center"/>
             </w:pPr>
-            <w:proofErr w:type="spellStart"/>
-            <w:r>
-              <w:rPr>
-                <w:sz w:val="22"/>
-              </w:rPr>
-              <w:t>Недостаточно</w:t>
-            </w:r>
-            <w:proofErr w:type="spellEnd"/>
-            <w:r>
-              <w:rPr>
-                <w:sz w:val="22"/>
-              </w:rPr>
-              <w:t xml:space="preserve"> </w:t>
-            </w:r>
-            <w:proofErr w:type="spellStart"/>
-            <w:r>
-              <w:rPr>
-                <w:sz w:val="22"/>
-              </w:rPr>
-              <w:t>мест</w:t>
-            </w:r>
-            <w:proofErr w:type="spellEnd"/>
+            <w:r>
+              <w:rPr>
+                <w:sz w:val="22"/>
+              </w:rPr>
+              <w:t>Недостаточно мест</w:t>
+            </w:r>
           </w:p>
         </w:tc>
         <w:tc>
@@ -12125,42 +10303,12 @@
             <w:pPr>
               <w:spacing w:line="276" w:lineRule="auto"/>
             </w:pPr>
-            <w:proofErr w:type="spellStart"/>
-            <w:r>
-              <w:rPr>
-                <w:sz w:val="22"/>
-              </w:rPr>
-              <w:t>Не</w:t>
-            </w:r>
-            <w:proofErr w:type="spellEnd"/>
-            <w:r>
-              <w:rPr>
-                <w:sz w:val="22"/>
-              </w:rPr>
-              <w:t xml:space="preserve"> </w:t>
-            </w:r>
-            <w:proofErr w:type="spellStart"/>
-            <w:r>
-              <w:rPr>
-                <w:sz w:val="22"/>
-              </w:rPr>
-              <w:t>добавлять</w:t>
-            </w:r>
-            <w:proofErr w:type="spellEnd"/>
-            <w:r>
-              <w:rPr>
-                <w:sz w:val="22"/>
-              </w:rPr>
-              <w:t xml:space="preserve"> </w:t>
-            </w:r>
-            <w:proofErr w:type="spellStart"/>
-            <w:r>
-              <w:rPr>
-                <w:sz w:val="22"/>
-              </w:rPr>
-              <w:t>клиента</w:t>
-            </w:r>
-            <w:proofErr w:type="spellEnd"/>
+            <w:r>
+              <w:rPr>
+                <w:sz w:val="22"/>
+              </w:rPr>
+              <w:t>Не добавлять клиента</w:t>
+            </w:r>
           </w:p>
         </w:tc>
       </w:tr>
@@ -12246,22 +10394,18 @@
         </w:rPr>
         <w:t xml:space="preserve"> </w:t>
       </w:r>
-      <w:proofErr w:type="spellStart"/>
       <w:r>
         <w:t>TourAgency</w:t>
       </w:r>
-      <w:proofErr w:type="spellEnd"/>
       <w:r>
         <w:rPr>
           <w:lang w:val="ru-RU"/>
         </w:rPr>
         <w:t>1.</w:t>
       </w:r>
-      <w:proofErr w:type="spellStart"/>
       <w:r>
         <w:t>sln</w:t>
       </w:r>
-      <w:proofErr w:type="spellEnd"/>
       <w:r>
         <w:rPr>
           <w:lang w:val="ru-RU"/>
@@ -12336,11 +10480,9 @@
         </w:rPr>
         <w:t>.</w:t>
       </w:r>
-      <w:proofErr w:type="spellStart"/>
       <w:r>
         <w:t>sql</w:t>
       </w:r>
-      <w:proofErr w:type="spellEnd"/>
       <w:r>
         <w:rPr>
           <w:lang w:val="ru-RU"/>
@@ -12352,33 +10494,11 @@
       <w:pPr>
         <w:spacing w:after="0" w:line="360" w:lineRule="auto"/>
       </w:pPr>
-      <w:proofErr w:type="spellStart"/>
       <w:r>
         <w:rPr>
           <w:b/>
         </w:rPr>
-        <w:t>Таблица</w:t>
-      </w:r>
-      <w:proofErr w:type="spellEnd"/>
-      <w:r>
-        <w:rPr>
-          <w:b/>
-        </w:rPr>
-        <w:t xml:space="preserve"> 4.1 – </w:t>
-      </w:r>
-      <w:proofErr w:type="spellStart"/>
-      <w:r>
-        <w:rPr>
-          <w:b/>
-        </w:rPr>
-        <w:t>Тестовые</w:t>
-      </w:r>
-      <w:proofErr w:type="spellEnd"/>
-      <w:r>
-        <w:rPr>
-          <w:b/>
-        </w:rPr>
-        <w:t xml:space="preserve"> данные</w:t>
+        <w:t>Таблица 4.1 – Тестовые данные</w:t>
       </w:r>
     </w:p>
     <w:tbl>
@@ -12490,49 +10610,8 @@
                 <w:sz w:val="22"/>
                 <w:lang w:val="ru-RU"/>
               </w:rPr>
-              <w:t xml:space="preserve">Иванов </w:t>
-            </w:r>
-            <w:proofErr w:type="gramStart"/>
-            <w:r>
-              <w:rPr>
-                <w:sz w:val="22"/>
-                <w:lang w:val="ru-RU"/>
-              </w:rPr>
-              <w:t>И.П.</w:t>
-            </w:r>
-            <w:proofErr w:type="gramEnd"/>
-            <w:r>
-              <w:rPr>
-                <w:sz w:val="22"/>
-                <w:lang w:val="ru-RU"/>
-              </w:rPr>
-              <w:t xml:space="preserve">, Петрова </w:t>
-            </w:r>
-            <w:proofErr w:type="gramStart"/>
-            <w:r>
-              <w:rPr>
-                <w:sz w:val="22"/>
-                <w:lang w:val="ru-RU"/>
-              </w:rPr>
-              <w:t>А.С.</w:t>
-            </w:r>
-            <w:proofErr w:type="gramEnd"/>
-            <w:r>
-              <w:rPr>
-                <w:sz w:val="22"/>
-                <w:lang w:val="ru-RU"/>
-              </w:rPr>
-              <w:t xml:space="preserve">, Смирнов </w:t>
-            </w:r>
-            <w:proofErr w:type="gramStart"/>
-            <w:r>
-              <w:rPr>
-                <w:sz w:val="22"/>
-                <w:lang w:val="ru-RU"/>
-              </w:rPr>
-              <w:t>О.А.</w:t>
-            </w:r>
-            <w:proofErr w:type="gramEnd"/>
+              <w:t>Иванов И.П., Петрова А.С., Смирнов О.А.</w:t>
+            </w:r>
           </w:p>
         </w:tc>
         <w:tc>
@@ -12568,14 +10647,12 @@
               <w:spacing w:line="276" w:lineRule="auto"/>
               <w:jc w:val="center"/>
             </w:pPr>
-            <w:proofErr w:type="spellStart"/>
             <w:r>
               <w:rPr>
                 <w:sz w:val="22"/>
               </w:rPr>
               <w:t>Направления</w:t>
             </w:r>
-            <w:proofErr w:type="spellEnd"/>
           </w:p>
         </w:tc>
         <w:tc>
@@ -12628,14 +10705,12 @@
               <w:spacing w:line="276" w:lineRule="auto"/>
               <w:jc w:val="center"/>
             </w:pPr>
-            <w:proofErr w:type="spellStart"/>
             <w:r>
               <w:rPr>
                 <w:sz w:val="22"/>
               </w:rPr>
               <w:t>Туры</w:t>
             </w:r>
-            <w:proofErr w:type="spellEnd"/>
           </w:p>
         </w:tc>
         <w:tc>
@@ -12692,14 +10767,12 @@
               <w:spacing w:line="276" w:lineRule="auto"/>
               <w:jc w:val="center"/>
             </w:pPr>
-            <w:proofErr w:type="spellStart"/>
             <w:r>
               <w:rPr>
                 <w:sz w:val="22"/>
               </w:rPr>
               <w:t>Заявки</w:t>
             </w:r>
-            <w:proofErr w:type="spellEnd"/>
           </w:p>
         </w:tc>
         <w:tc>
@@ -12752,14 +10825,12 @@
               <w:spacing w:line="276" w:lineRule="auto"/>
               <w:jc w:val="center"/>
             </w:pPr>
-            <w:proofErr w:type="spellStart"/>
             <w:r>
               <w:rPr>
                 <w:sz w:val="22"/>
               </w:rPr>
               <w:t>Оплаты</w:t>
             </w:r>
-            <w:proofErr w:type="spellEnd"/>
           </w:p>
         </w:tc>
         <w:tc>
@@ -12817,17 +10888,28 @@
         <w:tblLook w:val="04A0" w:firstRow="1" w:lastRow="0" w:firstColumn="1" w:lastColumn="0" w:noHBand="0" w:noVBand="1"/>
       </w:tblPr>
       <w:tblGrid>
-        <w:gridCol w:w="680"/>
-        <w:gridCol w:w="1871"/>
-        <w:gridCol w:w="2665"/>
-        <w:gridCol w:w="2835"/>
-        <w:gridCol w:w="1040"/>
+        <w:gridCol w:w="5599"/>
+        <w:gridCol w:w="1025"/>
+        <w:gridCol w:w="1139"/>
+        <w:gridCol w:w="1118"/>
+        <w:gridCol w:w="690"/>
       </w:tblGrid>
       <w:tr>
         <w:tc>
           <w:tcPr>
             <w:tcW w:w="680" w:type="dxa"/>
-            <w:shd w:val="clear" w:color="auto" w:fill="E9EEF7"/>
+            <w:vAlign w:val="center"/>
+          </w:tcPr>
+          <w:p>
+            <w:pPr>
+              <w:spacing w:line="276" w:lineRule="auto"/>
+              <w:jc w:val="center"/>
+            </w:pPr>
+          </w:p>
+        </w:tc>
+        <w:tc>
+          <w:tcPr>
+            <w:tcW w:w="1871" w:type="dxa"/>
             <w:vAlign w:val="center"/>
           </w:tcPr>
           <w:p>
@@ -12840,14 +10922,13 @@
                 <w:b/>
                 <w:sz w:val="24"/>
               </w:rPr>
-              <w:t>№</w:t>
-            </w:r>
-          </w:p>
-        </w:tc>
-        <w:tc>
-          <w:tcPr>
-            <w:tcW w:w="1871" w:type="dxa"/>
-            <w:shd w:val="clear" w:color="auto" w:fill="E9EEF7"/>
+              <w:t>Проверка</w:t>
+            </w:r>
+          </w:p>
+        </w:tc>
+        <w:tc>
+          <w:tcPr>
+            <w:tcW w:w="2665" w:type="dxa"/>
             <w:vAlign w:val="center"/>
           </w:tcPr>
           <w:p>
@@ -12860,14 +10941,13 @@
                 <w:b/>
                 <w:sz w:val="24"/>
               </w:rPr>
-              <w:t>Проверка</w:t>
-            </w:r>
-          </w:p>
-        </w:tc>
-        <w:tc>
-          <w:tcPr>
-            <w:tcW w:w="2665" w:type="dxa"/>
-            <w:shd w:val="clear" w:color="auto" w:fill="E9EEF7"/>
+              <w:t>Действия</w:t>
+            </w:r>
+          </w:p>
+        </w:tc>
+        <w:tc>
+          <w:tcPr>
+            <w:tcW w:w="2835" w:type="dxa"/>
             <w:vAlign w:val="center"/>
           </w:tcPr>
           <w:p>
@@ -12880,34 +10960,21 @@
                 <w:b/>
                 <w:sz w:val="24"/>
               </w:rPr>
-              <w:t>Действия</w:t>
-            </w:r>
-          </w:p>
-        </w:tc>
-        <w:tc>
-          <w:tcPr>
-            <w:tcW w:w="2835" w:type="dxa"/>
-            <w:shd w:val="clear" w:color="auto" w:fill="E9EEF7"/>
-            <w:vAlign w:val="center"/>
-          </w:tcPr>
-          <w:p>
-            <w:pPr>
-              <w:spacing w:line="276" w:lineRule="auto"/>
-              <w:jc w:val="center"/>
-            </w:pPr>
+              <w:t xml:space="preserve">Ожидаемый </w:t>
+            </w:r>
             <w:r>
               <w:rPr>
                 <w:b/>
                 <w:sz w:val="24"/>
               </w:rPr>
-              <w:t>Ожидаемый результат</w:t>
+              <w:lastRenderedPageBreak/>
+              <w:t>результат</w:t>
             </w:r>
           </w:p>
         </w:tc>
         <w:tc>
           <w:tcPr>
             <w:tcW w:w="1020" w:type="dxa"/>
-            <w:shd w:val="clear" w:color="auto" w:fill="E9EEF7"/>
             <w:vAlign w:val="center"/>
           </w:tcPr>
           <w:p>
@@ -12920,6 +10987,7 @@
                 <w:b/>
                 <w:sz w:val="24"/>
               </w:rPr>
+              <w:lastRenderedPageBreak/>
               <w:t>Статус</w:t>
             </w:r>
           </w:p>
@@ -12938,6 +11006,61 @@
             </w:pPr>
             <w:r>
               <w:rPr>
+                <w:b/>
+                <w:noProof/>
+                <w:sz w:val="24"/>
+              </w:rPr>
+              <w:drawing>
+                <wp:inline distT="0" distB="0" distL="0" distR="0" wp14:anchorId="29D1607D" wp14:editId="28D1BABA">
+                  <wp:extent cx="5934075" cy="3990975"/>
+                  <wp:effectExtent l="0" t="0" r="9525" b="9525"/>
+                  <wp:docPr id="1000300410" name="Рисунок 1"/>
+                  <wp:cNvGraphicFramePr>
+                    <a:graphicFrameLocks xmlns:a="http://schemas.openxmlformats.org/drawingml/2006/main" noChangeAspect="1"/>
+                  </wp:cNvGraphicFramePr>
+                  <a:graphic xmlns:a="http://schemas.openxmlformats.org/drawingml/2006/main">
+                    <a:graphicData uri="http://schemas.openxmlformats.org/drawingml/2006/picture">
+                      <pic:pic xmlns:pic="http://schemas.openxmlformats.org/drawingml/2006/picture">
+                        <pic:nvPicPr>
+                          <pic:cNvPr id="0" name="Picture 1"/>
+                          <pic:cNvPicPr>
+                            <a:picLocks noChangeAspect="1" noChangeArrowheads="1"/>
+                          </pic:cNvPicPr>
+                        </pic:nvPicPr>
+                        <pic:blipFill>
+                          <a:blip r:embed="rId8">
+                            <a:extLst>
+                              <a:ext uri="{28A0092B-C50C-407E-A947-70E740481C1C}">
+                                <a14:useLocalDpi xmlns:a14="http://schemas.microsoft.com/office/drawing/2010/main" val="0"/>
+                              </a:ext>
+                            </a:extLst>
+                          </a:blip>
+                          <a:srcRect/>
+                          <a:stretch>
+                            <a:fillRect/>
+                          </a:stretch>
+                        </pic:blipFill>
+                        <pic:spPr bwMode="auto">
+                          <a:xfrm>
+                            <a:off x="0" y="0"/>
+                            <a:ext cx="5934075" cy="3990975"/>
+                          </a:xfrm>
+                          <a:prstGeom prst="rect">
+                            <a:avLst/>
+                          </a:prstGeom>
+                          <a:noFill/>
+                          <a:ln>
+                            <a:noFill/>
+                          </a:ln>
+                        </pic:spPr>
+                      </pic:pic>
+                    </a:graphicData>
+                  </a:graphic>
+                </wp:inline>
+              </w:drawing>
+            </w:r>
+            <w:r>
+              <w:rPr>
                 <w:sz w:val="22"/>
               </w:rPr>
               <w:t>T1</w:t>
@@ -12975,14 +11098,7 @@
               <w:rPr>
                 <w:sz w:val="22"/>
               </w:rPr>
-              <w:t xml:space="preserve">Выполнить dotnet build </w:t>
-            </w:r>
-            <w:r>
-              <w:rPr>
-                <w:sz w:val="22"/>
-              </w:rPr>
-              <w:lastRenderedPageBreak/>
-              <w:t>TourAgency1.sln</w:t>
+              <w:t>Выполнить dotnet build TourAgency1.sln</w:t>
             </w:r>
           </w:p>
         </w:tc>
@@ -12999,7 +11115,6 @@
               <w:rPr>
                 <w:sz w:val="22"/>
               </w:rPr>
-              <w:lastRenderedPageBreak/>
               <w:t>Сборка успешна, 0 ошибок</w:t>
             </w:r>
           </w:p>
@@ -13112,14 +11227,12 @@
               <w:spacing w:line="276" w:lineRule="auto"/>
               <w:jc w:val="center"/>
             </w:pPr>
-            <w:proofErr w:type="spellStart"/>
             <w:r>
               <w:rPr>
                 <w:sz w:val="22"/>
               </w:rPr>
               <w:t>Пройден</w:t>
             </w:r>
-            <w:proofErr w:type="spellEnd"/>
           </w:p>
         </w:tc>
       </w:tr>
@@ -13190,56 +11303,12 @@
             <w:pPr>
               <w:spacing w:line="276" w:lineRule="auto"/>
             </w:pPr>
-            <w:proofErr w:type="spellStart"/>
-            <w:r>
-              <w:rPr>
-                <w:sz w:val="22"/>
-              </w:rPr>
-              <w:t>Список</w:t>
-            </w:r>
-            <w:proofErr w:type="spellEnd"/>
-            <w:r>
-              <w:rPr>
-                <w:sz w:val="22"/>
-              </w:rPr>
-              <w:t xml:space="preserve"> </w:t>
-            </w:r>
-            <w:proofErr w:type="spellStart"/>
-            <w:r>
-              <w:rPr>
-                <w:sz w:val="22"/>
-              </w:rPr>
-              <w:t>содержит</w:t>
-            </w:r>
-            <w:proofErr w:type="spellEnd"/>
-            <w:r>
-              <w:rPr>
-                <w:sz w:val="22"/>
-              </w:rPr>
-              <w:t xml:space="preserve"> </w:t>
-            </w:r>
-            <w:proofErr w:type="spellStart"/>
-            <w:r>
-              <w:rPr>
-                <w:sz w:val="22"/>
-              </w:rPr>
-              <w:t>подходящие</w:t>
-            </w:r>
-            <w:proofErr w:type="spellEnd"/>
-            <w:r>
-              <w:rPr>
-                <w:sz w:val="22"/>
-              </w:rPr>
-              <w:t xml:space="preserve"> </w:t>
-            </w:r>
-            <w:proofErr w:type="spellStart"/>
-            <w:r>
-              <w:rPr>
-                <w:sz w:val="22"/>
-              </w:rPr>
-              <w:t>туры</w:t>
-            </w:r>
-            <w:proofErr w:type="spellEnd"/>
+            <w:r>
+              <w:rPr>
+                <w:sz w:val="22"/>
+              </w:rPr>
+              <w:t>Список содержит подходящие туры</w:t>
+            </w:r>
           </w:p>
         </w:tc>
         <w:tc>
@@ -13346,14 +11415,12 @@
               <w:spacing w:line="276" w:lineRule="auto"/>
               <w:jc w:val="center"/>
             </w:pPr>
-            <w:proofErr w:type="spellStart"/>
             <w:r>
               <w:rPr>
                 <w:sz w:val="22"/>
               </w:rPr>
               <w:t>Пройден</w:t>
             </w:r>
-            <w:proofErr w:type="spellEnd"/>
           </w:p>
         </w:tc>
       </w:tr>
@@ -13462,6 +11529,7 @@
               <w:rPr>
                 <w:sz w:val="22"/>
               </w:rPr>
+              <w:lastRenderedPageBreak/>
               <w:t>T6</w:t>
             </w:r>
           </w:p>
@@ -13514,28 +11582,12 @@
             <w:pPr>
               <w:spacing w:line="276" w:lineRule="auto"/>
             </w:pPr>
-            <w:proofErr w:type="spellStart"/>
-            <w:r>
-              <w:rPr>
-                <w:sz w:val="22"/>
-              </w:rPr>
-              <w:t>Появляется</w:t>
-            </w:r>
-            <w:proofErr w:type="spellEnd"/>
-            <w:r>
-              <w:rPr>
-                <w:sz w:val="22"/>
-              </w:rPr>
-              <w:t xml:space="preserve"> </w:t>
-            </w:r>
-            <w:proofErr w:type="spellStart"/>
-            <w:r>
-              <w:rPr>
-                <w:sz w:val="22"/>
-              </w:rPr>
-              <w:t>предупреждение</w:t>
-            </w:r>
-            <w:proofErr w:type="spellEnd"/>
+            <w:r>
+              <w:rPr>
+                <w:sz w:val="22"/>
+              </w:rPr>
+              <w:t>Появляется предупреждение</w:t>
+            </w:r>
           </w:p>
         </w:tc>
         <w:tc>
@@ -13646,14 +11698,12 @@
               <w:spacing w:line="276" w:lineRule="auto"/>
               <w:jc w:val="center"/>
             </w:pPr>
-            <w:proofErr w:type="spellStart"/>
             <w:r>
               <w:rPr>
                 <w:sz w:val="22"/>
               </w:rPr>
               <w:t>Пройден</w:t>
             </w:r>
-            <w:proofErr w:type="spellEnd"/>
           </w:p>
         </w:tc>
       </w:tr>
@@ -13724,42 +11774,12 @@
             <w:pPr>
               <w:spacing w:line="276" w:lineRule="auto"/>
             </w:pPr>
-            <w:proofErr w:type="spellStart"/>
-            <w:r>
-              <w:rPr>
-                <w:sz w:val="22"/>
-              </w:rPr>
-              <w:t>Операция</w:t>
-            </w:r>
-            <w:proofErr w:type="spellEnd"/>
-            <w:r>
-              <w:rPr>
-                <w:sz w:val="22"/>
-              </w:rPr>
-              <w:t xml:space="preserve"> </w:t>
-            </w:r>
-            <w:proofErr w:type="spellStart"/>
-            <w:r>
-              <w:rPr>
-                <w:sz w:val="22"/>
-              </w:rPr>
-              <w:t>отменяется</w:t>
-            </w:r>
-            <w:proofErr w:type="spellEnd"/>
-            <w:r>
-              <w:rPr>
-                <w:sz w:val="22"/>
-              </w:rPr>
-              <w:t xml:space="preserve"> с </w:t>
-            </w:r>
-            <w:proofErr w:type="spellStart"/>
-            <w:r>
-              <w:rPr>
-                <w:sz w:val="22"/>
-              </w:rPr>
-              <w:t>сообщением</w:t>
-            </w:r>
-            <w:proofErr w:type="spellEnd"/>
+            <w:r>
+              <w:rPr>
+                <w:sz w:val="22"/>
+              </w:rPr>
+              <w:t>Операция отменяется с сообщением</w:t>
+            </w:r>
           </w:p>
         </w:tc>
         <w:tc>
@@ -13848,56 +11868,12 @@
             <w:pPr>
               <w:spacing w:line="276" w:lineRule="auto"/>
             </w:pPr>
-            <w:proofErr w:type="spellStart"/>
-            <w:r>
-              <w:rPr>
-                <w:sz w:val="22"/>
-              </w:rPr>
-              <w:t>Платеж</w:t>
-            </w:r>
-            <w:proofErr w:type="spellEnd"/>
-            <w:r>
-              <w:rPr>
-                <w:sz w:val="22"/>
-              </w:rPr>
-              <w:t xml:space="preserve"> </w:t>
-            </w:r>
-            <w:proofErr w:type="spellStart"/>
-            <w:r>
-              <w:rPr>
-                <w:sz w:val="22"/>
-              </w:rPr>
-              <w:t>добавлен</w:t>
-            </w:r>
-            <w:proofErr w:type="spellEnd"/>
-            <w:r>
-              <w:rPr>
-                <w:sz w:val="22"/>
-              </w:rPr>
-              <w:t xml:space="preserve">, </w:t>
-            </w:r>
-            <w:proofErr w:type="spellStart"/>
-            <w:r>
-              <w:rPr>
-                <w:sz w:val="22"/>
-              </w:rPr>
-              <w:t>статус</w:t>
-            </w:r>
-            <w:proofErr w:type="spellEnd"/>
-            <w:r>
-              <w:rPr>
-                <w:sz w:val="22"/>
-              </w:rPr>
-              <w:t xml:space="preserve"> </w:t>
-            </w:r>
-            <w:proofErr w:type="spellStart"/>
-            <w:r>
-              <w:rPr>
-                <w:sz w:val="22"/>
-              </w:rPr>
-              <w:t>обновлен</w:t>
-            </w:r>
-            <w:proofErr w:type="spellEnd"/>
+            <w:r>
+              <w:rPr>
+                <w:sz w:val="22"/>
+              </w:rPr>
+              <w:t>Платеж добавлен, статус обновлен</w:t>
+            </w:r>
           </w:p>
         </w:tc>
         <w:tc>
@@ -14007,14 +11983,12 @@
               <w:spacing w:line="276" w:lineRule="auto"/>
               <w:jc w:val="center"/>
             </w:pPr>
-            <w:proofErr w:type="spellStart"/>
             <w:r>
               <w:rPr>
                 <w:sz w:val="22"/>
               </w:rPr>
               <w:t>Пройден</w:t>
             </w:r>
-            <w:proofErr w:type="spellEnd"/>
           </w:p>
         </w:tc>
       </w:tr>
@@ -14093,11 +12067,9 @@
         </w:rPr>
         <w:t xml:space="preserve">. Результат: проект </w:t>
       </w:r>
-      <w:proofErr w:type="spellStart"/>
       <w:r>
         <w:t>TourAgency</w:t>
       </w:r>
-      <w:proofErr w:type="spellEnd"/>
       <w:r>
         <w:rPr>
           <w:lang w:val="ru-RU"/>
@@ -14127,14 +12099,8 @@
         <w:rPr>
           <w:lang w:val="ru-RU"/>
         </w:rPr>
-        <w:t xml:space="preserve">В ходе тестирования отдельное внимание уделялось согласованности финансовых данных. После добавления платежа сумма оплачено и остаток к оплате пересчитываются при повторной загрузке заявок. Это важно, потому </w:t>
-      </w:r>
-      <w:r>
-        <w:rPr>
-          <w:lang w:val="ru-RU"/>
-        </w:rPr>
         <w:lastRenderedPageBreak/>
-        <w:t>что итоговые значения выводятся не из временных переменных интерфейса, а из фактических записей базы данных.</w:t>
+        <w:t>В ходе тестирования отдельное внимание уделялось согласованности финансовых данных. После добавления платежа сумма оплачено и остаток к оплате пересчитываются при повторной загрузке заявок. Это важно, потому что итоговые значения выводятся не из временных переменных интерфейса, а из фактических записей базы данных.</w:t>
       </w:r>
     </w:p>
     <w:p>
@@ -14258,11 +12224,9 @@
         </w:rPr>
         <w:t xml:space="preserve">-файл на рабочем столе в папке </w:t>
       </w:r>
-      <w:proofErr w:type="spellStart"/>
       <w:r>
         <w:t>TourAgencyContracts</w:t>
       </w:r>
-      <w:proofErr w:type="spellEnd"/>
       <w:r>
         <w:rPr>
           <w:lang w:val="ru-RU"/>
@@ -14283,7 +12247,14 @@
         <w:rPr>
           <w:lang w:val="ru-RU"/>
         </w:rPr>
-        <w:t>При работе с программой рекомендуется после каждой операции обращать внимание на строку состояния под панелью поиска. В ней отображается результат загрузки данных, количество найденных туров, сообщение об успешном добавлении клиента, номер созданной заявки или описание ошибки.</w:t>
+        <w:t xml:space="preserve">При работе с программой рекомендуется после каждой операции обращать внимание на строку состояния под панелью поиска. В ней </w:t>
+      </w:r>
+      <w:r>
+        <w:rPr>
+          <w:lang w:val="ru-RU"/>
+        </w:rPr>
+        <w:lastRenderedPageBreak/>
+        <w:t>отображается результат загрузки данных, количество найденных туров, сообщение об успешном добавлении клиента, номер созданной заявки или описание ошибки.</w:t>
       </w:r>
     </w:p>
     <w:p>
@@ -14299,7 +12270,6 @@
         <w:rPr>
           <w:lang w:val="ru-RU"/>
         </w:rPr>
-        <w:lastRenderedPageBreak/>
         <w:t xml:space="preserve">Перед демонстрацией программы на защите следует заранее проверить доступность </w:t>
       </w:r>
       <w:r>
@@ -14316,33 +12286,11 @@
       <w:pPr>
         <w:spacing w:after="0" w:line="360" w:lineRule="auto"/>
       </w:pPr>
-      <w:proofErr w:type="spellStart"/>
       <w:r>
         <w:rPr>
           <w:b/>
         </w:rPr>
-        <w:t>Таблица</w:t>
-      </w:r>
-      <w:proofErr w:type="spellEnd"/>
-      <w:r>
-        <w:rPr>
-          <w:b/>
-        </w:rPr>
-        <w:t xml:space="preserve"> 4.2 – </w:t>
-      </w:r>
-      <w:proofErr w:type="spellStart"/>
-      <w:r>
-        <w:rPr>
-          <w:b/>
-        </w:rPr>
-        <w:t>Возможные</w:t>
-      </w:r>
-      <w:proofErr w:type="spellEnd"/>
-      <w:r>
-        <w:rPr>
-          <w:b/>
-        </w:rPr>
-        <w:t xml:space="preserve"> затруднения пользователя</w:t>
+        <w:t>Таблица 4.2 – Возможные затруднения пользователя</w:t>
       </w:r>
     </w:p>
     <w:tbl>
@@ -14461,42 +12409,12 @@
               <w:spacing w:line="276" w:lineRule="auto"/>
               <w:jc w:val="center"/>
             </w:pPr>
-            <w:proofErr w:type="spellStart"/>
-            <w:r>
-              <w:rPr>
-                <w:sz w:val="22"/>
-              </w:rPr>
-              <w:t>Тур</w:t>
-            </w:r>
-            <w:proofErr w:type="spellEnd"/>
-            <w:r>
-              <w:rPr>
-                <w:sz w:val="22"/>
-              </w:rPr>
-              <w:t xml:space="preserve"> </w:t>
-            </w:r>
-            <w:proofErr w:type="spellStart"/>
-            <w:r>
-              <w:rPr>
-                <w:sz w:val="22"/>
-              </w:rPr>
-              <w:t>не</w:t>
-            </w:r>
-            <w:proofErr w:type="spellEnd"/>
-            <w:r>
-              <w:rPr>
-                <w:sz w:val="22"/>
-              </w:rPr>
-              <w:t xml:space="preserve"> </w:t>
-            </w:r>
-            <w:proofErr w:type="spellStart"/>
-            <w:r>
-              <w:rPr>
-                <w:sz w:val="22"/>
-              </w:rPr>
-              <w:t>найден</w:t>
-            </w:r>
-            <w:proofErr w:type="spellEnd"/>
+            <w:r>
+              <w:rPr>
+                <w:sz w:val="22"/>
+              </w:rPr>
+              <w:t>Тур не найден</w:t>
+            </w:r>
           </w:p>
         </w:tc>
         <w:tc>
@@ -14531,42 +12449,12 @@
             <w:pPr>
               <w:spacing w:line="276" w:lineRule="auto"/>
             </w:pPr>
-            <w:proofErr w:type="spellStart"/>
-            <w:r>
-              <w:rPr>
-                <w:sz w:val="22"/>
-              </w:rPr>
-              <w:t>Клиент</w:t>
-            </w:r>
-            <w:proofErr w:type="spellEnd"/>
-            <w:r>
-              <w:rPr>
-                <w:sz w:val="22"/>
-              </w:rPr>
-              <w:t xml:space="preserve"> </w:t>
-            </w:r>
-            <w:proofErr w:type="spellStart"/>
-            <w:r>
-              <w:rPr>
-                <w:sz w:val="22"/>
-              </w:rPr>
-              <w:t>не</w:t>
-            </w:r>
-            <w:proofErr w:type="spellEnd"/>
-            <w:r>
-              <w:rPr>
-                <w:sz w:val="22"/>
-              </w:rPr>
-              <w:t xml:space="preserve"> </w:t>
-            </w:r>
-            <w:proofErr w:type="spellStart"/>
-            <w:r>
-              <w:rPr>
-                <w:sz w:val="22"/>
-              </w:rPr>
-              <w:t>добавляется</w:t>
-            </w:r>
-            <w:proofErr w:type="spellEnd"/>
+            <w:r>
+              <w:rPr>
+                <w:sz w:val="22"/>
+              </w:rPr>
+              <w:t>Клиент не добавляется</w:t>
+            </w:r>
           </w:p>
         </w:tc>
         <w:tc>
@@ -14602,42 +12490,12 @@
               <w:spacing w:line="276" w:lineRule="auto"/>
               <w:jc w:val="center"/>
             </w:pPr>
-            <w:proofErr w:type="spellStart"/>
-            <w:r>
-              <w:rPr>
-                <w:sz w:val="22"/>
-              </w:rPr>
-              <w:t>Заявка</w:t>
-            </w:r>
-            <w:proofErr w:type="spellEnd"/>
-            <w:r>
-              <w:rPr>
-                <w:sz w:val="22"/>
-              </w:rPr>
-              <w:t xml:space="preserve"> </w:t>
-            </w:r>
-            <w:proofErr w:type="spellStart"/>
-            <w:r>
-              <w:rPr>
-                <w:sz w:val="22"/>
-              </w:rPr>
-              <w:t>не</w:t>
-            </w:r>
-            <w:proofErr w:type="spellEnd"/>
-            <w:r>
-              <w:rPr>
-                <w:sz w:val="22"/>
-              </w:rPr>
-              <w:t xml:space="preserve"> </w:t>
-            </w:r>
-            <w:proofErr w:type="spellStart"/>
-            <w:r>
-              <w:rPr>
-                <w:sz w:val="22"/>
-              </w:rPr>
-              <w:t>создается</w:t>
-            </w:r>
-            <w:proofErr w:type="spellEnd"/>
+            <w:r>
+              <w:rPr>
+                <w:sz w:val="22"/>
+              </w:rPr>
+              <w:t>Заявка не создается</w:t>
+            </w:r>
           </w:p>
         </w:tc>
         <w:tc>
@@ -14672,28 +12530,12 @@
             <w:pPr>
               <w:spacing w:line="276" w:lineRule="auto"/>
             </w:pPr>
-            <w:proofErr w:type="spellStart"/>
-            <w:r>
-              <w:rPr>
-                <w:sz w:val="22"/>
-              </w:rPr>
-              <w:t>Оплата</w:t>
-            </w:r>
-            <w:proofErr w:type="spellEnd"/>
-            <w:r>
-              <w:rPr>
-                <w:sz w:val="22"/>
-              </w:rPr>
-              <w:t xml:space="preserve"> не </w:t>
-            </w:r>
-            <w:proofErr w:type="spellStart"/>
-            <w:r>
-              <w:rPr>
-                <w:sz w:val="22"/>
-              </w:rPr>
-              <w:t>добавляется</w:t>
-            </w:r>
-            <w:proofErr w:type="spellEnd"/>
+            <w:r>
+              <w:rPr>
+                <w:sz w:val="22"/>
+              </w:rPr>
+              <w:t>Оплата не добавляется</w:t>
+            </w:r>
           </w:p>
         </w:tc>
         <w:tc>
@@ -14779,40 +12621,25 @@
         <w:rPr>
           <w:lang w:val="ru-RU"/>
         </w:rPr>
-        <w:t>Для защиты курсовой работы достаточно продемонстрировать несколько ключевых сценариев: поиск тура, добавление клиента, оформление заявки, внесение оплаты и формирование договора. Эти операции показывают, что модуль работает с вводом, обработкой, хранением и выводом данных.</w:t>
+        <w:t xml:space="preserve">Для защиты курсовой работы достаточно продемонстрировать несколько ключевых сценариев: поиск тура, добавление клиента, оформление заявки, внесение оплаты и формирование договора. Эти </w:t>
+      </w:r>
+      <w:r>
+        <w:rPr>
+          <w:lang w:val="ru-RU"/>
+        </w:rPr>
+        <w:lastRenderedPageBreak/>
+        <w:t>операции показывают, что модуль работает с вводом, обработкой, хранением и выводом данных.</w:t>
       </w:r>
     </w:p>
     <w:p>
       <w:pPr>
         <w:spacing w:after="0" w:line="360" w:lineRule="auto"/>
       </w:pPr>
-      <w:proofErr w:type="spellStart"/>
       <w:r>
         <w:rPr>
           <w:b/>
         </w:rPr>
-        <w:t>Таблица</w:t>
-      </w:r>
-      <w:proofErr w:type="spellEnd"/>
-      <w:r>
-        <w:rPr>
-          <w:b/>
-        </w:rPr>
-        <w:t xml:space="preserve"> 4.3 – </w:t>
-      </w:r>
-      <w:proofErr w:type="spellStart"/>
-      <w:r>
-        <w:rPr>
-          <w:b/>
-        </w:rPr>
-        <w:t>Критерии</w:t>
-      </w:r>
-      <w:proofErr w:type="spellEnd"/>
-      <w:r>
-        <w:rPr>
-          <w:b/>
-        </w:rPr>
-        <w:t xml:space="preserve"> приемки программного модуля</w:t>
+        <w:t>Таблица 4.3 – Критерии приемки программного модуля</w:t>
       </w:r>
     </w:p>
     <w:tbl>
@@ -14956,7 +12783,6 @@
               <w:rPr>
                 <w:sz w:val="22"/>
               </w:rPr>
-              <w:lastRenderedPageBreak/>
               <w:t>Готовность БД</w:t>
             </w:r>
           </w:p>
@@ -14995,44 +12821,8 @@
               <w:rPr>
                 <w:sz w:val="22"/>
               </w:rPr>
-              <w:t xml:space="preserve">В </w:t>
-            </w:r>
-            <w:proofErr w:type="spellStart"/>
-            <w:r>
-              <w:rPr>
-                <w:sz w:val="22"/>
-              </w:rPr>
-              <w:t>интерфейсе</w:t>
-            </w:r>
-            <w:proofErr w:type="spellEnd"/>
-            <w:r>
-              <w:rPr>
-                <w:sz w:val="22"/>
-              </w:rPr>
-              <w:t xml:space="preserve"> </w:t>
-            </w:r>
-            <w:proofErr w:type="spellStart"/>
-            <w:r>
-              <w:rPr>
-                <w:sz w:val="22"/>
-              </w:rPr>
-              <w:t>отображаются</w:t>
-            </w:r>
-            <w:proofErr w:type="spellEnd"/>
-            <w:r>
-              <w:rPr>
-                <w:sz w:val="22"/>
-              </w:rPr>
-              <w:t xml:space="preserve"> </w:t>
-            </w:r>
-            <w:proofErr w:type="spellStart"/>
-            <w:r>
-              <w:rPr>
-                <w:sz w:val="22"/>
-              </w:rPr>
-              <w:t>справочники</w:t>
-            </w:r>
-            <w:proofErr w:type="spellEnd"/>
+              <w:t>В интерфейсе отображаются справочники</w:t>
+            </w:r>
           </w:p>
         </w:tc>
       </w:tr>
@@ -15185,28 +12975,12 @@
               <w:spacing w:line="276" w:lineRule="auto"/>
               <w:jc w:val="center"/>
             </w:pPr>
-            <w:proofErr w:type="spellStart"/>
-            <w:r>
-              <w:rPr>
-                <w:sz w:val="22"/>
-              </w:rPr>
-              <w:t>Корректность</w:t>
-            </w:r>
-            <w:proofErr w:type="spellEnd"/>
-            <w:r>
-              <w:rPr>
-                <w:sz w:val="22"/>
-              </w:rPr>
-              <w:t xml:space="preserve"> </w:t>
-            </w:r>
-            <w:proofErr w:type="spellStart"/>
-            <w:r>
-              <w:rPr>
-                <w:sz w:val="22"/>
-              </w:rPr>
-              <w:t>оплаты</w:t>
-            </w:r>
-            <w:proofErr w:type="spellEnd"/>
+            <w:r>
+              <w:rPr>
+                <w:sz w:val="22"/>
+              </w:rPr>
+              <w:t>Корректность оплаты</w:t>
+            </w:r>
           </w:p>
         </w:tc>
         <w:tc>
@@ -15277,28 +13051,12 @@
             <w:pPr>
               <w:spacing w:line="276" w:lineRule="auto"/>
             </w:pPr>
-            <w:proofErr w:type="spellStart"/>
-            <w:r>
-              <w:rPr>
-                <w:sz w:val="22"/>
-              </w:rPr>
-              <w:t>Корректность</w:t>
-            </w:r>
-            <w:proofErr w:type="spellEnd"/>
-            <w:r>
-              <w:rPr>
-                <w:sz w:val="22"/>
-              </w:rPr>
-              <w:t xml:space="preserve"> </w:t>
-            </w:r>
-            <w:proofErr w:type="spellStart"/>
-            <w:r>
-              <w:rPr>
-                <w:sz w:val="22"/>
-              </w:rPr>
-              <w:t>договора</w:t>
-            </w:r>
-            <w:proofErr w:type="spellEnd"/>
+            <w:r>
+              <w:rPr>
+                <w:sz w:val="22"/>
+              </w:rPr>
+              <w:t>Корректность договора</w:t>
+            </w:r>
           </w:p>
         </w:tc>
         <w:tc>
@@ -15422,7 +13180,14 @@
         <w:rPr>
           <w:lang w:val="ru-RU"/>
         </w:rPr>
-        <w:t>При печати договора рекомендуется сначала проверить сформированный текст на вкладке «Договор». Если данные клиента или заявки выбраны неверно, нужно вернуться к соответствующей вкладке, выбрать нужную запись и снова сформировать договор.</w:t>
+        <w:t xml:space="preserve">При печати договора рекомендуется сначала проверить сформированный текст на вкладке «Договор». Если данные клиента или </w:t>
+      </w:r>
+      <w:r>
+        <w:rPr>
+          <w:lang w:val="ru-RU"/>
+        </w:rPr>
+        <w:lastRenderedPageBreak/>
+        <w:t>заявки выбраны неверно, нужно вернуться к соответствующей вкладке, выбрать нужную запись и снова сформировать договор.</w:t>
       </w:r>
     </w:p>
     <w:p>
@@ -15498,11 +13263,9 @@
         </w:rPr>
         <w:t xml:space="preserve">, </w:t>
       </w:r>
-      <w:proofErr w:type="spellStart"/>
       <w:r>
         <w:t>ReactiveUI</w:t>
       </w:r>
-      <w:proofErr w:type="spellEnd"/>
       <w:r>
         <w:rPr>
           <w:lang w:val="ru-RU"/>
@@ -15518,11 +13281,9 @@
         </w:rPr>
         <w:t xml:space="preserve"> и </w:t>
       </w:r>
-      <w:proofErr w:type="spellStart"/>
       <w:r>
         <w:t>Npgsql</w:t>
       </w:r>
-      <w:proofErr w:type="spellEnd"/>
       <w:r>
         <w:rPr>
           <w:lang w:val="ru-RU"/>
@@ -15612,21 +13373,7 @@
         <w:rPr>
           <w:lang w:val="ru-RU"/>
         </w:rPr>
-        <w:t xml:space="preserve">1. ГОСТ </w:t>
-      </w:r>
-      <w:proofErr w:type="gramStart"/>
-      <w:r>
-        <w:rPr>
-          <w:lang w:val="ru-RU"/>
-        </w:rPr>
-        <w:t>19.201-78</w:t>
-      </w:r>
-      <w:proofErr w:type="gramEnd"/>
-      <w:r>
-        <w:rPr>
-          <w:lang w:val="ru-RU"/>
-        </w:rPr>
-        <w:t>. ЕСПД. Техническое задание. Требования к содержанию и оформлению.</w:t>
+        <w:t>1. ГОСТ 19.201-78. ЕСПД. Техническое задание. Требования к содержанию и оформлению.</w:t>
       </w:r>
     </w:p>
     <w:p>
@@ -15641,21 +13388,7 @@
         <w:rPr>
           <w:lang w:val="ru-RU"/>
         </w:rPr>
-        <w:t xml:space="preserve">2. ГОСТ </w:t>
-      </w:r>
-      <w:proofErr w:type="gramStart"/>
-      <w:r>
-        <w:rPr>
-          <w:lang w:val="ru-RU"/>
-        </w:rPr>
-        <w:t>19.301-79</w:t>
-      </w:r>
-      <w:proofErr w:type="gramEnd"/>
-      <w:r>
-        <w:rPr>
-          <w:lang w:val="ru-RU"/>
-        </w:rPr>
-        <w:t>. ЕСПД. Программа и методика испытаний. Требования к содержанию и оформлению.</w:t>
+        <w:t>2. ГОСТ 19.301-79. ЕСПД. Программа и методика испытаний. Требования к содержанию и оформлению.</w:t>
       </w:r>
     </w:p>
     <w:p>
@@ -15670,21 +13403,7 @@
         <w:rPr>
           <w:lang w:val="ru-RU"/>
         </w:rPr>
-        <w:t xml:space="preserve">3. ГОСТ </w:t>
-      </w:r>
-      <w:proofErr w:type="gramStart"/>
-      <w:r>
-        <w:rPr>
-          <w:lang w:val="ru-RU"/>
-        </w:rPr>
-        <w:t>7.32-2017</w:t>
-      </w:r>
-      <w:proofErr w:type="gramEnd"/>
-      <w:r>
-        <w:rPr>
-          <w:lang w:val="ru-RU"/>
-        </w:rPr>
-        <w:t>. Отчет о научно-исследовательской работе. Структура и правила оформления.</w:t>
+        <w:t>3. ГОСТ 7.32-2017. Отчет о научно-исследовательской работе. Структура и правила оформления.</w:t>
       </w:r>
     </w:p>
     <w:p>
@@ -15723,21 +13442,7 @@
         <w:rPr>
           <w:lang w:val="ru-RU"/>
         </w:rPr>
-        <w:t xml:space="preserve">5. </w:t>
-      </w:r>
-      <w:proofErr w:type="spellStart"/>
-      <w:r>
-        <w:rPr>
-          <w:lang w:val="ru-RU"/>
-        </w:rPr>
-        <w:t>Шилдт</w:t>
-      </w:r>
-      <w:proofErr w:type="spellEnd"/>
-      <w:r>
-        <w:rPr>
-          <w:lang w:val="ru-RU"/>
-        </w:rPr>
-        <w:t xml:space="preserve"> Г. </w:t>
+        <w:t xml:space="preserve">5. Шилдт Г. </w:t>
       </w:r>
       <w:r>
         <w:t>C</w:t>
@@ -15967,11 +13672,9 @@
         </w:rPr>
         <w:t xml:space="preserve">10. </w:t>
       </w:r>
-      <w:proofErr w:type="spellStart"/>
       <w:r>
         <w:t>ReactiveUI</w:t>
       </w:r>
-      <w:proofErr w:type="spellEnd"/>
       <w:r>
         <w:rPr>
           <w:lang w:val="ru-RU"/>
@@ -16011,11 +13714,9 @@
         </w:rPr>
         <w:t xml:space="preserve">11. </w:t>
       </w:r>
-      <w:proofErr w:type="spellStart"/>
       <w:r>
         <w:t>Npgsql</w:t>
       </w:r>
-      <w:proofErr w:type="spellEnd"/>
       <w:r>
         <w:rPr>
           <w:lang w:val="ru-RU"/>
@@ -16694,73 +14395,115 @@
     <w:p>
       <w:pPr>
         <w:spacing w:after="0" w:line="240" w:lineRule="auto"/>
+        <w:rPr>
+          <w:lang w:val="ru-RU"/>
+        </w:rPr>
       </w:pPr>
       <w:r>
         <w:rPr>
           <w:rFonts w:ascii="Courier New" w:eastAsia="Courier New" w:hAnsi="Courier New"/>
           <w:sz w:val="18"/>
+          <w:lang w:val="ru-RU"/>
         </w:rPr>
         <w:t>}</w:t>
       </w:r>
     </w:p>
     <w:p>
-      <w:r>
+      <w:pPr>
+        <w:rPr>
+          <w:lang w:val="ru-RU"/>
+        </w:rPr>
+      </w:pPr>
+      <w:r>
+        <w:rPr>
+          <w:lang w:val="ru-RU"/>
+        </w:rPr>
         <w:br w:type="page"/>
       </w:r>
     </w:p>
     <w:p>
-      <w:r>
+      <w:pPr>
+        <w:rPr>
+          <w:lang w:val="ru-RU"/>
+        </w:rPr>
+      </w:pPr>
+      <w:r>
+        <w:rPr>
+          <w:lang w:val="ru-RU"/>
+        </w:rPr>
+        <w:lastRenderedPageBreak/>
         <w:br w:type="page"/>
       </w:r>
     </w:p>
     <w:p>
       <w:pPr>
         <w:pStyle w:val="21"/>
-        <w:spacing w:after="120"/>
-        <w:ind w:firstLine="0"/>
-        <w:jc w:val="left"/>
-      </w:pPr>
-      <w:r>
-        <w:rPr>
-          <w:rFonts w:ascii="Times New Roman" w:hAnsi="Times New Roman" w:eastAsia="Times New Roman"/>
-          <w:b/>
-          <w:sz w:val="28"/>
-        </w:rPr>
+      </w:pPr>
+      <w:r>
+        <w:lastRenderedPageBreak/>
         <w:t>Приложение Г. Экранные формы программного модуля</w:t>
       </w:r>
     </w:p>
     <w:p>
       <w:pPr>
-        <w:ind w:firstLine="0"/>
+        <w:rPr>
+          <w:lang w:val="ru-RU"/>
+        </w:rPr>
+      </w:pPr>
+    </w:p>
+    <w:p>
+      <w:pPr>
         <w:jc w:val="center"/>
-      </w:pPr>
-      <w:r>
+        <w:rPr>
+          <w:lang w:val="ru-RU"/>
+        </w:rPr>
+      </w:pPr>
+      <w:r>
+        <w:rPr>
+          <w:noProof/>
+        </w:rPr>
         <w:drawing>
-          <wp:inline xmlns:a="http://schemas.openxmlformats.org/drawingml/2006/main" xmlns:pic="http://schemas.openxmlformats.org/drawingml/2006/picture">
-            <wp:extent cx="5688000" cy="3821625"/>
-            <wp:docPr id="1" name="Picture 1"/>
+          <wp:inline distT="0" distB="0" distL="0" distR="0" wp14:anchorId="39E37BDD" wp14:editId="7F8B9692">
+            <wp:extent cx="4733925" cy="3180409"/>
+            <wp:effectExtent l="0" t="0" r="0" b="1270"/>
+            <wp:docPr id="599968298" name="Рисунок 2"/>
             <wp:cNvGraphicFramePr>
-              <a:graphicFrameLocks noChangeAspect="1"/>
+              <a:graphicFrameLocks xmlns:a="http://schemas.openxmlformats.org/drawingml/2006/main" noChangeAspect="1"/>
             </wp:cNvGraphicFramePr>
-            <a:graphic>
+            <a:graphic xmlns:a="http://schemas.openxmlformats.org/drawingml/2006/main">
               <a:graphicData uri="http://schemas.openxmlformats.org/drawingml/2006/picture">
-                <pic:pic>
+                <pic:pic xmlns:pic="http://schemas.openxmlformats.org/drawingml/2006/picture">
                   <pic:nvPicPr>
-                    <pic:cNvPr id="0" name="image.png"/>
-                    <pic:cNvPicPr/>
+                    <pic:cNvPr id="0" name="Picture 2"/>
+                    <pic:cNvPicPr>
+                      <a:picLocks noChangeAspect="1" noChangeArrowheads="1"/>
+                    </pic:cNvPicPr>
                   </pic:nvPicPr>
                   <pic:blipFill>
-                    <a:blip r:embed="rId12"/>
+                    <a:blip r:embed="rId8">
+                      <a:extLst>
+                        <a:ext uri="{28A0092B-C50C-407E-A947-70E740481C1C}">
+                          <a14:useLocalDpi xmlns:a14="http://schemas.microsoft.com/office/drawing/2010/main" val="0"/>
+                        </a:ext>
+                      </a:extLst>
+                    </a:blip>
+                    <a:srcRect/>
                     <a:stretch>
                       <a:fillRect/>
                     </a:stretch>
                   </pic:blipFill>
-                  <pic:spPr>
+                  <pic:spPr bwMode="auto">
                     <a:xfrm>
                       <a:off x="0" y="0"/>
-                      <a:ext cx="5688000" cy="3821625"/>
+                      <a:ext cx="4741335" cy="3185388"/>
                     </a:xfrm>
-                    <a:prstGeom prst="rect"/>
+                    <a:prstGeom prst="rect">
+                      <a:avLst/>
+                    </a:prstGeom>
+                    <a:noFill/>
+                    <a:ln>
+                      <a:noFill/>
+                    </a:ln>
                   </pic:spPr>
                 </pic:pic>
               </a:graphicData>
@@ -16771,56 +14514,76 @@
     </w:p>
     <w:p>
       <w:pPr>
-        <w:spacing w:line="360" w:lineRule="auto" w:after="0"/>
-        <w:ind w:firstLine="0"/>
+        <w:spacing w:after="0" w:line="360" w:lineRule="auto"/>
         <w:jc w:val="center"/>
-      </w:pPr>
-      <w:r>
-        <w:rPr>
-          <w:rFonts w:ascii="Times New Roman" w:hAnsi="Times New Roman" w:eastAsia="Times New Roman"/>
-          <w:b w:val="0"/>
+        <w:rPr>
+          <w:lang w:val="ru-RU"/>
+        </w:rPr>
+      </w:pPr>
+      <w:r>
+        <w:rPr>
           <w:sz w:val="24"/>
+          <w:lang w:val="ru-RU"/>
         </w:rPr>
         <w:t>Рисунок Г.1 – Экранная форма подбора путевок</w:t>
       </w:r>
     </w:p>
     <w:p>
-      <w:r>
-        <w:br w:type="page"/>
-      </w:r>
-    </w:p>
-    <w:p>
-      <w:pPr>
-        <w:ind w:firstLine="0"/>
+      <w:pPr>
+        <w:spacing w:after="0" w:line="360" w:lineRule="auto"/>
         <w:jc w:val="center"/>
-      </w:pPr>
-      <w:r>
+        <w:rPr>
+          <w:i/>
+          <w:sz w:val="24"/>
+          <w:lang w:val="ru-RU"/>
+        </w:rPr>
+      </w:pPr>
+      <w:r>
+        <w:rPr>
+          <w:noProof/>
+        </w:rPr>
         <w:drawing>
-          <wp:inline xmlns:a="http://schemas.openxmlformats.org/drawingml/2006/main" xmlns:pic="http://schemas.openxmlformats.org/drawingml/2006/picture">
-            <wp:extent cx="5688000" cy="3821625"/>
-            <wp:docPr id="2" name="Picture 2"/>
+          <wp:inline distT="0" distB="0" distL="0" distR="0" wp14:anchorId="35C0FB32" wp14:editId="0BC830EB">
+            <wp:extent cx="4721149" cy="3171825"/>
+            <wp:effectExtent l="0" t="0" r="3810" b="0"/>
+            <wp:docPr id="1568962782" name="Рисунок 3"/>
             <wp:cNvGraphicFramePr>
-              <a:graphicFrameLocks noChangeAspect="1"/>
+              <a:graphicFrameLocks xmlns:a="http://schemas.openxmlformats.org/drawingml/2006/main" noChangeAspect="1"/>
             </wp:cNvGraphicFramePr>
-            <a:graphic>
+            <a:graphic xmlns:a="http://schemas.openxmlformats.org/drawingml/2006/main">
               <a:graphicData uri="http://schemas.openxmlformats.org/drawingml/2006/picture">
-                <pic:pic>
+                <pic:pic xmlns:pic="http://schemas.openxmlformats.org/drawingml/2006/picture">
                   <pic:nvPicPr>
-                    <pic:cNvPr id="0" name="image.png"/>
-                    <pic:cNvPicPr/>
+                    <pic:cNvPr id="0" name="Picture 4"/>
+                    <pic:cNvPicPr>
+                      <a:picLocks noChangeAspect="1" noChangeArrowheads="1"/>
+                    </pic:cNvPicPr>
                   </pic:nvPicPr>
                   <pic:blipFill>
-                    <a:blip r:embed="rId13"/>
+                    <a:blip r:embed="rId9">
+                      <a:extLst>
+                        <a:ext uri="{28A0092B-C50C-407E-A947-70E740481C1C}">
+                          <a14:useLocalDpi xmlns:a14="http://schemas.microsoft.com/office/drawing/2010/main" val="0"/>
+                        </a:ext>
+                      </a:extLst>
+                    </a:blip>
+                    <a:srcRect/>
                     <a:stretch>
                       <a:fillRect/>
                     </a:stretch>
                   </pic:blipFill>
-                  <pic:spPr>
+                  <pic:spPr bwMode="auto">
                     <a:xfrm>
                       <a:off x="0" y="0"/>
-                      <a:ext cx="5688000" cy="3821625"/>
+                      <a:ext cx="4731087" cy="3178502"/>
                     </a:xfrm>
-                    <a:prstGeom prst="rect"/>
+                    <a:prstGeom prst="rect">
+                      <a:avLst/>
+                    </a:prstGeom>
+                    <a:noFill/>
+                    <a:ln>
+                      <a:noFill/>
+                    </a:ln>
                   </pic:spPr>
                 </pic:pic>
               </a:graphicData>
@@ -16831,56 +14594,87 @@
     </w:p>
     <w:p>
       <w:pPr>
-        <w:spacing w:line="360" w:lineRule="auto" w:after="0"/>
-        <w:ind w:firstLine="0"/>
+        <w:spacing w:after="0" w:line="360" w:lineRule="auto"/>
         <w:jc w:val="center"/>
-      </w:pPr>
-      <w:r>
-        <w:rPr>
-          <w:rFonts w:ascii="Times New Roman" w:hAnsi="Times New Roman" w:eastAsia="Times New Roman"/>
-          <w:b w:val="0"/>
+        <w:rPr>
+          <w:lang w:val="ru-RU"/>
+        </w:rPr>
+      </w:pPr>
+      <w:r>
+        <w:rPr>
           <w:sz w:val="24"/>
+          <w:lang w:val="ru-RU"/>
         </w:rPr>
         <w:t>Рисунок Г.2 – Экранная форма работы с клиентами</w:t>
       </w:r>
     </w:p>
     <w:p>
-      <w:r>
+      <w:pPr>
+        <w:rPr>
+          <w:lang w:val="ru-RU"/>
+        </w:rPr>
+      </w:pPr>
+      <w:r>
+        <w:rPr>
+          <w:lang w:val="ru-RU"/>
+        </w:rPr>
         <w:br w:type="page"/>
       </w:r>
     </w:p>
     <w:p>
       <w:pPr>
-        <w:ind w:firstLine="0"/>
         <w:jc w:val="center"/>
-      </w:pPr>
-      <w:r>
+        <w:rPr>
+          <w:lang w:val="ru-RU"/>
+        </w:rPr>
+      </w:pPr>
+      <w:r>
+        <w:rPr>
+          <w:noProof/>
+        </w:rPr>
+        <w:lastRenderedPageBreak/>
         <w:drawing>
-          <wp:inline xmlns:a="http://schemas.openxmlformats.org/drawingml/2006/main" xmlns:pic="http://schemas.openxmlformats.org/drawingml/2006/picture">
-            <wp:extent cx="5688000" cy="3821625"/>
-            <wp:docPr id="3" name="Picture 3"/>
+          <wp:inline distT="0" distB="0" distL="0" distR="0" wp14:anchorId="73C533D0" wp14:editId="458CDE1F">
+            <wp:extent cx="4349750" cy="2922307"/>
+            <wp:effectExtent l="0" t="0" r="0" b="0"/>
+            <wp:docPr id="2058038308" name="Рисунок 4"/>
             <wp:cNvGraphicFramePr>
-              <a:graphicFrameLocks noChangeAspect="1"/>
+              <a:graphicFrameLocks xmlns:a="http://schemas.openxmlformats.org/drawingml/2006/main" noChangeAspect="1"/>
             </wp:cNvGraphicFramePr>
-            <a:graphic>
+            <a:graphic xmlns:a="http://schemas.openxmlformats.org/drawingml/2006/main">
               <a:graphicData uri="http://schemas.openxmlformats.org/drawingml/2006/picture">
-                <pic:pic>
+                <pic:pic xmlns:pic="http://schemas.openxmlformats.org/drawingml/2006/picture">
                   <pic:nvPicPr>
-                    <pic:cNvPr id="0" name="image.png"/>
-                    <pic:cNvPicPr/>
+                    <pic:cNvPr id="0" name="Picture 6"/>
+                    <pic:cNvPicPr>
+                      <a:picLocks noChangeAspect="1" noChangeArrowheads="1"/>
+                    </pic:cNvPicPr>
                   </pic:nvPicPr>
                   <pic:blipFill>
-                    <a:blip r:embed="rId14"/>
+                    <a:blip r:embed="rId10">
+                      <a:extLst>
+                        <a:ext uri="{28A0092B-C50C-407E-A947-70E740481C1C}">
+                          <a14:useLocalDpi xmlns:a14="http://schemas.microsoft.com/office/drawing/2010/main" val="0"/>
+                        </a:ext>
+                      </a:extLst>
+                    </a:blip>
+                    <a:srcRect/>
                     <a:stretch>
                       <a:fillRect/>
                     </a:stretch>
                   </pic:blipFill>
-                  <pic:spPr>
+                  <pic:spPr bwMode="auto">
                     <a:xfrm>
                       <a:off x="0" y="0"/>
-                      <a:ext cx="5688000" cy="3821625"/>
+                      <a:ext cx="4359244" cy="2928685"/>
                     </a:xfrm>
-                    <a:prstGeom prst="rect"/>
+                    <a:prstGeom prst="rect">
+                      <a:avLst/>
+                    </a:prstGeom>
+                    <a:noFill/>
+                    <a:ln>
+                      <a:noFill/>
+                    </a:ln>
                   </pic:spPr>
                 </pic:pic>
               </a:graphicData>
@@ -16891,56 +14685,80 @@
     </w:p>
     <w:p>
       <w:pPr>
-        <w:spacing w:line="360" w:lineRule="auto" w:after="0"/>
-        <w:ind w:firstLine="0"/>
+        <w:spacing w:after="0" w:line="360" w:lineRule="auto"/>
         <w:jc w:val="center"/>
-      </w:pPr>
-      <w:r>
-        <w:rPr>
-          <w:rFonts w:ascii="Times New Roman" w:hAnsi="Times New Roman" w:eastAsia="Times New Roman"/>
-          <w:b w:val="0"/>
+        <w:rPr>
+          <w:lang w:val="ru-RU"/>
+        </w:rPr>
+      </w:pPr>
+      <w:r>
+        <w:rPr>
           <w:sz w:val="24"/>
+          <w:lang w:val="ru-RU"/>
         </w:rPr>
         <w:t>Рисунок Г.3 – Экранная форма учета заявок и оплат</w:t>
       </w:r>
     </w:p>
     <w:p>
-      <w:r>
-        <w:br w:type="page"/>
-      </w:r>
-    </w:p>
-    <w:p>
-      <w:pPr>
-        <w:ind w:firstLine="0"/>
+      <w:pPr>
+        <w:rPr>
+          <w:lang w:val="ru-RU"/>
+        </w:rPr>
+      </w:pPr>
+    </w:p>
+    <w:p>
+      <w:pPr>
         <w:jc w:val="center"/>
-      </w:pPr>
-      <w:r>
+        <w:rPr>
+          <w:lang w:val="ru-RU"/>
+        </w:rPr>
+      </w:pPr>
+      <w:r>
+        <w:rPr>
+          <w:noProof/>
+        </w:rPr>
         <w:drawing>
-          <wp:inline xmlns:a="http://schemas.openxmlformats.org/drawingml/2006/main" xmlns:pic="http://schemas.openxmlformats.org/drawingml/2006/picture">
-            <wp:extent cx="5688000" cy="3821625"/>
-            <wp:docPr id="4" name="Picture 4"/>
+          <wp:inline distT="0" distB="0" distL="0" distR="0" wp14:anchorId="3AFDE1BC" wp14:editId="630BA129">
+            <wp:extent cx="4224932" cy="2838450"/>
+            <wp:effectExtent l="0" t="0" r="4445" b="0"/>
+            <wp:docPr id="1271400958" name="Рисунок 5"/>
             <wp:cNvGraphicFramePr>
-              <a:graphicFrameLocks noChangeAspect="1"/>
+              <a:graphicFrameLocks xmlns:a="http://schemas.openxmlformats.org/drawingml/2006/main" noChangeAspect="1"/>
             </wp:cNvGraphicFramePr>
-            <a:graphic>
+            <a:graphic xmlns:a="http://schemas.openxmlformats.org/drawingml/2006/main">
               <a:graphicData uri="http://schemas.openxmlformats.org/drawingml/2006/picture">
-                <pic:pic>
+                <pic:pic xmlns:pic="http://schemas.openxmlformats.org/drawingml/2006/picture">
                   <pic:nvPicPr>
-                    <pic:cNvPr id="0" name="image.png"/>
-                    <pic:cNvPicPr/>
+                    <pic:cNvPr id="0" name="Picture 8"/>
+                    <pic:cNvPicPr>
+                      <a:picLocks noChangeAspect="1" noChangeArrowheads="1"/>
+                    </pic:cNvPicPr>
                   </pic:nvPicPr>
                   <pic:blipFill>
-                    <a:blip r:embed="rId15"/>
+                    <a:blip r:embed="rId11">
+                      <a:extLst>
+                        <a:ext uri="{28A0092B-C50C-407E-A947-70E740481C1C}">
+                          <a14:useLocalDpi xmlns:a14="http://schemas.microsoft.com/office/drawing/2010/main" val="0"/>
+                        </a:ext>
+                      </a:extLst>
+                    </a:blip>
+                    <a:srcRect/>
                     <a:stretch>
                       <a:fillRect/>
                     </a:stretch>
                   </pic:blipFill>
-                  <pic:spPr>
+                  <pic:spPr bwMode="auto">
                     <a:xfrm>
                       <a:off x="0" y="0"/>
-                      <a:ext cx="5688000" cy="3821625"/>
+                      <a:ext cx="4231510" cy="2842870"/>
                     </a:xfrm>
-                    <a:prstGeom prst="rect"/>
+                    <a:prstGeom prst="rect">
+                      <a:avLst/>
+                    </a:prstGeom>
+                    <a:noFill/>
+                    <a:ln>
+                      <a:noFill/>
+                    </a:ln>
                   </pic:spPr>
                 </pic:pic>
               </a:graphicData>
@@ -16951,56 +14769,87 @@
     </w:p>
     <w:p>
       <w:pPr>
-        <w:spacing w:line="360" w:lineRule="auto" w:after="0"/>
-        <w:ind w:firstLine="0"/>
+        <w:spacing w:after="0" w:line="360" w:lineRule="auto"/>
         <w:jc w:val="center"/>
-      </w:pPr>
-      <w:r>
-        <w:rPr>
-          <w:rFonts w:ascii="Times New Roman" w:hAnsi="Times New Roman" w:eastAsia="Times New Roman"/>
-          <w:b w:val="0"/>
+        <w:rPr>
+          <w:lang w:val="ru-RU"/>
+        </w:rPr>
+      </w:pPr>
+      <w:r>
+        <w:rPr>
           <w:sz w:val="24"/>
+          <w:lang w:val="ru-RU"/>
         </w:rPr>
         <w:t>Рисунок Г.4 – Экранная форма формирования договора</w:t>
       </w:r>
     </w:p>
     <w:p>
-      <w:r>
+      <w:pPr>
+        <w:rPr>
+          <w:lang w:val="ru-RU"/>
+        </w:rPr>
+      </w:pPr>
+      <w:r>
+        <w:rPr>
+          <w:lang w:val="ru-RU"/>
+        </w:rPr>
         <w:br w:type="page"/>
       </w:r>
     </w:p>
     <w:p>
       <w:pPr>
-        <w:ind w:firstLine="0"/>
         <w:jc w:val="center"/>
-      </w:pPr>
-      <w:r>
+        <w:rPr>
+          <w:lang w:val="ru-RU"/>
+        </w:rPr>
+      </w:pPr>
+      <w:r>
+        <w:rPr>
+          <w:noProof/>
+        </w:rPr>
+        <w:lastRenderedPageBreak/>
         <w:drawing>
-          <wp:inline xmlns:a="http://schemas.openxmlformats.org/drawingml/2006/main" xmlns:pic="http://schemas.openxmlformats.org/drawingml/2006/picture">
-            <wp:extent cx="5688000" cy="3821625"/>
-            <wp:docPr id="5" name="Picture 5"/>
+          <wp:inline distT="0" distB="0" distL="0" distR="0" wp14:anchorId="3A6090F5" wp14:editId="2596026F">
+            <wp:extent cx="5407025" cy="3632619"/>
+            <wp:effectExtent l="0" t="0" r="3175" b="6350"/>
+            <wp:docPr id="1908644303" name="Рисунок 6"/>
             <wp:cNvGraphicFramePr>
-              <a:graphicFrameLocks noChangeAspect="1"/>
+              <a:graphicFrameLocks xmlns:a="http://schemas.openxmlformats.org/drawingml/2006/main" noChangeAspect="1"/>
             </wp:cNvGraphicFramePr>
-            <a:graphic>
+            <a:graphic xmlns:a="http://schemas.openxmlformats.org/drawingml/2006/main">
               <a:graphicData uri="http://schemas.openxmlformats.org/drawingml/2006/picture">
-                <pic:pic>
+                <pic:pic xmlns:pic="http://schemas.openxmlformats.org/drawingml/2006/picture">
                   <pic:nvPicPr>
-                    <pic:cNvPr id="0" name="image.png"/>
-                    <pic:cNvPicPr/>
+                    <pic:cNvPr id="0" name="Picture 10"/>
+                    <pic:cNvPicPr>
+                      <a:picLocks noChangeAspect="1" noChangeArrowheads="1"/>
+                    </pic:cNvPicPr>
                   </pic:nvPicPr>
                   <pic:blipFill>
-                    <a:blip r:embed="rId16"/>
+                    <a:blip r:embed="rId12">
+                      <a:extLst>
+                        <a:ext uri="{28A0092B-C50C-407E-A947-70E740481C1C}">
+                          <a14:useLocalDpi xmlns:a14="http://schemas.microsoft.com/office/drawing/2010/main" val="0"/>
+                        </a:ext>
+                      </a:extLst>
+                    </a:blip>
+                    <a:srcRect/>
                     <a:stretch>
                       <a:fillRect/>
                     </a:stretch>
                   </pic:blipFill>
-                  <pic:spPr>
+                  <pic:spPr bwMode="auto">
                     <a:xfrm>
                       <a:off x="0" y="0"/>
-                      <a:ext cx="5688000" cy="3821625"/>
+                      <a:ext cx="5412439" cy="3636256"/>
                     </a:xfrm>
-                    <a:prstGeom prst="rect"/>
+                    <a:prstGeom prst="rect">
+                      <a:avLst/>
+                    </a:prstGeom>
+                    <a:noFill/>
+                    <a:ln>
+                      <a:noFill/>
+                    </a:ln>
                   </pic:spPr>
                 </pic:pic>
               </a:graphicData>
@@ -17011,22 +14860,23 @@
     </w:p>
     <w:p>
       <w:pPr>
-        <w:spacing w:line="360" w:lineRule="auto" w:after="0"/>
-        <w:ind w:firstLine="0"/>
+        <w:spacing w:after="0" w:line="360" w:lineRule="auto"/>
         <w:jc w:val="center"/>
-      </w:pPr>
-      <w:r>
-        <w:rPr>
-          <w:rFonts w:ascii="Times New Roman" w:hAnsi="Times New Roman" w:eastAsia="Times New Roman"/>
-          <w:b w:val="0"/>
+        <w:rPr>
+          <w:lang w:val="ru-RU"/>
+        </w:rPr>
+      </w:pPr>
+      <w:r>
+        <w:rPr>
           <w:sz w:val="24"/>
+          <w:lang w:val="ru-RU"/>
         </w:rPr>
         <w:t>Рисунок Г.5 – Экранная форма справочников направлений и отелей</w:t>
       </w:r>
     </w:p>
     <w:sectPr>
-      <w:footerReference w:type="default" r:id="rId8"/>
-      <w:footerReference w:type="first" r:id="rId9"/>
+      <w:footerReference w:type="default" r:id="rId13"/>
+      <w:footerReference w:type="first" r:id="rId14"/>
       <w:pgSz w:w="11906" w:h="16838"/>
       <w:pgMar w:top="1134" w:right="850" w:bottom="1134" w:left="1701" w:header="720" w:footer="720" w:gutter="0"/>
       <w:cols w:space="720"/>
@@ -17741,7 +15591,7 @@
       <w:outlineLvl w:val="0"/>
     </w:pPr>
     <w:rPr>
-      <w:rFonts w:cstheme="majorBidi" w:ascii="Times New Roman" w:hAnsi="Times New Roman" w:eastAsia="Times New Roman"/>
+      <w:rFonts w:cstheme="majorBidi"/>
       <w:b/>
       <w:bCs/>
       <w:color w:val="000000"/>
@@ -17766,7 +15616,7 @@
       <w:outlineLvl w:val="1"/>
     </w:pPr>
     <w:rPr>
-      <w:rFonts w:cstheme="majorBidi" w:ascii="Times New Roman" w:hAnsi="Times New Roman" w:eastAsia="Times New Roman"/>
+      <w:rFonts w:cstheme="majorBidi"/>
       <w:b/>
       <w:bCs/>
       <w:color w:val="000000"/>
@@ -17790,7 +15640,7 @@
       <w:outlineLvl w:val="2"/>
     </w:pPr>
     <w:rPr>
-      <w:rFonts w:asciiTheme="majorHAnsi" w:eastAsiaTheme="majorEastAsia" w:hAnsiTheme="majorHAnsi" w:cstheme="majorBidi" w:ascii="Times New Roman" w:hAnsi="Times New Roman" w:eastAsia="Times New Roman"/>
+      <w:rFonts w:asciiTheme="majorHAnsi" w:eastAsiaTheme="majorEastAsia" w:hAnsiTheme="majorHAnsi" w:cstheme="majorBidi"/>
       <w:b/>
       <w:bCs/>
       <w:color w:val="000000"/>
